--- a/practice-set-1.docx
+++ b/practice-set-1.docx
@@ -6,8 +6,6 @@
       <w:pPr>
         <w:pStyle w:val="Heading1"/>
       </w:pPr>
-      <w:bookmarkStart w:id="0" w:name="_GoBack"/>
-      <w:bookmarkEnd w:id="0"/>
       <w:r>
         <w:t>Question 1 – E-Commerce Daily Order Analysis using NumPy</w:t>
       </w:r>
@@ -23,10 +21,7 @@
     </w:p>
     <w:p>
       <w:r>
-        <w:t>An e-commerce analytics team tracks the number of orders received by an</w:t>
-      </w:r>
-      <w:r>
-        <w:t xml:space="preserve"> online store each day. Each value in a NumPy array represents the number of orders received on a specific day.</w:t>
+        <w:t>An e-commerce analytics team tracks the number of orders received by an online store each day. Each value in a NumPy array represents the number of orders received on a specific day.</w:t>
       </w:r>
     </w:p>
     <w:p>
@@ -67,10 +62,7 @@
         <w:spacing w:after="20"/>
       </w:pPr>
       <w:r>
-        <w:t>Categorize order-vo</w:t>
-      </w:r>
-      <w:r>
-        <w:t>lume levels</w:t>
+        <w:t>Categorize order-volume levels</w:t>
       </w:r>
     </w:p>
     <w:p>
@@ -129,10 +121,7 @@
         <w:spacing w:after="20"/>
       </w:pPr>
       <w:r>
-        <w:t xml:space="preserve">Implement all functions at module </w:t>
-      </w:r>
-      <w:r>
-        <w:t>level.</w:t>
+        <w:t>Implement all functions at module level.</w:t>
       </w:r>
     </w:p>
     <w:p>
@@ -222,10 +211,7 @@
         <w:spacing w:after="20"/>
       </w:pPr>
       <w:r>
-        <w:t>Formatting</w:t>
-      </w:r>
-      <w:r>
-        <w:t xml:space="preserve"> numeric values</w:t>
+        <w:t>Formatting numeric values</w:t>
       </w:r>
     </w:p>
     <w:p>
@@ -338,20 +324,90 @@
     <w:p>
       <w:pPr>
         <w:ind w:left="360"/>
+        <w:rPr>
+          <w:rFonts w:ascii="Courier New" w:hAnsi="Courier New"/>
+          <w:sz w:val="19"/>
+        </w:rPr>
       </w:pPr>
+      <w:proofErr w:type="gramStart"/>
       <w:r>
         <w:rPr>
           <w:rFonts w:ascii="Courier New" w:hAnsi="Courier New"/>
           <w:sz w:val="19"/>
         </w:rPr>
-        <w:t>def validate_orders_array(ord</w:t>
+        <w:t>def</w:t>
       </w:r>
+      <w:proofErr w:type="gramEnd"/>
       <w:r>
         <w:rPr>
           <w:rFonts w:ascii="Courier New" w:hAnsi="Courier New"/>
           <w:sz w:val="19"/>
         </w:rPr>
-        <w:t>ers_array: np.ndarray) -&gt; bool:</w:t>
+        <w:t xml:space="preserve"> </w:t>
+      </w:r>
+      <w:proofErr w:type="spellStart"/>
+      <w:r>
+        <w:rPr>
+          <w:rFonts w:ascii="Courier New" w:hAnsi="Courier New"/>
+          <w:sz w:val="19"/>
+        </w:rPr>
+        <w:t>validate_orders_array</w:t>
+      </w:r>
+      <w:proofErr w:type="spellEnd"/>
+      <w:r>
+        <w:rPr>
+          <w:rFonts w:ascii="Courier New" w:hAnsi="Courier New"/>
+          <w:sz w:val="19"/>
+        </w:rPr>
+        <w:t>(</w:t>
+      </w:r>
+      <w:proofErr w:type="spellStart"/>
+      <w:r>
+        <w:rPr>
+          <w:rFonts w:ascii="Courier New" w:hAnsi="Courier New"/>
+          <w:sz w:val="19"/>
+        </w:rPr>
+        <w:t>orders_array</w:t>
+      </w:r>
+      <w:proofErr w:type="spellEnd"/>
+      <w:r>
+        <w:rPr>
+          <w:rFonts w:ascii="Courier New" w:hAnsi="Courier New"/>
+          <w:sz w:val="19"/>
+        </w:rPr>
+        <w:t xml:space="preserve">: </w:t>
+      </w:r>
+      <w:proofErr w:type="spellStart"/>
+      <w:r>
+        <w:rPr>
+          <w:rFonts w:ascii="Courier New" w:hAnsi="Courier New"/>
+          <w:sz w:val="19"/>
+        </w:rPr>
+        <w:t>np.ndarray</w:t>
+      </w:r>
+      <w:proofErr w:type="spellEnd"/>
+      <w:r>
+        <w:rPr>
+          <w:rFonts w:ascii="Courier New" w:hAnsi="Courier New"/>
+          <w:sz w:val="19"/>
+        </w:rPr>
+        <w:t xml:space="preserve">) -&gt; </w:t>
+      </w:r>
+      <w:proofErr w:type="spellStart"/>
+      <w:r>
+        <w:rPr>
+          <w:rFonts w:ascii="Courier New" w:hAnsi="Courier New"/>
+          <w:sz w:val="19"/>
+        </w:rPr>
+        <w:t>bool</w:t>
+      </w:r>
+      <w:proofErr w:type="spellEnd"/>
+      <w:r>
+        <w:rPr>
+          <w:rFonts w:ascii="Courier New" w:hAnsi="Courier New"/>
+          <w:sz w:val="19"/>
+        </w:rPr>
+        <w:t>:</w:t>
       </w:r>
     </w:p>
     <w:p>
@@ -417,10 +473,7 @@
         <w:spacing w:after="20"/>
       </w:pPr>
       <w:r>
-        <w:t xml:space="preserve">Check that all values are </w:t>
-      </w:r>
-      <w:r>
-        <w:t>greater than or equal to 0.</w:t>
+        <w:t>Check that all values are greater than or equal to 0.</w:t>
       </w:r>
     </w:p>
     <w:p>
@@ -472,14 +525,7 @@
           <w:rFonts w:ascii="Courier New" w:hAnsi="Courier New"/>
           <w:sz w:val="19"/>
         </w:rPr>
-        <w:t>compute_</w:t>
-      </w:r>
-      <w:r>
-        <w:rPr>
-          <w:rFonts w:ascii="Courier New" w:hAnsi="Courier New"/>
-          <w:sz w:val="19"/>
-        </w:rPr>
-        <w:t>order_metrics(np.array([120, 360, 190, 540, 780]))</w:t>
+        <w:t>compute_order_metrics(np.array([120, 360, 190, 540, 780]))</w:t>
       </w:r>
     </w:p>
     <w:p>
@@ -537,10 +583,7 @@
         <w:spacing w:after="20"/>
       </w:pPr>
       <w:r>
-        <w:t xml:space="preserve">Return a </w:t>
-      </w:r>
-      <w:r>
-        <w:t>tuple (total, average, maximum).</w:t>
+        <w:t>Return a tuple (total, average, maximum).</w:t>
       </w:r>
     </w:p>
     <w:p>
@@ -583,14 +626,7 @@
           <w:rFonts w:ascii="Courier New" w:hAnsi="Courier New"/>
           <w:sz w:val="19"/>
         </w:rPr>
-        <w:t>categorize_order_leve</w:t>
-      </w:r>
-      <w:r>
-        <w:rPr>
-          <w:rFonts w:ascii="Courier New" w:hAnsi="Courier New"/>
-          <w:sz w:val="19"/>
-        </w:rPr>
-        <w:t>ls(np.array([120, 360, 190, 540, 780]))</w:t>
+        <w:t>categorize_order_levels(np.array([120, 360, 190, 540, 780]))</w:t>
       </w:r>
     </w:p>
     <w:p>
@@ -639,10 +675,7 @@
         <w:spacing w:after="20"/>
       </w:pPr>
       <w:r>
-        <w:t>Orders &gt;= 500 → "High Vo</w:t>
-      </w:r>
-      <w:r>
-        <w:t>lume"</w:t>
+        <w:t>Orders &gt;= 500 → "High Volume"</w:t>
       </w:r>
     </w:p>
     <w:p>
@@ -682,10 +715,7 @@
     </w:p>
     <w:p>
       <w:r>
-        <w:t>Example I</w:t>
-      </w:r>
-      <w:r>
-        <w:t>nput:</w:t>
+        <w:t>Example Input:</w:t>
       </w:r>
     </w:p>
     <w:p>
@@ -737,10 +767,7 @@
         <w:spacing w:after="20"/>
       </w:pPr>
       <w:r>
-        <w:t xml:space="preserve">Use a for loop to iterate over the array. When the current value is </w:t>
-      </w:r>
-      <w:r>
-        <w:t>greater than the earlier value, increase current_streak by 1.</w:t>
+        <w:t>Use a for loop to iterate over the array. When the current value is greater than the earlier value, increase current_streak by 1.</w:t>
       </w:r>
     </w:p>
     <w:p>
@@ -793,14 +820,7 @@
           <w:rFonts w:ascii="Courier New" w:hAnsi="Courier New"/>
           <w:sz w:val="19"/>
         </w:rPr>
-        <w:t>de</w:t>
-      </w:r>
-      <w:r>
-        <w:rPr>
-          <w:rFonts w:ascii="Courier New" w:hAnsi="Courier New"/>
-          <w:sz w:val="19"/>
-        </w:rPr>
-        <w:t>f format_order_counts(orders_array: np.ndarray) -&gt; np.ndarray:</w:t>
+        <w:t>def format_order_counts(orders_array: np.ndarray) -&gt; np.ndarray:</w:t>
       </w:r>
     </w:p>
     <w:p>
@@ -848,10 +868,7 @@
         <w:spacing w:after="20"/>
       </w:pPr>
       <w:r>
-        <w:t xml:space="preserve">Convert each order count into a formatted </w:t>
-      </w:r>
-      <w:r>
-        <w:t>string.</w:t>
+        <w:t>Convert each order count into a formatted string.</w:t>
       </w:r>
     </w:p>
     <w:p>
@@ -896,10 +913,7 @@
     </w:p>
     <w:p>
       <w:r>
-        <w:t>A Vehicle Service Tracker monitors customers' vehicles, tracks completed service visits, an</w:t>
-      </w:r>
-      <w:r>
-        <w:t>d records the total service amount spent. Each customer has:</w:t>
+        <w:t>A Vehicle Service Tracker monitors customers' vehicles, tracks completed service visits, and records the total service amount spent. Each customer has:</w:t>
       </w:r>
     </w:p>
     <w:p>
@@ -1016,10 +1030,7 @@
     </w:p>
     <w:p>
       <w:r>
-        <w:t>Constructor not needed</w:t>
-      </w:r>
-      <w:r>
-        <w:t xml:space="preserve"> if creating, follow the following recommendation:</w:t>
+        <w:t>Constructor not needed if creating, follow the following recommendation:</w:t>
       </w:r>
     </w:p>
     <w:p>
@@ -1074,14 +1085,7 @@
           <w:rFonts w:ascii="Courier New" w:hAnsi="Courier New"/>
           <w:sz w:val="19"/>
         </w:rPr>
-        <w:t>def register_customer(self, service_data: dict, customer_name: str) -&gt; di</w:t>
-      </w:r>
-      <w:r>
-        <w:rPr>
-          <w:rFonts w:ascii="Courier New" w:hAnsi="Courier New"/>
-          <w:sz w:val="19"/>
-        </w:rPr>
-        <w:t>ct:</w:t>
+        <w:t>def register_customer(self, service_data: dict, customer_name: str) -&gt; dict:</w:t>
       </w:r>
     </w:p>
     <w:p>
@@ -1156,10 +1160,7 @@
         <w:spacing w:after="20"/>
       </w:pPr>
       <w:r>
-        <w:t>Return the updated dict</w:t>
-      </w:r>
-      <w:r>
-        <w:t>ionary.</w:t>
+        <w:t>Return the updated dictionary.</w:t>
       </w:r>
     </w:p>
     <w:p>
@@ -1202,14 +1203,7 @@
           <w:rFonts w:ascii="Courier New" w:hAnsi="Courier New"/>
           <w:sz w:val="19"/>
         </w:rPr>
-        <w:t>log_servic</w:t>
-      </w:r>
-      <w:r>
-        <w:rPr>
-          <w:rFonts w:ascii="Courier New" w:hAnsi="Courier New"/>
-          <w:sz w:val="19"/>
-        </w:rPr>
-        <w:t>e({'Arjun': {'services': 2, 'amount': 5000, 'status': 'New'}}, "Arjun", 3000)</w:t>
+        <w:t>log_service({'Arjun': {'services': 2, 'amount': 5000, 'status': 'New'}}, "Arjun", 3000)</w:t>
       </w:r>
     </w:p>
     <w:p>
@@ -1240,10 +1234,7 @@
         <w:spacing w:after="20"/>
       </w:pPr>
       <w:r>
-        <w:t>Check if the customer exists; if not, raise KeyError ("Error: Customer not found</w:t>
-      </w:r>
-      <w:r>
-        <w:t>").</w:t>
+        <w:t>Check if the customer exists; if not, raise KeyError ("Error: Customer not found").</w:t>
       </w:r>
     </w:p>
     <w:p>
@@ -1284,10 +1275,7 @@
     </w:p>
     <w:p>
       <w:r>
-        <w:t xml:space="preserve">Computes the average amount paid per service visit for a given </w:t>
-      </w:r>
-      <w:r>
-        <w:t>customer.</w:t>
+        <w:t>Computes the average amount paid per service visit for a given customer.</w:t>
       </w:r>
     </w:p>
     <w:p>
@@ -1347,10 +1335,7 @@
         <w:spacing w:after="20"/>
       </w:pPr>
       <w:r>
-        <w:t>If cu</w:t>
-      </w:r>
-      <w:r>
-        <w:t>stomer service count is =0, raise KeyError, ("Error: Invalid customer or no services").</w:t>
+        <w:t>If customer service count is =0, raise KeyError, ("Error: Invalid customer or no services").</w:t>
       </w:r>
     </w:p>
     <w:p>
@@ -1382,10 +1367,7 @@
     </w:p>
     <w:p>
       <w:r>
-        <w:t>Returns a report categorizing customers as "Basic", "Regular", or "Premium"</w:t>
-      </w:r>
-      <w:r>
-        <w:t xml:space="preserve"> based on total amount paid.</w:t>
+        <w:t>Returns a report categorizing customers as "Basic", "Regular", or "Premium" based on total amount paid.</w:t>
       </w:r>
     </w:p>
     <w:p>
@@ -1446,14 +1428,7 @@
           <w:rFonts w:ascii="Courier New" w:hAnsi="Courier New"/>
           <w:sz w:val="19"/>
         </w:rPr>
-        <w:t>{'Arjun': {'services': 3, 'amount': 8000, 'status': 'New'},</w:t>
-      </w:r>
-      <w:r>
-        <w:rPr>
-          <w:rFonts w:ascii="Courier New" w:hAnsi="Courier New"/>
-          <w:sz w:val="19"/>
-        </w:rPr>
-        <w:t xml:space="preserve"> 'Neha': {'services': 10, 'amount': 45000, 'status': 'Regular'}}</w:t>
+        <w:t>{'Arjun': {'services': 3, 'amount': 8000, 'status': 'New'}, 'Neha': {'services': 10, 'amount': 45000, 'status': 'Regular'}}</w:t>
       </w:r>
     </w:p>
     <w:p>
@@ -1493,10 +1468,7 @@
         <w:spacing w:after="20"/>
       </w:pPr>
       <w:r>
-        <w:t>Iterate over input dictionary and fetch amount - service_data[customer_name]["amount"]</w:t>
-      </w:r>
-      <w:r>
-        <w:t>.</w:t>
+        <w:t>Iterate over input dictionary and fetch amount - service_data[customer_name]["amount"].</w:t>
       </w:r>
     </w:p>
     <w:p>
@@ -1517,5995 +1489,284 @@
         <w:t>Return the updated dictionary.</w:t>
       </w:r>
     </w:p>
+    <w:p/>
     <w:p>
       <w:r>
-        <w:br w:type="page"/>
+        <w:t>Question 3:</w:t>
       </w:r>
     </w:p>
     <w:p>
       <w:pPr>
-        <w:pStyle w:val="Heading1"/>
+        <w:pStyle w:val="Heading2"/>
       </w:pPr>
       <w:r>
-        <w:t>Question 3 – Hotel Booking Details with Guest, Room, and Hotel Section</w:t>
+        <w:t xml:space="preserve">Fitness Tracker Analyzer Using </w:t>
       </w:r>
+      <w:proofErr w:type="spellStart"/>
+      <w:r>
+        <w:t>NumPy</w:t>
+      </w:r>
+      <w:proofErr w:type="spellEnd"/>
     </w:p>
     <w:p>
+      <w:pPr>
+        <w:pStyle w:val="x1ghz6dp"/>
+      </w:pPr>
+      <w:r>
+        <w:t xml:space="preserve">Develop a Python program named </w:t>
+      </w:r>
+      <w:proofErr w:type="spellStart"/>
       <w:r>
         <w:rPr>
-          <w:b/>
-          <w:sz w:val="22"/>
+          <w:rStyle w:val="HTMLCode"/>
         </w:rPr>
-        <w:t>Database Description</w:t>
+        <w:t>FitnessTrackerAnalyzer</w:t>
       </w:r>
-    </w:p>
-    <w:p>
+      <w:proofErr w:type="spellEnd"/>
       <w:r>
-        <w:t xml:space="preserve">The hotel_booking database is designed to efficiently organize and manage hotel </w:t>
+        <w:t xml:space="preserve"> to </w:t>
       </w:r>
+      <w:proofErr w:type="spellStart"/>
       <w:r>
-        <w:t>operations. It maintains structured records of hotel sections, rooms, guests, and bookings. The system enables tracking of guest-room bookings, room categories, booking dates, and booking statuses, supporting both operational reporting and administrative d</w:t>
+        <w:t>analyze</w:t>
       </w:r>
+      <w:proofErr w:type="spellEnd"/>
       <w:r>
-        <w:t>ecision-making.</w:t>
+        <w:t xml:space="preserve"> fitness readings using the </w:t>
       </w:r>
-    </w:p>
-    <w:p>
+      <w:proofErr w:type="spellStart"/>
       <w:r>
-        <w:rPr>
-          <w:b/>
-          <w:sz w:val="22"/>
-        </w:rPr>
-        <w:t>Schema Specification</w:t>
+        <w:t>NumPy</w:t>
       </w:r>
-    </w:p>
-    <w:p>
+      <w:proofErr w:type="spellEnd"/>
       <w:r>
-        <w:rPr>
-          <w:b/>
-        </w:rPr>
-        <w:t>Table: Sections</w:t>
+        <w:t xml:space="preserve"> library. The program should accept a list of fitness readings, convert them into a </w:t>
       </w:r>
-    </w:p>
-    <w:tbl>
-      <w:tblPr>
-        <w:tblStyle w:val="TableGrid"/>
-        <w:tblW w:w="0" w:type="auto"/>
-        <w:jc w:val="center"/>
-        <w:tblLook w:val="04A0" w:firstRow="1" w:lastRow="0" w:firstColumn="1" w:lastColumn="0" w:noHBand="0" w:noVBand="1"/>
-      </w:tblPr>
-      <w:tblGrid>
-        <w:gridCol w:w="2556"/>
-        <w:gridCol w:w="2556"/>
-        <w:gridCol w:w="2556"/>
-        <w:gridCol w:w="2556"/>
-      </w:tblGrid>
-      <w:tr>
-        <w:trPr>
-          <w:jc w:val="center"/>
-        </w:trPr>
-        <w:tc>
-          <w:tcPr>
-            <w:tcW w:w="2556" w:type="dxa"/>
-            <w:shd w:val="clear" w:color="auto" w:fill="FFF2CC"/>
-            <w:vAlign w:val="center"/>
-          </w:tcPr>
-          <w:p>
-            <w:r>
-              <w:rPr>
-                <w:b/>
-                <w:sz w:val="18"/>
-              </w:rPr>
-              <w:t>Column Name</w:t>
-            </w:r>
-          </w:p>
-        </w:tc>
-        <w:tc>
-          <w:tcPr>
-            <w:tcW w:w="2556" w:type="dxa"/>
-            <w:shd w:val="clear" w:color="auto" w:fill="FFF2CC"/>
-            <w:vAlign w:val="center"/>
-          </w:tcPr>
-          <w:p>
-            <w:r>
-              <w:rPr>
-                <w:b/>
-                <w:sz w:val="18"/>
-              </w:rPr>
-              <w:t>Data Type</w:t>
-            </w:r>
-          </w:p>
-        </w:tc>
-        <w:tc>
-          <w:tcPr>
-            <w:tcW w:w="2556" w:type="dxa"/>
-            <w:shd w:val="clear" w:color="auto" w:fill="FFF2CC"/>
-            <w:vAlign w:val="center"/>
-          </w:tcPr>
-          <w:p>
-            <w:r>
-              <w:rPr>
-                <w:b/>
-                <w:sz w:val="18"/>
-              </w:rPr>
-              <w:t>Constraints</w:t>
-            </w:r>
-          </w:p>
-        </w:tc>
-        <w:tc>
-          <w:tcPr>
-            <w:tcW w:w="2556" w:type="dxa"/>
-            <w:shd w:val="clear" w:color="auto" w:fill="FFF2CC"/>
-            <w:vAlign w:val="center"/>
-          </w:tcPr>
-          <w:p>
-            <w:r>
-              <w:rPr>
-                <w:b/>
-                <w:sz w:val="18"/>
-              </w:rPr>
-              <w:t>Description</w:t>
-            </w:r>
-          </w:p>
-        </w:tc>
-      </w:tr>
-      <w:tr>
-        <w:trPr>
-          <w:jc w:val="center"/>
-        </w:trPr>
-        <w:tc>
-          <w:tcPr>
-            <w:tcW w:w="2556" w:type="dxa"/>
-            <w:vAlign w:val="center"/>
-          </w:tcPr>
-          <w:p>
-            <w:r>
-              <w:rPr>
-                <w:sz w:val="18"/>
-              </w:rPr>
-              <w:t>section_id</w:t>
-            </w:r>
-          </w:p>
-        </w:tc>
-        <w:tc>
-          <w:tcPr>
-            <w:tcW w:w="2556" w:type="dxa"/>
-            <w:vAlign w:val="center"/>
-          </w:tcPr>
-          <w:p>
-            <w:r>
-              <w:rPr>
-                <w:sz w:val="18"/>
-              </w:rPr>
-              <w:t>INT</w:t>
-            </w:r>
-          </w:p>
-        </w:tc>
-        <w:tc>
-          <w:tcPr>
-            <w:tcW w:w="2556" w:type="dxa"/>
-            <w:vAlign w:val="center"/>
-          </w:tcPr>
-          <w:p>
-            <w:r>
-              <w:rPr>
-                <w:sz w:val="18"/>
-              </w:rPr>
-              <w:t>PRIMARY KEY</w:t>
-            </w:r>
-          </w:p>
-        </w:tc>
-        <w:tc>
-          <w:tcPr>
-            <w:tcW w:w="2556" w:type="dxa"/>
-            <w:vAlign w:val="center"/>
-          </w:tcPr>
-          <w:p>
-            <w:r>
-              <w:rPr>
-                <w:sz w:val="18"/>
-              </w:rPr>
-              <w:t>Unique identifier for section</w:t>
-            </w:r>
-          </w:p>
-        </w:tc>
-      </w:tr>
-      <w:tr>
-        <w:trPr>
-          <w:jc w:val="center"/>
-        </w:trPr>
-        <w:tc>
-          <w:tcPr>
-            <w:tcW w:w="2556" w:type="dxa"/>
-            <w:vAlign w:val="center"/>
-          </w:tcPr>
-          <w:p>
-            <w:r>
-              <w:rPr>
-                <w:sz w:val="18"/>
-              </w:rPr>
-              <w:t>section_name</w:t>
-            </w:r>
-          </w:p>
-        </w:tc>
-        <w:tc>
-          <w:tcPr>
-            <w:tcW w:w="2556" w:type="dxa"/>
-            <w:vAlign w:val="center"/>
-          </w:tcPr>
-          <w:p>
-            <w:r>
-              <w:rPr>
-                <w:sz w:val="18"/>
-              </w:rPr>
-              <w:t>VARCHAR(100)</w:t>
-            </w:r>
-          </w:p>
-        </w:tc>
-        <w:tc>
-          <w:tcPr>
-            <w:tcW w:w="2556" w:type="dxa"/>
-            <w:vAlign w:val="center"/>
-          </w:tcPr>
-          <w:p>
-            <w:r>
-              <w:rPr>
-                <w:sz w:val="18"/>
-              </w:rPr>
-              <w:t>NOT NULL</w:t>
-            </w:r>
-          </w:p>
-        </w:tc>
-        <w:tc>
-          <w:tcPr>
-            <w:tcW w:w="2556" w:type="dxa"/>
-            <w:vAlign w:val="center"/>
-          </w:tcPr>
-          <w:p>
-            <w:r>
-              <w:rPr>
-                <w:sz w:val="18"/>
-              </w:rPr>
-              <w:t>Name of the hotel section</w:t>
-            </w:r>
-          </w:p>
-        </w:tc>
-      </w:tr>
-    </w:tbl>
-    <w:p>
+      <w:proofErr w:type="spellStart"/>
       <w:r>
-        <w:rPr>
-          <w:b/>
-        </w:rPr>
-        <w:t>Table: Rooms</w:t>
+        <w:t>NumPy</w:t>
       </w:r>
-    </w:p>
-    <w:tbl>
-      <w:tblPr>
-        <w:tblStyle w:val="TableGrid"/>
-        <w:tblW w:w="0" w:type="auto"/>
-        <w:jc w:val="center"/>
-        <w:tblLook w:val="04A0" w:firstRow="1" w:lastRow="0" w:firstColumn="1" w:lastColumn="0" w:noHBand="0" w:noVBand="1"/>
-      </w:tblPr>
-      <w:tblGrid>
-        <w:gridCol w:w="2556"/>
-        <w:gridCol w:w="2556"/>
-        <w:gridCol w:w="2556"/>
-        <w:gridCol w:w="2556"/>
-      </w:tblGrid>
-      <w:tr>
-        <w:trPr>
-          <w:jc w:val="center"/>
-        </w:trPr>
-        <w:tc>
-          <w:tcPr>
-            <w:tcW w:w="2556" w:type="dxa"/>
-            <w:shd w:val="clear" w:color="auto" w:fill="FFF2CC"/>
-            <w:vAlign w:val="center"/>
-          </w:tcPr>
-          <w:p>
-            <w:r>
-              <w:rPr>
-                <w:b/>
-                <w:sz w:val="18"/>
-              </w:rPr>
-              <w:t>Column Name</w:t>
-            </w:r>
-          </w:p>
-        </w:tc>
-        <w:tc>
-          <w:tcPr>
-            <w:tcW w:w="2556" w:type="dxa"/>
-            <w:shd w:val="clear" w:color="auto" w:fill="FFF2CC"/>
-            <w:vAlign w:val="center"/>
-          </w:tcPr>
-          <w:p>
-            <w:r>
-              <w:rPr>
-                <w:b/>
-                <w:sz w:val="18"/>
-              </w:rPr>
-              <w:t>Data Type</w:t>
-            </w:r>
-          </w:p>
-        </w:tc>
-        <w:tc>
-          <w:tcPr>
-            <w:tcW w:w="2556" w:type="dxa"/>
-            <w:shd w:val="clear" w:color="auto" w:fill="FFF2CC"/>
-            <w:vAlign w:val="center"/>
-          </w:tcPr>
-          <w:p>
-            <w:r>
-              <w:rPr>
-                <w:b/>
-                <w:sz w:val="18"/>
-              </w:rPr>
-              <w:t>Constraints</w:t>
-            </w:r>
-          </w:p>
-        </w:tc>
-        <w:tc>
-          <w:tcPr>
-            <w:tcW w:w="2556" w:type="dxa"/>
-            <w:shd w:val="clear" w:color="auto" w:fill="FFF2CC"/>
-            <w:vAlign w:val="center"/>
-          </w:tcPr>
-          <w:p>
-            <w:r>
-              <w:rPr>
-                <w:b/>
-                <w:sz w:val="18"/>
-              </w:rPr>
-              <w:t>Description</w:t>
-            </w:r>
-          </w:p>
-        </w:tc>
-      </w:tr>
-      <w:tr>
-        <w:trPr>
-          <w:jc w:val="center"/>
-        </w:trPr>
-        <w:tc>
-          <w:tcPr>
-            <w:tcW w:w="2556" w:type="dxa"/>
-            <w:vAlign w:val="center"/>
-          </w:tcPr>
-          <w:p>
-            <w:r>
-              <w:rPr>
-                <w:sz w:val="18"/>
-              </w:rPr>
-              <w:t>room_id</w:t>
-            </w:r>
-          </w:p>
-        </w:tc>
-        <w:tc>
-          <w:tcPr>
-            <w:tcW w:w="2556" w:type="dxa"/>
-            <w:vAlign w:val="center"/>
-          </w:tcPr>
-          <w:p>
-            <w:r>
-              <w:rPr>
-                <w:sz w:val="18"/>
-              </w:rPr>
-              <w:t>INT</w:t>
-            </w:r>
-          </w:p>
-        </w:tc>
-        <w:tc>
-          <w:tcPr>
-            <w:tcW w:w="2556" w:type="dxa"/>
-            <w:vAlign w:val="center"/>
-          </w:tcPr>
-          <w:p>
-            <w:r>
-              <w:rPr>
-                <w:sz w:val="18"/>
-              </w:rPr>
-              <w:t>PRIMARY KEY</w:t>
-            </w:r>
-          </w:p>
-        </w:tc>
-        <w:tc>
-          <w:tcPr>
-            <w:tcW w:w="2556" w:type="dxa"/>
-            <w:vAlign w:val="center"/>
-          </w:tcPr>
-          <w:p>
-            <w:r>
-              <w:rPr>
-                <w:sz w:val="18"/>
-              </w:rPr>
-              <w:t>Unique room ID</w:t>
-            </w:r>
-          </w:p>
-        </w:tc>
-      </w:tr>
-      <w:tr>
-        <w:trPr>
-          <w:jc w:val="center"/>
-        </w:trPr>
-        <w:tc>
-          <w:tcPr>
-            <w:tcW w:w="2556" w:type="dxa"/>
-            <w:vAlign w:val="center"/>
-          </w:tcPr>
-          <w:p>
-            <w:r>
-              <w:rPr>
-                <w:sz w:val="18"/>
-              </w:rPr>
-              <w:t>room_number</w:t>
-            </w:r>
-          </w:p>
-        </w:tc>
-        <w:tc>
-          <w:tcPr>
-            <w:tcW w:w="2556" w:type="dxa"/>
-            <w:vAlign w:val="center"/>
-          </w:tcPr>
-          <w:p>
-            <w:r>
-              <w:rPr>
-                <w:sz w:val="18"/>
-              </w:rPr>
-              <w:t>VARCHAR(10)</w:t>
-            </w:r>
-          </w:p>
-        </w:tc>
-        <w:tc>
-          <w:tcPr>
-            <w:tcW w:w="2556" w:type="dxa"/>
-            <w:vAlign w:val="center"/>
-          </w:tcPr>
-          <w:p>
-            <w:r>
-              <w:rPr>
-                <w:sz w:val="18"/>
-              </w:rPr>
-              <w:t>NOT NULL</w:t>
-            </w:r>
-          </w:p>
-        </w:tc>
-        <w:tc>
-          <w:tcPr>
-            <w:tcW w:w="2556" w:type="dxa"/>
-            <w:vAlign w:val="center"/>
-          </w:tcPr>
-          <w:p>
-            <w:r>
-              <w:rPr>
-                <w:sz w:val="18"/>
-              </w:rPr>
-              <w:t>Hotel room number</w:t>
-            </w:r>
-          </w:p>
-        </w:tc>
-      </w:tr>
-      <w:tr>
-        <w:trPr>
-          <w:jc w:val="center"/>
-        </w:trPr>
-        <w:tc>
-          <w:tcPr>
-            <w:tcW w:w="2556" w:type="dxa"/>
-            <w:vAlign w:val="center"/>
-          </w:tcPr>
-          <w:p>
-            <w:r>
-              <w:rPr>
-                <w:sz w:val="18"/>
-              </w:rPr>
-              <w:t>room_type</w:t>
-            </w:r>
-          </w:p>
-        </w:tc>
-        <w:tc>
-          <w:tcPr>
-            <w:tcW w:w="2556" w:type="dxa"/>
-            <w:vAlign w:val="center"/>
-          </w:tcPr>
-          <w:p>
-            <w:r>
-              <w:rPr>
-                <w:sz w:val="18"/>
-              </w:rPr>
-              <w:t>VARCHAR(50)</w:t>
-            </w:r>
-          </w:p>
-        </w:tc>
-        <w:tc>
-          <w:tcPr>
-            <w:tcW w:w="2556" w:type="dxa"/>
-            <w:vAlign w:val="center"/>
-          </w:tcPr>
-          <w:p/>
-        </w:tc>
-        <w:tc>
-          <w:tcPr>
-            <w:tcW w:w="2556" w:type="dxa"/>
-            <w:vAlign w:val="center"/>
-          </w:tcPr>
-          <w:p>
-            <w:r>
-              <w:rPr>
-                <w:sz w:val="18"/>
-              </w:rPr>
-              <w:t>Type of room</w:t>
-            </w:r>
-          </w:p>
-        </w:tc>
-      </w:tr>
-      <w:tr>
-        <w:trPr>
-          <w:jc w:val="center"/>
-        </w:trPr>
-        <w:tc>
-          <w:tcPr>
-            <w:tcW w:w="2556" w:type="dxa"/>
-            <w:vAlign w:val="center"/>
-          </w:tcPr>
-          <w:p>
-            <w:r>
-              <w:rPr>
-                <w:sz w:val="18"/>
-              </w:rPr>
-              <w:t>section_id</w:t>
-            </w:r>
-          </w:p>
-        </w:tc>
-        <w:tc>
-          <w:tcPr>
-            <w:tcW w:w="2556" w:type="dxa"/>
-            <w:vAlign w:val="center"/>
-          </w:tcPr>
-          <w:p>
-            <w:r>
-              <w:rPr>
-                <w:sz w:val="18"/>
-              </w:rPr>
-              <w:t>INT</w:t>
-            </w:r>
-          </w:p>
-        </w:tc>
-        <w:tc>
-          <w:tcPr>
-            <w:tcW w:w="2556" w:type="dxa"/>
-            <w:vAlign w:val="center"/>
-          </w:tcPr>
-          <w:p>
-            <w:r>
-              <w:rPr>
-                <w:sz w:val="18"/>
-              </w:rPr>
-              <w:t>FOREIGN KEY → Sections(section_id)</w:t>
-            </w:r>
-          </w:p>
-        </w:tc>
-        <w:tc>
-          <w:tcPr>
-            <w:tcW w:w="2556" w:type="dxa"/>
-            <w:vAlign w:val="center"/>
-          </w:tcPr>
-          <w:p>
-            <w:r>
-              <w:rPr>
-                <w:sz w:val="18"/>
-              </w:rPr>
-              <w:t>Hotel section containing the room</w:t>
-            </w:r>
-          </w:p>
-        </w:tc>
-      </w:tr>
-    </w:tbl>
-    <w:p>
+      <w:proofErr w:type="spellEnd"/>
       <w:r>
-        <w:rPr>
-          <w:b/>
-        </w:rPr>
-        <w:t>Table: Guests</w:t>
-      </w:r>
-    </w:p>
-    <w:tbl>
-      <w:tblPr>
-        <w:tblStyle w:val="TableGrid"/>
-        <w:tblW w:w="0" w:type="auto"/>
-        <w:jc w:val="center"/>
-        <w:tblLook w:val="04A0" w:firstRow="1" w:lastRow="0" w:firstColumn="1" w:lastColumn="0" w:noHBand="0" w:noVBand="1"/>
-      </w:tblPr>
-      <w:tblGrid>
-        <w:gridCol w:w="2556"/>
-        <w:gridCol w:w="2556"/>
-        <w:gridCol w:w="2556"/>
-        <w:gridCol w:w="2556"/>
-      </w:tblGrid>
-      <w:tr>
-        <w:trPr>
-          <w:jc w:val="center"/>
-        </w:trPr>
-        <w:tc>
-          <w:tcPr>
-            <w:tcW w:w="2556" w:type="dxa"/>
-            <w:shd w:val="clear" w:color="auto" w:fill="FFF2CC"/>
-            <w:vAlign w:val="center"/>
-          </w:tcPr>
-          <w:p>
-            <w:r>
-              <w:rPr>
-                <w:b/>
-                <w:sz w:val="18"/>
-              </w:rPr>
-              <w:t>Column Name</w:t>
-            </w:r>
-          </w:p>
-        </w:tc>
-        <w:tc>
-          <w:tcPr>
-            <w:tcW w:w="2556" w:type="dxa"/>
-            <w:shd w:val="clear" w:color="auto" w:fill="FFF2CC"/>
-            <w:vAlign w:val="center"/>
-          </w:tcPr>
-          <w:p>
-            <w:r>
-              <w:rPr>
-                <w:b/>
-                <w:sz w:val="18"/>
-              </w:rPr>
-              <w:t>Data Type</w:t>
-            </w:r>
-          </w:p>
-        </w:tc>
-        <w:tc>
-          <w:tcPr>
-            <w:tcW w:w="2556" w:type="dxa"/>
-            <w:shd w:val="clear" w:color="auto" w:fill="FFF2CC"/>
-            <w:vAlign w:val="center"/>
-          </w:tcPr>
-          <w:p>
-            <w:r>
-              <w:rPr>
-                <w:b/>
-                <w:sz w:val="18"/>
-              </w:rPr>
-              <w:t>Constraints</w:t>
-            </w:r>
-          </w:p>
-        </w:tc>
-        <w:tc>
-          <w:tcPr>
-            <w:tcW w:w="2556" w:type="dxa"/>
-            <w:shd w:val="clear" w:color="auto" w:fill="FFF2CC"/>
-            <w:vAlign w:val="center"/>
-          </w:tcPr>
-          <w:p>
-            <w:r>
-              <w:rPr>
-                <w:b/>
-                <w:sz w:val="18"/>
-              </w:rPr>
-              <w:t>Description</w:t>
-            </w:r>
-          </w:p>
-        </w:tc>
-      </w:tr>
-      <w:tr>
-        <w:trPr>
-          <w:jc w:val="center"/>
-        </w:trPr>
-        <w:tc>
-          <w:tcPr>
-            <w:tcW w:w="2556" w:type="dxa"/>
-            <w:vAlign w:val="center"/>
-          </w:tcPr>
-          <w:p>
-            <w:r>
-              <w:rPr>
-                <w:sz w:val="18"/>
-              </w:rPr>
-              <w:t>guest_id</w:t>
-            </w:r>
-          </w:p>
-        </w:tc>
-        <w:tc>
-          <w:tcPr>
-            <w:tcW w:w="2556" w:type="dxa"/>
-            <w:vAlign w:val="center"/>
-          </w:tcPr>
-          <w:p>
-            <w:r>
-              <w:rPr>
-                <w:sz w:val="18"/>
-              </w:rPr>
-              <w:t>INT</w:t>
-            </w:r>
-          </w:p>
-        </w:tc>
-        <w:tc>
-          <w:tcPr>
-            <w:tcW w:w="2556" w:type="dxa"/>
-            <w:vAlign w:val="center"/>
-          </w:tcPr>
-          <w:p>
-            <w:r>
-              <w:rPr>
-                <w:sz w:val="18"/>
-              </w:rPr>
-              <w:t>PRIMARY KEY</w:t>
-            </w:r>
-          </w:p>
-        </w:tc>
-        <w:tc>
-          <w:tcPr>
-            <w:tcW w:w="2556" w:type="dxa"/>
-            <w:vAlign w:val="center"/>
-          </w:tcPr>
-          <w:p>
-            <w:r>
-              <w:rPr>
-                <w:sz w:val="18"/>
-              </w:rPr>
-              <w:t>Unique guest ID</w:t>
-            </w:r>
-          </w:p>
-        </w:tc>
-      </w:tr>
-      <w:tr>
-        <w:trPr>
-          <w:jc w:val="center"/>
-        </w:trPr>
-        <w:tc>
-          <w:tcPr>
-            <w:tcW w:w="2556" w:type="dxa"/>
-            <w:vAlign w:val="center"/>
-          </w:tcPr>
-          <w:p>
-            <w:r>
-              <w:rPr>
-                <w:sz w:val="18"/>
-              </w:rPr>
-              <w:t>name</w:t>
-            </w:r>
-          </w:p>
-        </w:tc>
-        <w:tc>
-          <w:tcPr>
-            <w:tcW w:w="2556" w:type="dxa"/>
-            <w:vAlign w:val="center"/>
-          </w:tcPr>
-          <w:p>
-            <w:r>
-              <w:rPr>
-                <w:sz w:val="18"/>
-              </w:rPr>
-              <w:t>VARCHAR(100)</w:t>
-            </w:r>
-          </w:p>
-        </w:tc>
-        <w:tc>
-          <w:tcPr>
-            <w:tcW w:w="2556" w:type="dxa"/>
-            <w:vAlign w:val="center"/>
-          </w:tcPr>
-          <w:p>
-            <w:r>
-              <w:rPr>
-                <w:sz w:val="18"/>
-              </w:rPr>
-              <w:t>NOT NULL</w:t>
-            </w:r>
-          </w:p>
-        </w:tc>
-        <w:tc>
-          <w:tcPr>
-            <w:tcW w:w="2556" w:type="dxa"/>
-            <w:vAlign w:val="center"/>
-          </w:tcPr>
-          <w:p>
-            <w:r>
-              <w:rPr>
-                <w:sz w:val="18"/>
-              </w:rPr>
-              <w:t>Full name of the guest</w:t>
-            </w:r>
-          </w:p>
-        </w:tc>
-      </w:tr>
-      <w:tr>
-        <w:trPr>
-          <w:jc w:val="center"/>
-        </w:trPr>
-        <w:tc>
-          <w:tcPr>
-            <w:tcW w:w="2556" w:type="dxa"/>
-            <w:vAlign w:val="center"/>
-          </w:tcPr>
-          <w:p>
-            <w:r>
-              <w:rPr>
-                <w:sz w:val="18"/>
-              </w:rPr>
-              <w:t>age</w:t>
-            </w:r>
-          </w:p>
-        </w:tc>
-        <w:tc>
-          <w:tcPr>
-            <w:tcW w:w="2556" w:type="dxa"/>
-            <w:vAlign w:val="center"/>
-          </w:tcPr>
-          <w:p>
-            <w:r>
-              <w:rPr>
-                <w:sz w:val="18"/>
-              </w:rPr>
-              <w:t>INT</w:t>
-            </w:r>
-          </w:p>
-        </w:tc>
-        <w:tc>
-          <w:tcPr>
-            <w:tcW w:w="2556" w:type="dxa"/>
-            <w:vAlign w:val="center"/>
-          </w:tcPr>
-          <w:p/>
-        </w:tc>
-        <w:tc>
-          <w:tcPr>
-            <w:tcW w:w="2556" w:type="dxa"/>
-            <w:vAlign w:val="center"/>
-          </w:tcPr>
-          <w:p>
-            <w:r>
-              <w:rPr>
-                <w:sz w:val="18"/>
-              </w:rPr>
-              <w:t>Age of the guest</w:t>
-            </w:r>
-          </w:p>
-        </w:tc>
-      </w:tr>
-      <w:tr>
-        <w:trPr>
-          <w:jc w:val="center"/>
-        </w:trPr>
-        <w:tc>
-          <w:tcPr>
-            <w:tcW w:w="2556" w:type="dxa"/>
-            <w:vAlign w:val="center"/>
-          </w:tcPr>
-          <w:p>
-            <w:r>
-              <w:rPr>
-                <w:sz w:val="18"/>
-              </w:rPr>
-              <w:t>phone</w:t>
-            </w:r>
-          </w:p>
-        </w:tc>
-        <w:tc>
-          <w:tcPr>
-            <w:tcW w:w="2556" w:type="dxa"/>
-            <w:vAlign w:val="center"/>
-          </w:tcPr>
-          <w:p>
-            <w:r>
-              <w:rPr>
-                <w:sz w:val="18"/>
-              </w:rPr>
-              <w:t>VARCHAR(15)</w:t>
-            </w:r>
-          </w:p>
-        </w:tc>
-        <w:tc>
-          <w:tcPr>
-            <w:tcW w:w="2556" w:type="dxa"/>
-            <w:vAlign w:val="center"/>
-          </w:tcPr>
-          <w:p/>
-        </w:tc>
-        <w:tc>
-          <w:tcPr>
-            <w:tcW w:w="2556" w:type="dxa"/>
-            <w:vAlign w:val="center"/>
-          </w:tcPr>
-          <w:p>
-            <w:r>
-              <w:rPr>
-                <w:sz w:val="18"/>
-              </w:rPr>
-              <w:t>Contact number</w:t>
-            </w:r>
-          </w:p>
-        </w:tc>
-      </w:tr>
-    </w:tbl>
-    <w:p>
-      <w:r>
-        <w:rPr>
-          <w:b/>
-        </w:rPr>
-        <w:t>Table: Bookings</w:t>
-      </w:r>
-    </w:p>
-    <w:tbl>
-      <w:tblPr>
-        <w:tblStyle w:val="TableGrid"/>
-        <w:tblW w:w="0" w:type="auto"/>
-        <w:jc w:val="center"/>
-        <w:tblLook w:val="04A0" w:firstRow="1" w:lastRow="0" w:firstColumn="1" w:lastColumn="0" w:noHBand="0" w:noVBand="1"/>
-      </w:tblPr>
-      <w:tblGrid>
-        <w:gridCol w:w="2556"/>
-        <w:gridCol w:w="2556"/>
-        <w:gridCol w:w="2556"/>
-        <w:gridCol w:w="2556"/>
-      </w:tblGrid>
-      <w:tr>
-        <w:trPr>
-          <w:jc w:val="center"/>
-        </w:trPr>
-        <w:tc>
-          <w:tcPr>
-            <w:tcW w:w="2556" w:type="dxa"/>
-            <w:shd w:val="clear" w:color="auto" w:fill="FFF2CC"/>
-            <w:vAlign w:val="center"/>
-          </w:tcPr>
-          <w:p>
-            <w:r>
-              <w:rPr>
-                <w:b/>
-                <w:sz w:val="18"/>
-              </w:rPr>
-              <w:t>Column Name</w:t>
-            </w:r>
-          </w:p>
-        </w:tc>
-        <w:tc>
-          <w:tcPr>
-            <w:tcW w:w="2556" w:type="dxa"/>
-            <w:shd w:val="clear" w:color="auto" w:fill="FFF2CC"/>
-            <w:vAlign w:val="center"/>
-          </w:tcPr>
-          <w:p>
-            <w:r>
-              <w:rPr>
-                <w:b/>
-                <w:sz w:val="18"/>
-              </w:rPr>
-              <w:t>Data Type</w:t>
-            </w:r>
-          </w:p>
-        </w:tc>
-        <w:tc>
-          <w:tcPr>
-            <w:tcW w:w="2556" w:type="dxa"/>
-            <w:shd w:val="clear" w:color="auto" w:fill="FFF2CC"/>
-            <w:vAlign w:val="center"/>
-          </w:tcPr>
-          <w:p>
-            <w:r>
-              <w:rPr>
-                <w:b/>
-                <w:sz w:val="18"/>
-              </w:rPr>
-              <w:t>Constraints</w:t>
-            </w:r>
-          </w:p>
-        </w:tc>
-        <w:tc>
-          <w:tcPr>
-            <w:tcW w:w="2556" w:type="dxa"/>
-            <w:shd w:val="clear" w:color="auto" w:fill="FFF2CC"/>
-            <w:vAlign w:val="center"/>
-          </w:tcPr>
-          <w:p>
-            <w:r>
-              <w:rPr>
-                <w:b/>
-                <w:sz w:val="18"/>
-              </w:rPr>
-              <w:t>Description</w:t>
-            </w:r>
-          </w:p>
-        </w:tc>
-      </w:tr>
-      <w:tr>
-        <w:trPr>
-          <w:jc w:val="center"/>
-        </w:trPr>
-        <w:tc>
-          <w:tcPr>
-            <w:tcW w:w="2556" w:type="dxa"/>
-            <w:vAlign w:val="center"/>
-          </w:tcPr>
-          <w:p>
-            <w:r>
-              <w:rPr>
-                <w:sz w:val="18"/>
-              </w:rPr>
-              <w:t>booking_id</w:t>
-            </w:r>
-          </w:p>
-        </w:tc>
-        <w:tc>
-          <w:tcPr>
-            <w:tcW w:w="2556" w:type="dxa"/>
-            <w:vAlign w:val="center"/>
-          </w:tcPr>
-          <w:p>
-            <w:r>
-              <w:rPr>
-                <w:sz w:val="18"/>
-              </w:rPr>
-              <w:t>INT</w:t>
-            </w:r>
-          </w:p>
-        </w:tc>
-        <w:tc>
-          <w:tcPr>
-            <w:tcW w:w="2556" w:type="dxa"/>
-            <w:vAlign w:val="center"/>
-          </w:tcPr>
-          <w:p>
-            <w:r>
-              <w:rPr>
-                <w:sz w:val="18"/>
-              </w:rPr>
-              <w:t>PRIMARY KEY</w:t>
-            </w:r>
-          </w:p>
-        </w:tc>
-        <w:tc>
-          <w:tcPr>
-            <w:tcW w:w="2556" w:type="dxa"/>
-            <w:vAlign w:val="center"/>
-          </w:tcPr>
-          <w:p>
-            <w:r>
-              <w:rPr>
-                <w:sz w:val="18"/>
-              </w:rPr>
-              <w:t>Unique booking identifier</w:t>
-            </w:r>
-          </w:p>
-        </w:tc>
-      </w:tr>
-      <w:tr>
-        <w:trPr>
-          <w:jc w:val="center"/>
-        </w:trPr>
-        <w:tc>
-          <w:tcPr>
-            <w:tcW w:w="2556" w:type="dxa"/>
-            <w:vAlign w:val="center"/>
-          </w:tcPr>
-          <w:p>
-            <w:r>
-              <w:rPr>
-                <w:sz w:val="18"/>
-              </w:rPr>
-              <w:t>guest_id</w:t>
-            </w:r>
-          </w:p>
-        </w:tc>
-        <w:tc>
-          <w:tcPr>
-            <w:tcW w:w="2556" w:type="dxa"/>
-            <w:vAlign w:val="center"/>
-          </w:tcPr>
-          <w:p>
-            <w:r>
-              <w:rPr>
-                <w:sz w:val="18"/>
-              </w:rPr>
-              <w:t>INT</w:t>
-            </w:r>
-          </w:p>
-        </w:tc>
-        <w:tc>
-          <w:tcPr>
-            <w:tcW w:w="2556" w:type="dxa"/>
-            <w:vAlign w:val="center"/>
-          </w:tcPr>
-          <w:p>
-            <w:r>
-              <w:rPr>
-                <w:sz w:val="18"/>
-              </w:rPr>
-              <w:t>FOREIGN KEY → Guests(guest_id)</w:t>
-            </w:r>
-          </w:p>
-        </w:tc>
-        <w:tc>
-          <w:tcPr>
-            <w:tcW w:w="2556" w:type="dxa"/>
-            <w:vAlign w:val="center"/>
-          </w:tcPr>
-          <w:p>
-            <w:r>
-              <w:rPr>
-                <w:sz w:val="18"/>
-              </w:rPr>
-              <w:t>Guest making the booking</w:t>
-            </w:r>
-          </w:p>
-        </w:tc>
-      </w:tr>
-      <w:tr>
-        <w:trPr>
-          <w:jc w:val="center"/>
-        </w:trPr>
-        <w:tc>
-          <w:tcPr>
-            <w:tcW w:w="2556" w:type="dxa"/>
-            <w:vAlign w:val="center"/>
-          </w:tcPr>
-          <w:p>
-            <w:r>
-              <w:rPr>
-                <w:sz w:val="18"/>
-              </w:rPr>
-              <w:t>room_id</w:t>
-            </w:r>
-          </w:p>
-        </w:tc>
-        <w:tc>
-          <w:tcPr>
-            <w:tcW w:w="2556" w:type="dxa"/>
-            <w:vAlign w:val="center"/>
-          </w:tcPr>
-          <w:p>
-            <w:r>
-              <w:rPr>
-                <w:sz w:val="18"/>
-              </w:rPr>
-              <w:t>INT</w:t>
-            </w:r>
-          </w:p>
-        </w:tc>
-        <w:tc>
-          <w:tcPr>
-            <w:tcW w:w="2556" w:type="dxa"/>
-            <w:vAlign w:val="center"/>
-          </w:tcPr>
-          <w:p>
-            <w:r>
-              <w:rPr>
-                <w:sz w:val="18"/>
-              </w:rPr>
-              <w:t>FOREIGN KEY → Rooms(room_id)</w:t>
-            </w:r>
-          </w:p>
-        </w:tc>
-        <w:tc>
-          <w:tcPr>
-            <w:tcW w:w="2556" w:type="dxa"/>
-            <w:vAlign w:val="center"/>
-          </w:tcPr>
-          <w:p>
-            <w:r>
-              <w:rPr>
-                <w:sz w:val="18"/>
-              </w:rPr>
-              <w:t>Room booked</w:t>
-            </w:r>
-          </w:p>
-        </w:tc>
-      </w:tr>
-      <w:tr>
-        <w:trPr>
-          <w:jc w:val="center"/>
-        </w:trPr>
-        <w:tc>
-          <w:tcPr>
-            <w:tcW w:w="2556" w:type="dxa"/>
-            <w:vAlign w:val="center"/>
-          </w:tcPr>
-          <w:p>
-            <w:r>
-              <w:rPr>
-                <w:sz w:val="18"/>
-              </w:rPr>
-              <w:t>booking_date</w:t>
-            </w:r>
-          </w:p>
-        </w:tc>
-        <w:tc>
-          <w:tcPr>
-            <w:tcW w:w="2556" w:type="dxa"/>
-            <w:vAlign w:val="center"/>
-          </w:tcPr>
-          <w:p>
-            <w:r>
-              <w:rPr>
-                <w:sz w:val="18"/>
-              </w:rPr>
-              <w:t>DATE</w:t>
-            </w:r>
-          </w:p>
-        </w:tc>
-        <w:tc>
-          <w:tcPr>
-            <w:tcW w:w="2556" w:type="dxa"/>
-            <w:vAlign w:val="center"/>
-          </w:tcPr>
-          <w:p>
-            <w:r>
-              <w:rPr>
-                <w:sz w:val="18"/>
-              </w:rPr>
-              <w:t>NOT NULL</w:t>
-            </w:r>
-          </w:p>
-        </w:tc>
-        <w:tc>
-          <w:tcPr>
-            <w:tcW w:w="2556" w:type="dxa"/>
-            <w:vAlign w:val="center"/>
-          </w:tcPr>
-          <w:p>
-            <w:r>
-              <w:rPr>
-                <w:sz w:val="18"/>
-              </w:rPr>
-              <w:t>Date of the booking</w:t>
-            </w:r>
-          </w:p>
-        </w:tc>
-      </w:tr>
-      <w:tr>
-        <w:trPr>
-          <w:jc w:val="center"/>
-        </w:trPr>
-        <w:tc>
-          <w:tcPr>
-            <w:tcW w:w="2556" w:type="dxa"/>
-            <w:vAlign w:val="center"/>
-          </w:tcPr>
-          <w:p>
-            <w:r>
-              <w:rPr>
-                <w:sz w:val="18"/>
-              </w:rPr>
-              <w:t>status</w:t>
-            </w:r>
-          </w:p>
-        </w:tc>
-        <w:tc>
-          <w:tcPr>
-            <w:tcW w:w="2556" w:type="dxa"/>
-            <w:vAlign w:val="center"/>
-          </w:tcPr>
-          <w:p>
-            <w:r>
-              <w:rPr>
-                <w:sz w:val="18"/>
-              </w:rPr>
-              <w:t>VARCHAR(20)</w:t>
-            </w:r>
-          </w:p>
-        </w:tc>
-        <w:tc>
-          <w:tcPr>
-            <w:tcW w:w="2556" w:type="dxa"/>
-            <w:vAlign w:val="center"/>
-          </w:tcPr>
-          <w:p>
-            <w:r>
-              <w:rPr>
-                <w:sz w:val="18"/>
-              </w:rPr>
-              <w:t>DEFAULT 'Booked'</w:t>
-            </w:r>
-          </w:p>
-        </w:tc>
-        <w:tc>
-          <w:tcPr>
-            <w:tcW w:w="2556" w:type="dxa"/>
-            <w:vAlign w:val="center"/>
-          </w:tcPr>
-          <w:p>
-            <w:r>
-              <w:rPr>
-                <w:sz w:val="18"/>
-              </w:rPr>
-              <w:t>Booking status</w:t>
-            </w:r>
-          </w:p>
-        </w:tc>
-      </w:tr>
-    </w:tbl>
-    <w:p/>
-    <w:p>
-      <w:r>
-        <w:rPr>
-          <w:b/>
-          <w:sz w:val="22"/>
-        </w:rPr>
-        <w:t>Sample Data</w:t>
-      </w:r>
-    </w:p>
-    <w:p>
-      <w:r>
-        <w:rPr>
-          <w:b/>
-        </w:rPr>
-        <w:t>Sections</w:t>
-      </w:r>
-    </w:p>
-    <w:tbl>
-      <w:tblPr>
-        <w:tblStyle w:val="TableGrid"/>
-        <w:tblW w:w="0" w:type="auto"/>
-        <w:jc w:val="center"/>
-        <w:tblLook w:val="04A0" w:firstRow="1" w:lastRow="0" w:firstColumn="1" w:lastColumn="0" w:noHBand="0" w:noVBand="1"/>
-      </w:tblPr>
-      <w:tblGrid>
-        <w:gridCol w:w="5112"/>
-        <w:gridCol w:w="5112"/>
-      </w:tblGrid>
-      <w:tr>
-        <w:trPr>
-          <w:jc w:val="center"/>
-        </w:trPr>
-        <w:tc>
-          <w:tcPr>
-            <w:tcW w:w="5112" w:type="dxa"/>
-            <w:shd w:val="clear" w:color="auto" w:fill="FFF2CC"/>
-            <w:vAlign w:val="center"/>
-          </w:tcPr>
-          <w:p>
-            <w:r>
-              <w:rPr>
-                <w:b/>
-                <w:sz w:val="18"/>
-              </w:rPr>
-              <w:t>section_id</w:t>
-            </w:r>
-          </w:p>
-        </w:tc>
-        <w:tc>
-          <w:tcPr>
-            <w:tcW w:w="5112" w:type="dxa"/>
-            <w:shd w:val="clear" w:color="auto" w:fill="FFF2CC"/>
-            <w:vAlign w:val="center"/>
-          </w:tcPr>
-          <w:p>
-            <w:r>
-              <w:rPr>
-                <w:b/>
-                <w:sz w:val="18"/>
-              </w:rPr>
-              <w:t>section_name</w:t>
-            </w:r>
-          </w:p>
-        </w:tc>
-      </w:tr>
-      <w:tr>
-        <w:trPr>
-          <w:jc w:val="center"/>
-        </w:trPr>
-        <w:tc>
-          <w:tcPr>
-            <w:tcW w:w="5112" w:type="dxa"/>
-            <w:vAlign w:val="center"/>
-          </w:tcPr>
-          <w:p>
-            <w:r>
-              <w:rPr>
-                <w:sz w:val="18"/>
-              </w:rPr>
-              <w:t>1</w:t>
-            </w:r>
-          </w:p>
-        </w:tc>
-        <w:tc>
-          <w:tcPr>
-            <w:tcW w:w="5112" w:type="dxa"/>
-            <w:vAlign w:val="center"/>
-          </w:tcPr>
-          <w:p>
-            <w:r>
-              <w:rPr>
-                <w:sz w:val="18"/>
-              </w:rPr>
-              <w:t>Business Wing</w:t>
-            </w:r>
-          </w:p>
-        </w:tc>
-      </w:tr>
-      <w:tr>
-        <w:trPr>
-          <w:jc w:val="center"/>
-        </w:trPr>
-        <w:tc>
-          <w:tcPr>
-            <w:tcW w:w="5112" w:type="dxa"/>
-            <w:vAlign w:val="center"/>
-          </w:tcPr>
-          <w:p>
-            <w:r>
-              <w:rPr>
-                <w:sz w:val="18"/>
-              </w:rPr>
-              <w:t>2</w:t>
-            </w:r>
-          </w:p>
-        </w:tc>
-        <w:tc>
-          <w:tcPr>
-            <w:tcW w:w="5112" w:type="dxa"/>
-            <w:vAlign w:val="center"/>
-          </w:tcPr>
-          <w:p>
-            <w:r>
-              <w:rPr>
-                <w:sz w:val="18"/>
-              </w:rPr>
-              <w:t>Executive Wing</w:t>
-            </w:r>
-          </w:p>
-        </w:tc>
-      </w:tr>
-      <w:tr>
-        <w:trPr>
-          <w:jc w:val="center"/>
-        </w:trPr>
-        <w:tc>
-          <w:tcPr>
-            <w:tcW w:w="5112" w:type="dxa"/>
-            <w:vAlign w:val="center"/>
-          </w:tcPr>
-          <w:p>
-            <w:r>
-              <w:rPr>
-                <w:sz w:val="18"/>
-              </w:rPr>
-              <w:t>3</w:t>
-            </w:r>
-          </w:p>
-        </w:tc>
-        <w:tc>
-          <w:tcPr>
-            <w:tcW w:w="5112" w:type="dxa"/>
-            <w:vAlign w:val="center"/>
-          </w:tcPr>
-          <w:p>
-            <w:r>
-              <w:rPr>
-                <w:sz w:val="18"/>
-              </w:rPr>
-              <w:t>Family Wing</w:t>
-            </w:r>
-          </w:p>
-        </w:tc>
-      </w:tr>
-      <w:tr>
-        <w:trPr>
-          <w:jc w:val="center"/>
-        </w:trPr>
-        <w:tc>
-          <w:tcPr>
-            <w:tcW w:w="5112" w:type="dxa"/>
-            <w:vAlign w:val="center"/>
-          </w:tcPr>
-          <w:p>
-            <w:r>
-              <w:rPr>
-                <w:sz w:val="18"/>
-              </w:rPr>
-              <w:t>4</w:t>
-            </w:r>
-          </w:p>
-        </w:tc>
-        <w:tc>
-          <w:tcPr>
-            <w:tcW w:w="5112" w:type="dxa"/>
-            <w:vAlign w:val="center"/>
-          </w:tcPr>
-          <w:p>
-            <w:r>
-              <w:rPr>
-                <w:sz w:val="18"/>
-              </w:rPr>
-              <w:t>Heritage Wing</w:t>
-            </w:r>
-          </w:p>
-        </w:tc>
-      </w:tr>
-    </w:tbl>
-    <w:p>
-      <w:r>
-        <w:rPr>
-          <w:b/>
-        </w:rPr>
-        <w:t>Rooms</w:t>
-      </w:r>
-    </w:p>
-    <w:tbl>
-      <w:tblPr>
-        <w:tblStyle w:val="TableGrid"/>
-        <w:tblW w:w="0" w:type="auto"/>
-        <w:jc w:val="center"/>
-        <w:tblLook w:val="04A0" w:firstRow="1" w:lastRow="0" w:firstColumn="1" w:lastColumn="0" w:noHBand="0" w:noVBand="1"/>
-      </w:tblPr>
-      <w:tblGrid>
-        <w:gridCol w:w="2556"/>
-        <w:gridCol w:w="2556"/>
-        <w:gridCol w:w="2556"/>
-        <w:gridCol w:w="2556"/>
-      </w:tblGrid>
-      <w:tr>
-        <w:trPr>
-          <w:jc w:val="center"/>
-        </w:trPr>
-        <w:tc>
-          <w:tcPr>
-            <w:tcW w:w="2556" w:type="dxa"/>
-            <w:shd w:val="clear" w:color="auto" w:fill="FFF2CC"/>
-            <w:vAlign w:val="center"/>
-          </w:tcPr>
-          <w:p>
-            <w:r>
-              <w:rPr>
-                <w:b/>
-                <w:sz w:val="18"/>
-              </w:rPr>
-              <w:t>room_id</w:t>
-            </w:r>
-          </w:p>
-        </w:tc>
-        <w:tc>
-          <w:tcPr>
-            <w:tcW w:w="2556" w:type="dxa"/>
-            <w:shd w:val="clear" w:color="auto" w:fill="FFF2CC"/>
-            <w:vAlign w:val="center"/>
-          </w:tcPr>
-          <w:p>
-            <w:r>
-              <w:rPr>
-                <w:b/>
-                <w:sz w:val="18"/>
-              </w:rPr>
-              <w:t>room_number</w:t>
-            </w:r>
-          </w:p>
-        </w:tc>
-        <w:tc>
-          <w:tcPr>
-            <w:tcW w:w="2556" w:type="dxa"/>
-            <w:shd w:val="clear" w:color="auto" w:fill="FFF2CC"/>
-            <w:vAlign w:val="center"/>
-          </w:tcPr>
-          <w:p>
-            <w:r>
-              <w:rPr>
-                <w:b/>
-                <w:sz w:val="18"/>
-              </w:rPr>
-              <w:t>room_type</w:t>
-            </w:r>
-          </w:p>
-        </w:tc>
-        <w:tc>
-          <w:tcPr>
-            <w:tcW w:w="2556" w:type="dxa"/>
-            <w:shd w:val="clear" w:color="auto" w:fill="FFF2CC"/>
-            <w:vAlign w:val="center"/>
-          </w:tcPr>
-          <w:p>
-            <w:r>
-              <w:rPr>
-                <w:b/>
-                <w:sz w:val="18"/>
-              </w:rPr>
-              <w:t>section_id</w:t>
-            </w:r>
-          </w:p>
-        </w:tc>
-      </w:tr>
-      <w:tr>
-        <w:trPr>
-          <w:jc w:val="center"/>
-        </w:trPr>
-        <w:tc>
-          <w:tcPr>
-            <w:tcW w:w="2556" w:type="dxa"/>
-            <w:vAlign w:val="center"/>
-          </w:tcPr>
-          <w:p>
-            <w:r>
-              <w:rPr>
-                <w:sz w:val="18"/>
-              </w:rPr>
-              <w:t>201</w:t>
-            </w:r>
-          </w:p>
-        </w:tc>
-        <w:tc>
-          <w:tcPr>
-            <w:tcW w:w="2556" w:type="dxa"/>
-            <w:vAlign w:val="center"/>
-          </w:tcPr>
-          <w:p>
-            <w:r>
-              <w:rPr>
-                <w:sz w:val="18"/>
-              </w:rPr>
-              <w:t>B201</w:t>
-            </w:r>
-          </w:p>
-        </w:tc>
-        <w:tc>
-          <w:tcPr>
-            <w:tcW w:w="2556" w:type="dxa"/>
-            <w:vAlign w:val="center"/>
-          </w:tcPr>
-          <w:p>
-            <w:r>
-              <w:rPr>
-                <w:sz w:val="18"/>
-              </w:rPr>
-              <w:t>Deluxe</w:t>
-            </w:r>
-          </w:p>
-        </w:tc>
-        <w:tc>
-          <w:tcPr>
-            <w:tcW w:w="2556" w:type="dxa"/>
-            <w:vAlign w:val="center"/>
-          </w:tcPr>
-          <w:p>
-            <w:r>
-              <w:rPr>
-                <w:sz w:val="18"/>
-              </w:rPr>
-              <w:t>1</w:t>
-            </w:r>
-          </w:p>
-        </w:tc>
-      </w:tr>
-      <w:tr>
-        <w:trPr>
-          <w:jc w:val="center"/>
-        </w:trPr>
-        <w:tc>
-          <w:tcPr>
-            <w:tcW w:w="2556" w:type="dxa"/>
-            <w:vAlign w:val="center"/>
-          </w:tcPr>
-          <w:p>
-            <w:r>
-              <w:rPr>
-                <w:sz w:val="18"/>
-              </w:rPr>
-              <w:t>202</w:t>
-            </w:r>
-          </w:p>
-        </w:tc>
-        <w:tc>
-          <w:tcPr>
-            <w:tcW w:w="2556" w:type="dxa"/>
-            <w:vAlign w:val="center"/>
-          </w:tcPr>
-          <w:p>
-            <w:r>
-              <w:rPr>
-                <w:sz w:val="18"/>
-              </w:rPr>
-              <w:t>E202</w:t>
-            </w:r>
-          </w:p>
-        </w:tc>
-        <w:tc>
-          <w:tcPr>
-            <w:tcW w:w="2556" w:type="dxa"/>
-            <w:vAlign w:val="center"/>
-          </w:tcPr>
-          <w:p>
-            <w:r>
-              <w:rPr>
-                <w:sz w:val="18"/>
-              </w:rPr>
-              <w:t>Executive</w:t>
-            </w:r>
-          </w:p>
-        </w:tc>
-        <w:tc>
-          <w:tcPr>
-            <w:tcW w:w="2556" w:type="dxa"/>
-            <w:vAlign w:val="center"/>
-          </w:tcPr>
-          <w:p>
-            <w:r>
-              <w:rPr>
-                <w:sz w:val="18"/>
-              </w:rPr>
-              <w:t>2</w:t>
-            </w:r>
-          </w:p>
-        </w:tc>
-      </w:tr>
-      <w:tr>
-        <w:trPr>
-          <w:jc w:val="center"/>
-        </w:trPr>
-        <w:tc>
-          <w:tcPr>
-            <w:tcW w:w="2556" w:type="dxa"/>
-            <w:vAlign w:val="center"/>
-          </w:tcPr>
-          <w:p>
-            <w:r>
-              <w:rPr>
-                <w:sz w:val="18"/>
-              </w:rPr>
-              <w:t>203</w:t>
-            </w:r>
-          </w:p>
-        </w:tc>
-        <w:tc>
-          <w:tcPr>
-            <w:tcW w:w="2556" w:type="dxa"/>
-            <w:vAlign w:val="center"/>
-          </w:tcPr>
-          <w:p>
-            <w:r>
-              <w:rPr>
-                <w:sz w:val="18"/>
-              </w:rPr>
-              <w:t>F203</w:t>
-            </w:r>
-          </w:p>
-        </w:tc>
-        <w:tc>
-          <w:tcPr>
-            <w:tcW w:w="2556" w:type="dxa"/>
-            <w:vAlign w:val="center"/>
-          </w:tcPr>
-          <w:p>
-            <w:r>
-              <w:rPr>
-                <w:sz w:val="18"/>
-              </w:rPr>
-              <w:t>Family</w:t>
-            </w:r>
-          </w:p>
-        </w:tc>
-        <w:tc>
-          <w:tcPr>
-            <w:tcW w:w="2556" w:type="dxa"/>
-            <w:vAlign w:val="center"/>
-          </w:tcPr>
-          <w:p>
-            <w:r>
-              <w:rPr>
-                <w:sz w:val="18"/>
-              </w:rPr>
-              <w:t>3</w:t>
-            </w:r>
-          </w:p>
-        </w:tc>
-      </w:tr>
-      <w:tr>
-        <w:trPr>
-          <w:jc w:val="center"/>
-        </w:trPr>
-        <w:tc>
-          <w:tcPr>
-            <w:tcW w:w="2556" w:type="dxa"/>
-            <w:vAlign w:val="center"/>
-          </w:tcPr>
-          <w:p>
-            <w:r>
-              <w:rPr>
-                <w:sz w:val="18"/>
-              </w:rPr>
-              <w:t>204</w:t>
-            </w:r>
-          </w:p>
-        </w:tc>
-        <w:tc>
-          <w:tcPr>
-            <w:tcW w:w="2556" w:type="dxa"/>
-            <w:vAlign w:val="center"/>
-          </w:tcPr>
-          <w:p>
-            <w:r>
-              <w:rPr>
-                <w:sz w:val="18"/>
-              </w:rPr>
-              <w:t>H204</w:t>
-            </w:r>
-          </w:p>
-        </w:tc>
-        <w:tc>
-          <w:tcPr>
-            <w:tcW w:w="2556" w:type="dxa"/>
-            <w:vAlign w:val="center"/>
-          </w:tcPr>
-          <w:p>
-            <w:r>
-              <w:rPr>
-                <w:sz w:val="18"/>
-              </w:rPr>
-              <w:t>Suite</w:t>
-            </w:r>
-          </w:p>
-        </w:tc>
-        <w:tc>
-          <w:tcPr>
-            <w:tcW w:w="2556" w:type="dxa"/>
-            <w:vAlign w:val="center"/>
-          </w:tcPr>
-          <w:p>
-            <w:r>
-              <w:rPr>
-                <w:sz w:val="18"/>
-              </w:rPr>
-              <w:t>4</w:t>
-            </w:r>
-          </w:p>
-        </w:tc>
-      </w:tr>
-    </w:tbl>
-    <w:p>
-      <w:r>
-        <w:rPr>
-          <w:b/>
-        </w:rPr>
-        <w:t>Guests</w:t>
-      </w:r>
-    </w:p>
-    <w:tbl>
-      <w:tblPr>
-        <w:tblStyle w:val="TableGrid"/>
-        <w:tblW w:w="0" w:type="auto"/>
-        <w:jc w:val="center"/>
-        <w:tblLook w:val="04A0" w:firstRow="1" w:lastRow="0" w:firstColumn="1" w:lastColumn="0" w:noHBand="0" w:noVBand="1"/>
-      </w:tblPr>
-      <w:tblGrid>
-        <w:gridCol w:w="2556"/>
-        <w:gridCol w:w="2556"/>
-        <w:gridCol w:w="2556"/>
-        <w:gridCol w:w="2556"/>
-      </w:tblGrid>
-      <w:tr>
-        <w:trPr>
-          <w:jc w:val="center"/>
-        </w:trPr>
-        <w:tc>
-          <w:tcPr>
-            <w:tcW w:w="2556" w:type="dxa"/>
-            <w:shd w:val="clear" w:color="auto" w:fill="FFF2CC"/>
-            <w:vAlign w:val="center"/>
-          </w:tcPr>
-          <w:p>
-            <w:r>
-              <w:rPr>
-                <w:b/>
-                <w:sz w:val="18"/>
-              </w:rPr>
-              <w:t>guest_id</w:t>
-            </w:r>
-          </w:p>
-        </w:tc>
-        <w:tc>
-          <w:tcPr>
-            <w:tcW w:w="2556" w:type="dxa"/>
-            <w:shd w:val="clear" w:color="auto" w:fill="FFF2CC"/>
-            <w:vAlign w:val="center"/>
-          </w:tcPr>
-          <w:p>
-            <w:r>
-              <w:rPr>
-                <w:b/>
-                <w:sz w:val="18"/>
-              </w:rPr>
-              <w:t>name</w:t>
-            </w:r>
-          </w:p>
-        </w:tc>
-        <w:tc>
-          <w:tcPr>
-            <w:tcW w:w="2556" w:type="dxa"/>
-            <w:shd w:val="clear" w:color="auto" w:fill="FFF2CC"/>
-            <w:vAlign w:val="center"/>
-          </w:tcPr>
-          <w:p>
-            <w:r>
-              <w:rPr>
-                <w:b/>
-                <w:sz w:val="18"/>
-              </w:rPr>
-              <w:t>age</w:t>
-            </w:r>
-          </w:p>
-        </w:tc>
-        <w:tc>
-          <w:tcPr>
-            <w:tcW w:w="2556" w:type="dxa"/>
-            <w:shd w:val="clear" w:color="auto" w:fill="FFF2CC"/>
-            <w:vAlign w:val="center"/>
-          </w:tcPr>
-          <w:p>
-            <w:r>
-              <w:rPr>
-                <w:b/>
-                <w:sz w:val="18"/>
-              </w:rPr>
-              <w:t>phone</w:t>
-            </w:r>
-          </w:p>
-        </w:tc>
-      </w:tr>
-      <w:tr>
-        <w:trPr>
-          <w:jc w:val="center"/>
-        </w:trPr>
-        <w:tc>
-          <w:tcPr>
-            <w:tcW w:w="2556" w:type="dxa"/>
-            <w:vAlign w:val="center"/>
-          </w:tcPr>
-          <w:p>
-            <w:r>
-              <w:rPr>
-                <w:sz w:val="18"/>
-              </w:rPr>
-              <w:t>601</w:t>
-            </w:r>
-          </w:p>
-        </w:tc>
-        <w:tc>
-          <w:tcPr>
-            <w:tcW w:w="2556" w:type="dxa"/>
-            <w:vAlign w:val="center"/>
-          </w:tcPr>
-          <w:p>
-            <w:r>
-              <w:rPr>
-                <w:sz w:val="18"/>
-              </w:rPr>
-              <w:t>Riya Verma</w:t>
-            </w:r>
-          </w:p>
-        </w:tc>
-        <w:tc>
-          <w:tcPr>
-            <w:tcW w:w="2556" w:type="dxa"/>
-            <w:vAlign w:val="center"/>
-          </w:tcPr>
-          <w:p>
-            <w:r>
-              <w:rPr>
-                <w:sz w:val="18"/>
-              </w:rPr>
-              <w:t>30</w:t>
-            </w:r>
-          </w:p>
-        </w:tc>
-        <w:tc>
-          <w:tcPr>
-            <w:tcW w:w="2556" w:type="dxa"/>
-            <w:vAlign w:val="center"/>
-          </w:tcPr>
-          <w:p>
-            <w:r>
-              <w:rPr>
-                <w:sz w:val="18"/>
-              </w:rPr>
-              <w:t>9876543210</w:t>
-            </w:r>
-          </w:p>
-        </w:tc>
-      </w:tr>
-      <w:tr>
-        <w:trPr>
-          <w:jc w:val="center"/>
-        </w:trPr>
-        <w:tc>
-          <w:tcPr>
-            <w:tcW w:w="2556" w:type="dxa"/>
-            <w:vAlign w:val="center"/>
-          </w:tcPr>
-          <w:p>
-            <w:r>
-              <w:rPr>
-                <w:sz w:val="18"/>
-              </w:rPr>
-              <w:t>602</w:t>
-            </w:r>
-          </w:p>
-        </w:tc>
-        <w:tc>
-          <w:tcPr>
-            <w:tcW w:w="2556" w:type="dxa"/>
-            <w:vAlign w:val="center"/>
-          </w:tcPr>
-          <w:p>
-            <w:r>
-              <w:rPr>
-                <w:sz w:val="18"/>
-              </w:rPr>
-              <w:t>Karan Shah</w:t>
-            </w:r>
-          </w:p>
-        </w:tc>
-        <w:tc>
-          <w:tcPr>
-            <w:tcW w:w="2556" w:type="dxa"/>
-            <w:vAlign w:val="center"/>
-          </w:tcPr>
-          <w:p>
-            <w:r>
-              <w:rPr>
-                <w:sz w:val="18"/>
-              </w:rPr>
-              <w:t>45</w:t>
-            </w:r>
-          </w:p>
-        </w:tc>
-        <w:tc>
-          <w:tcPr>
-            <w:tcW w:w="2556" w:type="dxa"/>
-            <w:vAlign w:val="center"/>
-          </w:tcPr>
-          <w:p>
-            <w:r>
-              <w:rPr>
-                <w:sz w:val="18"/>
-              </w:rPr>
-              <w:t>8765432109</w:t>
-            </w:r>
-          </w:p>
-        </w:tc>
-      </w:tr>
-      <w:tr>
-        <w:trPr>
-          <w:jc w:val="center"/>
-        </w:trPr>
-        <w:tc>
-          <w:tcPr>
-            <w:tcW w:w="2556" w:type="dxa"/>
-            <w:vAlign w:val="center"/>
-          </w:tcPr>
-          <w:p>
-            <w:r>
-              <w:rPr>
-                <w:sz w:val="18"/>
-              </w:rPr>
-              <w:t>603</w:t>
-            </w:r>
-          </w:p>
-        </w:tc>
-        <w:tc>
-          <w:tcPr>
-            <w:tcW w:w="2556" w:type="dxa"/>
-            <w:vAlign w:val="center"/>
-          </w:tcPr>
-          <w:p>
-            <w:r>
-              <w:rPr>
-                <w:sz w:val="18"/>
-              </w:rPr>
-              <w:t>Meera Joshi</w:t>
-            </w:r>
-          </w:p>
-        </w:tc>
-        <w:tc>
-          <w:tcPr>
-            <w:tcW w:w="2556" w:type="dxa"/>
-            <w:vAlign w:val="center"/>
-          </w:tcPr>
-          <w:p>
-            <w:r>
-              <w:rPr>
-                <w:sz w:val="18"/>
-              </w:rPr>
-              <w:t>27</w:t>
-            </w:r>
-          </w:p>
-        </w:tc>
-        <w:tc>
-          <w:tcPr>
-            <w:tcW w:w="2556" w:type="dxa"/>
-            <w:vAlign w:val="center"/>
-          </w:tcPr>
-          <w:p>
-            <w:r>
-              <w:rPr>
-                <w:sz w:val="18"/>
-              </w:rPr>
-              <w:t>7654321098</w:t>
-            </w:r>
-          </w:p>
-        </w:tc>
-      </w:tr>
-      <w:tr>
-        <w:trPr>
-          <w:jc w:val="center"/>
-        </w:trPr>
-        <w:tc>
-          <w:tcPr>
-            <w:tcW w:w="2556" w:type="dxa"/>
-            <w:vAlign w:val="center"/>
-          </w:tcPr>
-          <w:p>
-            <w:r>
-              <w:rPr>
-                <w:sz w:val="18"/>
-              </w:rPr>
-              <w:t>604</w:t>
-            </w:r>
-          </w:p>
-        </w:tc>
-        <w:tc>
-          <w:tcPr>
-            <w:tcW w:w="2556" w:type="dxa"/>
-            <w:vAlign w:val="center"/>
-          </w:tcPr>
-          <w:p>
-            <w:r>
-              <w:rPr>
-                <w:sz w:val="18"/>
-              </w:rPr>
-              <w:t>Manish Agarwal</w:t>
-            </w:r>
-          </w:p>
-        </w:tc>
-        <w:tc>
-          <w:tcPr>
-            <w:tcW w:w="2556" w:type="dxa"/>
-            <w:vAlign w:val="center"/>
-          </w:tcPr>
-          <w:p>
-            <w:r>
-              <w:rPr>
-                <w:sz w:val="18"/>
-              </w:rPr>
-              <w:t>38</w:t>
-            </w:r>
-          </w:p>
-        </w:tc>
-        <w:tc>
-          <w:tcPr>
-            <w:tcW w:w="2556" w:type="dxa"/>
-            <w:vAlign w:val="center"/>
-          </w:tcPr>
-          <w:p>
-            <w:r>
-              <w:rPr>
-                <w:sz w:val="18"/>
-              </w:rPr>
-              <w:t>6543210987</w:t>
-            </w:r>
-          </w:p>
-        </w:tc>
-      </w:tr>
-    </w:tbl>
-    <w:p>
-      <w:r>
-        <w:rPr>
-          <w:b/>
-        </w:rPr>
-        <w:t>Bookings</w:t>
-      </w:r>
-    </w:p>
-    <w:tbl>
-      <w:tblPr>
-        <w:tblStyle w:val="TableGrid"/>
-        <w:tblW w:w="0" w:type="auto"/>
-        <w:jc w:val="center"/>
-        <w:tblLook w:val="04A0" w:firstRow="1" w:lastRow="0" w:firstColumn="1" w:lastColumn="0" w:noHBand="0" w:noVBand="1"/>
-      </w:tblPr>
-      <w:tblGrid>
-        <w:gridCol w:w="2045"/>
-        <w:gridCol w:w="2045"/>
-        <w:gridCol w:w="2045"/>
-        <w:gridCol w:w="2045"/>
-        <w:gridCol w:w="2045"/>
-      </w:tblGrid>
-      <w:tr>
-        <w:trPr>
-          <w:jc w:val="center"/>
-        </w:trPr>
-        <w:tc>
-          <w:tcPr>
-            <w:tcW w:w="2045" w:type="dxa"/>
-            <w:shd w:val="clear" w:color="auto" w:fill="FFF2CC"/>
-            <w:vAlign w:val="center"/>
-          </w:tcPr>
-          <w:p>
-            <w:r>
-              <w:rPr>
-                <w:b/>
-                <w:sz w:val="18"/>
-              </w:rPr>
-              <w:t>booking_id</w:t>
-            </w:r>
-          </w:p>
-        </w:tc>
-        <w:tc>
-          <w:tcPr>
-            <w:tcW w:w="2045" w:type="dxa"/>
-            <w:shd w:val="clear" w:color="auto" w:fill="FFF2CC"/>
-            <w:vAlign w:val="center"/>
-          </w:tcPr>
-          <w:p>
-            <w:r>
-              <w:rPr>
-                <w:b/>
-                <w:sz w:val="18"/>
-              </w:rPr>
-              <w:t>guest_id</w:t>
-            </w:r>
-          </w:p>
-        </w:tc>
-        <w:tc>
-          <w:tcPr>
-            <w:tcW w:w="2045" w:type="dxa"/>
-            <w:shd w:val="clear" w:color="auto" w:fill="FFF2CC"/>
-            <w:vAlign w:val="center"/>
-          </w:tcPr>
-          <w:p>
-            <w:r>
-              <w:rPr>
-                <w:b/>
-                <w:sz w:val="18"/>
-              </w:rPr>
-              <w:t>room_id</w:t>
-            </w:r>
-          </w:p>
-        </w:tc>
-        <w:tc>
-          <w:tcPr>
-            <w:tcW w:w="2045" w:type="dxa"/>
-            <w:shd w:val="clear" w:color="auto" w:fill="FFF2CC"/>
-            <w:vAlign w:val="center"/>
-          </w:tcPr>
-          <w:p>
-            <w:r>
-              <w:rPr>
-                <w:b/>
-                <w:sz w:val="18"/>
-              </w:rPr>
-              <w:t>booking_date</w:t>
-            </w:r>
-          </w:p>
-        </w:tc>
-        <w:tc>
-          <w:tcPr>
-            <w:tcW w:w="2045" w:type="dxa"/>
-            <w:shd w:val="clear" w:color="auto" w:fill="FFF2CC"/>
-            <w:vAlign w:val="center"/>
-          </w:tcPr>
-          <w:p>
-            <w:r>
-              <w:rPr>
-                <w:b/>
-                <w:sz w:val="18"/>
-              </w:rPr>
-              <w:t>status</w:t>
-            </w:r>
-          </w:p>
-        </w:tc>
-      </w:tr>
-      <w:tr>
-        <w:trPr>
-          <w:jc w:val="center"/>
-        </w:trPr>
-        <w:tc>
-          <w:tcPr>
-            <w:tcW w:w="2045" w:type="dxa"/>
-            <w:vAlign w:val="center"/>
-          </w:tcPr>
-          <w:p>
-            <w:r>
-              <w:rPr>
-                <w:sz w:val="18"/>
-              </w:rPr>
-              <w:t>701</w:t>
-            </w:r>
-          </w:p>
-        </w:tc>
-        <w:tc>
-          <w:tcPr>
-            <w:tcW w:w="2045" w:type="dxa"/>
-            <w:vAlign w:val="center"/>
-          </w:tcPr>
-          <w:p>
-            <w:r>
-              <w:rPr>
-                <w:sz w:val="18"/>
-              </w:rPr>
-              <w:t>601</w:t>
-            </w:r>
-          </w:p>
-        </w:tc>
-        <w:tc>
-          <w:tcPr>
-            <w:tcW w:w="2045" w:type="dxa"/>
-            <w:vAlign w:val="center"/>
-          </w:tcPr>
-          <w:p>
-            <w:r>
-              <w:rPr>
-                <w:sz w:val="18"/>
-              </w:rPr>
-              <w:t>201</w:t>
-            </w:r>
-          </w:p>
-        </w:tc>
-        <w:tc>
-          <w:tcPr>
-            <w:tcW w:w="2045" w:type="dxa"/>
-            <w:vAlign w:val="center"/>
-          </w:tcPr>
-          <w:p>
-            <w:r>
-              <w:rPr>
-                <w:sz w:val="18"/>
-              </w:rPr>
-              <w:t>2026-08-01</w:t>
-            </w:r>
-          </w:p>
-        </w:tc>
-        <w:tc>
-          <w:tcPr>
-            <w:tcW w:w="2045" w:type="dxa"/>
-            <w:vAlign w:val="center"/>
-          </w:tcPr>
-          <w:p>
-            <w:r>
-              <w:rPr>
-                <w:sz w:val="18"/>
-              </w:rPr>
-              <w:t>Completed</w:t>
-            </w:r>
-          </w:p>
-        </w:tc>
-      </w:tr>
-      <w:tr>
-        <w:trPr>
-          <w:jc w:val="center"/>
-        </w:trPr>
-        <w:tc>
-          <w:tcPr>
-            <w:tcW w:w="2045" w:type="dxa"/>
-            <w:vAlign w:val="center"/>
-          </w:tcPr>
-          <w:p>
-            <w:r>
-              <w:rPr>
-                <w:sz w:val="18"/>
-              </w:rPr>
-              <w:t>702</w:t>
-            </w:r>
-          </w:p>
-        </w:tc>
-        <w:tc>
-          <w:tcPr>
-            <w:tcW w:w="2045" w:type="dxa"/>
-            <w:vAlign w:val="center"/>
-          </w:tcPr>
-          <w:p>
-            <w:r>
-              <w:rPr>
-                <w:sz w:val="18"/>
-              </w:rPr>
-              <w:t>602</w:t>
-            </w:r>
-          </w:p>
-        </w:tc>
-        <w:tc>
-          <w:tcPr>
-            <w:tcW w:w="2045" w:type="dxa"/>
-            <w:vAlign w:val="center"/>
-          </w:tcPr>
-          <w:p>
-            <w:r>
-              <w:rPr>
-                <w:sz w:val="18"/>
-              </w:rPr>
-              <w:t>202</w:t>
-            </w:r>
-          </w:p>
-        </w:tc>
-        <w:tc>
-          <w:tcPr>
-            <w:tcW w:w="2045" w:type="dxa"/>
-            <w:vAlign w:val="center"/>
-          </w:tcPr>
-          <w:p>
-            <w:r>
-              <w:rPr>
-                <w:sz w:val="18"/>
-              </w:rPr>
-              <w:t>2026-08-03</w:t>
-            </w:r>
-          </w:p>
-        </w:tc>
-        <w:tc>
-          <w:tcPr>
-            <w:tcW w:w="2045" w:type="dxa"/>
-            <w:vAlign w:val="center"/>
-          </w:tcPr>
-          <w:p>
-            <w:r>
-              <w:rPr>
-                <w:sz w:val="18"/>
-              </w:rPr>
-              <w:t>Cancelled</w:t>
-            </w:r>
-          </w:p>
-        </w:tc>
-      </w:tr>
-      <w:tr>
-        <w:trPr>
-          <w:jc w:val="center"/>
-        </w:trPr>
-        <w:tc>
-          <w:tcPr>
-            <w:tcW w:w="2045" w:type="dxa"/>
-            <w:vAlign w:val="center"/>
-          </w:tcPr>
-          <w:p>
-            <w:r>
-              <w:rPr>
-                <w:sz w:val="18"/>
-              </w:rPr>
-              <w:t>703</w:t>
-            </w:r>
-          </w:p>
-        </w:tc>
-        <w:tc>
-          <w:tcPr>
-            <w:tcW w:w="2045" w:type="dxa"/>
-            <w:vAlign w:val="center"/>
-          </w:tcPr>
-          <w:p>
-            <w:r>
-              <w:rPr>
-                <w:sz w:val="18"/>
-              </w:rPr>
-              <w:t>603</w:t>
-            </w:r>
-          </w:p>
-        </w:tc>
-        <w:tc>
-          <w:tcPr>
-            <w:tcW w:w="2045" w:type="dxa"/>
-            <w:vAlign w:val="center"/>
-          </w:tcPr>
-          <w:p>
-            <w:r>
-              <w:rPr>
-                <w:sz w:val="18"/>
-              </w:rPr>
-              <w:t>203</w:t>
-            </w:r>
-          </w:p>
-        </w:tc>
-        <w:tc>
-          <w:tcPr>
-            <w:tcW w:w="2045" w:type="dxa"/>
-            <w:vAlign w:val="center"/>
-          </w:tcPr>
-          <w:p>
-            <w:r>
-              <w:rPr>
-                <w:sz w:val="18"/>
-              </w:rPr>
-              <w:t>2026-08-04</w:t>
-            </w:r>
-          </w:p>
-        </w:tc>
-        <w:tc>
-          <w:tcPr>
-            <w:tcW w:w="2045" w:type="dxa"/>
-            <w:vAlign w:val="center"/>
-          </w:tcPr>
-          <w:p>
-            <w:r>
-              <w:rPr>
-                <w:sz w:val="18"/>
-              </w:rPr>
-              <w:t>Completed</w:t>
-            </w:r>
-          </w:p>
-        </w:tc>
-      </w:tr>
-      <w:tr>
-        <w:trPr>
-          <w:jc w:val="center"/>
-        </w:trPr>
-        <w:tc>
-          <w:tcPr>
-            <w:tcW w:w="2045" w:type="dxa"/>
-            <w:vAlign w:val="center"/>
-          </w:tcPr>
-          <w:p>
-            <w:r>
-              <w:rPr>
-                <w:sz w:val="18"/>
-              </w:rPr>
-              <w:t>704</w:t>
-            </w:r>
-          </w:p>
-        </w:tc>
-        <w:tc>
-          <w:tcPr>
-            <w:tcW w:w="2045" w:type="dxa"/>
-            <w:vAlign w:val="center"/>
-          </w:tcPr>
-          <w:p>
-            <w:r>
-              <w:rPr>
-                <w:sz w:val="18"/>
-              </w:rPr>
-              <w:t>604</w:t>
-            </w:r>
-          </w:p>
-        </w:tc>
-        <w:tc>
-          <w:tcPr>
-            <w:tcW w:w="2045" w:type="dxa"/>
-            <w:vAlign w:val="center"/>
-          </w:tcPr>
-          <w:p>
-            <w:r>
-              <w:rPr>
-                <w:sz w:val="18"/>
-              </w:rPr>
-              <w:t>204</w:t>
-            </w:r>
-          </w:p>
-        </w:tc>
-        <w:tc>
-          <w:tcPr>
-            <w:tcW w:w="2045" w:type="dxa"/>
-            <w:vAlign w:val="center"/>
-          </w:tcPr>
-          <w:p>
-            <w:r>
-              <w:rPr>
-                <w:sz w:val="18"/>
-              </w:rPr>
-              <w:t>2026-08-05</w:t>
-            </w:r>
-          </w:p>
-        </w:tc>
-        <w:tc>
-          <w:tcPr>
-            <w:tcW w:w="2045" w:type="dxa"/>
-            <w:vAlign w:val="center"/>
-          </w:tcPr>
-          <w:p>
-            <w:r>
-              <w:rPr>
-                <w:sz w:val="18"/>
-              </w:rPr>
-              <w:t>Booked</w:t>
-            </w:r>
-          </w:p>
-        </w:tc>
-      </w:tr>
-      <w:tr>
-        <w:trPr>
-          <w:jc w:val="center"/>
-        </w:trPr>
-        <w:tc>
-          <w:tcPr>
-            <w:tcW w:w="2045" w:type="dxa"/>
-            <w:vAlign w:val="center"/>
-          </w:tcPr>
-          <w:p>
-            <w:r>
-              <w:rPr>
-                <w:sz w:val="18"/>
-              </w:rPr>
-              <w:t>705</w:t>
-            </w:r>
-          </w:p>
-        </w:tc>
-        <w:tc>
-          <w:tcPr>
-            <w:tcW w:w="2045" w:type="dxa"/>
-            <w:vAlign w:val="center"/>
-          </w:tcPr>
-          <w:p>
-            <w:r>
-              <w:rPr>
-                <w:sz w:val="18"/>
-              </w:rPr>
-              <w:t>601</w:t>
-            </w:r>
-          </w:p>
-        </w:tc>
-        <w:tc>
-          <w:tcPr>
-            <w:tcW w:w="2045" w:type="dxa"/>
-            <w:vAlign w:val="center"/>
-          </w:tcPr>
-          <w:p>
-            <w:r>
-              <w:rPr>
-                <w:sz w:val="18"/>
-              </w:rPr>
-              <w:t>202</w:t>
-            </w:r>
-          </w:p>
-        </w:tc>
-        <w:tc>
-          <w:tcPr>
-            <w:tcW w:w="2045" w:type="dxa"/>
-            <w:vAlign w:val="center"/>
-          </w:tcPr>
-          <w:p>
-            <w:r>
-              <w:rPr>
-                <w:sz w:val="18"/>
-              </w:rPr>
-              <w:t>2026-08-06</w:t>
-            </w:r>
-          </w:p>
-        </w:tc>
-        <w:tc>
-          <w:tcPr>
-            <w:tcW w:w="2045" w:type="dxa"/>
-            <w:vAlign w:val="center"/>
-          </w:tcPr>
-          <w:p>
-            <w:r>
-              <w:rPr>
-                <w:sz w:val="18"/>
-              </w:rPr>
-              <w:t>Completed</w:t>
-            </w:r>
-          </w:p>
-        </w:tc>
-      </w:tr>
-      <w:tr>
-        <w:trPr>
-          <w:jc w:val="center"/>
-        </w:trPr>
-        <w:tc>
-          <w:tcPr>
-            <w:tcW w:w="2045" w:type="dxa"/>
-            <w:vAlign w:val="center"/>
-          </w:tcPr>
-          <w:p>
-            <w:r>
-              <w:rPr>
-                <w:sz w:val="18"/>
-              </w:rPr>
-              <w:t>706</w:t>
-            </w:r>
-          </w:p>
-        </w:tc>
-        <w:tc>
-          <w:tcPr>
-            <w:tcW w:w="2045" w:type="dxa"/>
-            <w:vAlign w:val="center"/>
-          </w:tcPr>
-          <w:p>
-            <w:r>
-              <w:rPr>
-                <w:sz w:val="18"/>
-              </w:rPr>
-              <w:t>602</w:t>
-            </w:r>
-          </w:p>
-        </w:tc>
-        <w:tc>
-          <w:tcPr>
-            <w:tcW w:w="2045" w:type="dxa"/>
-            <w:vAlign w:val="center"/>
-          </w:tcPr>
-          <w:p>
-            <w:r>
-              <w:rPr>
-                <w:sz w:val="18"/>
-              </w:rPr>
-              <w:t>203</w:t>
-            </w:r>
-          </w:p>
-        </w:tc>
-        <w:tc>
-          <w:tcPr>
-            <w:tcW w:w="2045" w:type="dxa"/>
-            <w:vAlign w:val="center"/>
-          </w:tcPr>
-          <w:p>
-            <w:r>
-              <w:rPr>
-                <w:sz w:val="18"/>
-              </w:rPr>
-              <w:t>2026-08-07</w:t>
-            </w:r>
-          </w:p>
-        </w:tc>
-        <w:tc>
-          <w:tcPr>
-            <w:tcW w:w="2045" w:type="dxa"/>
-            <w:vAlign w:val="center"/>
-          </w:tcPr>
-          <w:p>
-            <w:r>
-              <w:rPr>
-                <w:sz w:val="18"/>
-              </w:rPr>
-              <w:t>Completed</w:t>
-            </w:r>
-          </w:p>
-        </w:tc>
-      </w:tr>
-      <w:tr>
-        <w:trPr>
-          <w:jc w:val="center"/>
-        </w:trPr>
-        <w:tc>
-          <w:tcPr>
-            <w:tcW w:w="2045" w:type="dxa"/>
-            <w:vAlign w:val="center"/>
-          </w:tcPr>
-          <w:p>
-            <w:r>
-              <w:rPr>
-                <w:sz w:val="18"/>
-              </w:rPr>
-              <w:t>707</w:t>
-            </w:r>
-          </w:p>
-        </w:tc>
-        <w:tc>
-          <w:tcPr>
-            <w:tcW w:w="2045" w:type="dxa"/>
-            <w:vAlign w:val="center"/>
-          </w:tcPr>
-          <w:p>
-            <w:r>
-              <w:rPr>
-                <w:sz w:val="18"/>
-              </w:rPr>
-              <w:t>603</w:t>
-            </w:r>
-          </w:p>
-        </w:tc>
-        <w:tc>
-          <w:tcPr>
-            <w:tcW w:w="2045" w:type="dxa"/>
-            <w:vAlign w:val="center"/>
-          </w:tcPr>
-          <w:p>
-            <w:r>
-              <w:rPr>
-                <w:sz w:val="18"/>
-              </w:rPr>
-              <w:t>204</w:t>
-            </w:r>
-          </w:p>
-        </w:tc>
-        <w:tc>
-          <w:tcPr>
-            <w:tcW w:w="2045" w:type="dxa"/>
-            <w:vAlign w:val="center"/>
-          </w:tcPr>
-          <w:p>
-            <w:r>
-              <w:rPr>
-                <w:sz w:val="18"/>
-              </w:rPr>
-              <w:t>2026-08-08</w:t>
-            </w:r>
-          </w:p>
-        </w:tc>
-        <w:tc>
-          <w:tcPr>
-            <w:tcW w:w="2045" w:type="dxa"/>
-            <w:vAlign w:val="center"/>
-          </w:tcPr>
-          <w:p>
-            <w:r>
-              <w:rPr>
-                <w:sz w:val="18"/>
-              </w:rPr>
-              <w:t>Completed</w:t>
-            </w:r>
-          </w:p>
-        </w:tc>
-      </w:tr>
-      <w:tr>
-        <w:trPr>
-          <w:jc w:val="center"/>
-        </w:trPr>
-        <w:tc>
-          <w:tcPr>
-            <w:tcW w:w="2045" w:type="dxa"/>
-            <w:vAlign w:val="center"/>
-          </w:tcPr>
-          <w:p>
-            <w:r>
-              <w:rPr>
-                <w:sz w:val="18"/>
-              </w:rPr>
-              <w:t>708</w:t>
-            </w:r>
-          </w:p>
-        </w:tc>
-        <w:tc>
-          <w:tcPr>
-            <w:tcW w:w="2045" w:type="dxa"/>
-            <w:vAlign w:val="center"/>
-          </w:tcPr>
-          <w:p>
-            <w:r>
-              <w:rPr>
-                <w:sz w:val="18"/>
-              </w:rPr>
-              <w:t>604</w:t>
-            </w:r>
-          </w:p>
-        </w:tc>
-        <w:tc>
-          <w:tcPr>
-            <w:tcW w:w="2045" w:type="dxa"/>
-            <w:vAlign w:val="center"/>
-          </w:tcPr>
-          <w:p>
-            <w:r>
-              <w:rPr>
-                <w:sz w:val="18"/>
-              </w:rPr>
-              <w:t>201</w:t>
-            </w:r>
-          </w:p>
-        </w:tc>
-        <w:tc>
-          <w:tcPr>
-            <w:tcW w:w="2045" w:type="dxa"/>
-            <w:vAlign w:val="center"/>
-          </w:tcPr>
-          <w:p>
-            <w:r>
-              <w:rPr>
-                <w:sz w:val="18"/>
-              </w:rPr>
-              <w:t>2026-08-09</w:t>
-            </w:r>
-          </w:p>
-        </w:tc>
-        <w:tc>
-          <w:tcPr>
-            <w:tcW w:w="2045" w:type="dxa"/>
-            <w:vAlign w:val="center"/>
-          </w:tcPr>
-          <w:p>
-            <w:r>
-              <w:rPr>
-                <w:sz w:val="18"/>
-              </w:rPr>
-              <w:t>Booked</w:t>
-            </w:r>
-          </w:p>
-        </w:tc>
-      </w:tr>
-      <w:tr>
-        <w:trPr>
-          <w:jc w:val="center"/>
-        </w:trPr>
-        <w:tc>
-          <w:tcPr>
-            <w:tcW w:w="2045" w:type="dxa"/>
-            <w:vAlign w:val="center"/>
-          </w:tcPr>
-          <w:p>
-            <w:r>
-              <w:rPr>
-                <w:sz w:val="18"/>
-              </w:rPr>
-              <w:t>709</w:t>
-            </w:r>
-          </w:p>
-        </w:tc>
-        <w:tc>
-          <w:tcPr>
-            <w:tcW w:w="2045" w:type="dxa"/>
-            <w:vAlign w:val="center"/>
-          </w:tcPr>
-          <w:p>
-            <w:r>
-              <w:rPr>
-                <w:sz w:val="18"/>
-              </w:rPr>
-              <w:t>601</w:t>
-            </w:r>
-          </w:p>
-        </w:tc>
-        <w:tc>
-          <w:tcPr>
-            <w:tcW w:w="2045" w:type="dxa"/>
-            <w:vAlign w:val="center"/>
-          </w:tcPr>
-          <w:p>
-            <w:r>
-              <w:rPr>
-                <w:sz w:val="18"/>
-              </w:rPr>
-              <w:t>203</w:t>
-            </w:r>
-          </w:p>
-        </w:tc>
-        <w:tc>
-          <w:tcPr>
-            <w:tcW w:w="2045" w:type="dxa"/>
-            <w:vAlign w:val="center"/>
-          </w:tcPr>
-          <w:p>
-            <w:r>
-              <w:rPr>
-                <w:sz w:val="18"/>
-              </w:rPr>
-              <w:t>2026-08-10</w:t>
-            </w:r>
-          </w:p>
-        </w:tc>
-        <w:tc>
-          <w:tcPr>
-            <w:tcW w:w="2045" w:type="dxa"/>
-            <w:vAlign w:val="center"/>
-          </w:tcPr>
-          <w:p>
-            <w:r>
-              <w:rPr>
-                <w:sz w:val="18"/>
-              </w:rPr>
-              <w:t>Completed</w:t>
-            </w:r>
-          </w:p>
-        </w:tc>
-      </w:tr>
-      <w:tr>
-        <w:trPr>
-          <w:jc w:val="center"/>
-        </w:trPr>
-        <w:tc>
-          <w:tcPr>
-            <w:tcW w:w="2045" w:type="dxa"/>
-            <w:vAlign w:val="center"/>
-          </w:tcPr>
-          <w:p>
-            <w:r>
-              <w:rPr>
-                <w:sz w:val="18"/>
-              </w:rPr>
-              <w:t>710</w:t>
-            </w:r>
-          </w:p>
-        </w:tc>
-        <w:tc>
-          <w:tcPr>
-            <w:tcW w:w="2045" w:type="dxa"/>
-            <w:vAlign w:val="center"/>
-          </w:tcPr>
-          <w:p>
-            <w:r>
-              <w:rPr>
-                <w:sz w:val="18"/>
-              </w:rPr>
-              <w:t>602</w:t>
-            </w:r>
-          </w:p>
-        </w:tc>
-        <w:tc>
-          <w:tcPr>
-            <w:tcW w:w="2045" w:type="dxa"/>
-            <w:vAlign w:val="center"/>
-          </w:tcPr>
-          <w:p>
-            <w:r>
-              <w:rPr>
-                <w:sz w:val="18"/>
-              </w:rPr>
-              <w:t>204</w:t>
-            </w:r>
-          </w:p>
-        </w:tc>
-        <w:tc>
-          <w:tcPr>
-            <w:tcW w:w="2045" w:type="dxa"/>
-            <w:vAlign w:val="center"/>
-          </w:tcPr>
-          <w:p>
-            <w:r>
-              <w:rPr>
-                <w:sz w:val="18"/>
-              </w:rPr>
-              <w:t>2026-08-11</w:t>
-            </w:r>
-          </w:p>
-        </w:tc>
-        <w:tc>
-          <w:tcPr>
-            <w:tcW w:w="2045" w:type="dxa"/>
-            <w:vAlign w:val="center"/>
-          </w:tcPr>
-          <w:p>
-            <w:r>
-              <w:rPr>
-                <w:sz w:val="18"/>
-              </w:rPr>
-              <w:t>Completed</w:t>
-            </w:r>
-          </w:p>
-        </w:tc>
-      </w:tr>
-      <w:tr>
-        <w:trPr>
-          <w:jc w:val="center"/>
-        </w:trPr>
-        <w:tc>
-          <w:tcPr>
-            <w:tcW w:w="2045" w:type="dxa"/>
-            <w:vAlign w:val="center"/>
-          </w:tcPr>
-          <w:p>
-            <w:r>
-              <w:rPr>
-                <w:sz w:val="18"/>
-              </w:rPr>
-              <w:t>711</w:t>
-            </w:r>
-          </w:p>
-        </w:tc>
-        <w:tc>
-          <w:tcPr>
-            <w:tcW w:w="2045" w:type="dxa"/>
-            <w:vAlign w:val="center"/>
-          </w:tcPr>
-          <w:p>
-            <w:r>
-              <w:rPr>
-                <w:sz w:val="18"/>
-              </w:rPr>
-              <w:t>603</w:t>
-            </w:r>
-          </w:p>
-        </w:tc>
-        <w:tc>
-          <w:tcPr>
-            <w:tcW w:w="2045" w:type="dxa"/>
-            <w:vAlign w:val="center"/>
-          </w:tcPr>
-          <w:p>
-            <w:r>
-              <w:rPr>
-                <w:sz w:val="18"/>
-              </w:rPr>
-              <w:t>201</w:t>
-            </w:r>
-          </w:p>
-        </w:tc>
-        <w:tc>
-          <w:tcPr>
-            <w:tcW w:w="2045" w:type="dxa"/>
-            <w:vAlign w:val="center"/>
-          </w:tcPr>
-          <w:p>
-            <w:r>
-              <w:rPr>
-                <w:sz w:val="18"/>
-              </w:rPr>
-              <w:t>2026-08-12</w:t>
-            </w:r>
-          </w:p>
-        </w:tc>
-        <w:tc>
-          <w:tcPr>
-            <w:tcW w:w="2045" w:type="dxa"/>
-            <w:vAlign w:val="center"/>
-          </w:tcPr>
-          <w:p>
-            <w:r>
-              <w:rPr>
-                <w:sz w:val="18"/>
-              </w:rPr>
-              <w:t>Cancelled</w:t>
-            </w:r>
-          </w:p>
-        </w:tc>
-      </w:tr>
-      <w:tr>
-        <w:trPr>
-          <w:jc w:val="center"/>
-        </w:trPr>
-        <w:tc>
-          <w:tcPr>
-            <w:tcW w:w="2045" w:type="dxa"/>
-            <w:vAlign w:val="center"/>
-          </w:tcPr>
-          <w:p>
-            <w:r>
-              <w:rPr>
-                <w:sz w:val="18"/>
-              </w:rPr>
-              <w:t>712</w:t>
-            </w:r>
-          </w:p>
-        </w:tc>
-        <w:tc>
-          <w:tcPr>
-            <w:tcW w:w="2045" w:type="dxa"/>
-            <w:vAlign w:val="center"/>
-          </w:tcPr>
-          <w:p>
-            <w:r>
-              <w:rPr>
-                <w:sz w:val="18"/>
-              </w:rPr>
-              <w:t>604</w:t>
-            </w:r>
-          </w:p>
-        </w:tc>
-        <w:tc>
-          <w:tcPr>
-            <w:tcW w:w="2045" w:type="dxa"/>
-            <w:vAlign w:val="center"/>
-          </w:tcPr>
-          <w:p>
-            <w:r>
-              <w:rPr>
-                <w:sz w:val="18"/>
-              </w:rPr>
-              <w:t>202</w:t>
-            </w:r>
-          </w:p>
-        </w:tc>
-        <w:tc>
-          <w:tcPr>
-            <w:tcW w:w="2045" w:type="dxa"/>
-            <w:vAlign w:val="center"/>
-          </w:tcPr>
-          <w:p>
-            <w:r>
-              <w:rPr>
-                <w:sz w:val="18"/>
-              </w:rPr>
-              <w:t>2026-08-13</w:t>
-            </w:r>
-          </w:p>
-        </w:tc>
-        <w:tc>
-          <w:tcPr>
-            <w:tcW w:w="2045" w:type="dxa"/>
-            <w:vAlign w:val="center"/>
-          </w:tcPr>
-          <w:p>
-            <w:r>
-              <w:rPr>
-                <w:sz w:val="18"/>
-              </w:rPr>
-              <w:t>Completed</w:t>
-            </w:r>
-          </w:p>
-        </w:tc>
-      </w:tr>
-    </w:tbl>
-    <w:p>
-      <w:r>
-        <w:rPr>
-          <w:b/>
-          <w:sz w:val="22"/>
-        </w:rPr>
-        <w:t>Problem Statement</w:t>
-      </w:r>
-    </w:p>
-    <w:p>
-      <w:r>
-        <w:t xml:space="preserve">Generate a report listing all bookings along with guest name, room number, and the hotel section the </w:t>
-      </w:r>
-      <w:r>
-        <w:t>room belongs to. This report will be used for internal review and booking activity tracking.</w:t>
-      </w:r>
-    </w:p>
-    <w:p>
-      <w:r>
-        <w:rPr>
-          <w:b/>
-          <w:sz w:val="22"/>
-        </w:rPr>
-        <w:t>Query to be Implemented</w:t>
-      </w:r>
-    </w:p>
-    <w:p>
-      <w:r>
-        <w:t>Write a SQL query to fetch:</w:t>
+        <w:t xml:space="preserve"> array of floating-point numbers, and validate the readings to ensure the array is not empty and all values are positive.</w:t>
       </w:r>
     </w:p>
     <w:p>
       <w:pPr>
-        <w:pStyle w:val="ListBullet"/>
-        <w:spacing w:after="20"/>
+        <w:pStyle w:val="x1ghz6dp"/>
       </w:pPr>
       <w:r>
-        <w:t>booking_id</w:t>
+        <w:t xml:space="preserve">The program should perform statistical analysis by calculating the total, average (rounded to one decimal place), and maximum fitness reading. It should also identify and adjust high-intensity readings by reducing values greater than or equal to 50.0 by 10%. Additionally, the program should classify each reading as </w:t>
+      </w:r>
+      <w:r>
+        <w:rPr>
+          <w:rStyle w:val="xt0psk2"/>
+        </w:rPr>
+        <w:t>"High"</w:t>
+      </w:r>
+      <w:r>
+        <w:t xml:space="preserve"> if it exceeds the average reading and </w:t>
+      </w:r>
+      <w:r>
+        <w:rPr>
+          <w:rStyle w:val="xt0psk2"/>
+        </w:rPr>
+        <w:t>"Normal"</w:t>
+      </w:r>
+      <w:r>
+        <w:t xml:space="preserve"> otherwise. Finally, it should format all readings to two decimal places followed by the unit "bpm".</w:t>
       </w:r>
     </w:p>
     <w:p>
       <w:pPr>
-        <w:pStyle w:val="ListBullet"/>
-        <w:spacing w:after="20"/>
+        <w:pStyle w:val="x1ghz6dp"/>
       </w:pPr>
       <w:r>
-        <w:t>booking_date</w:t>
+        <w:t xml:space="preserve">The objective is to demonstrate the use of </w:t>
+      </w:r>
+      <w:proofErr w:type="spellStart"/>
+      <w:r>
+        <w:t>NumPy</w:t>
+      </w:r>
+      <w:proofErr w:type="spellEnd"/>
+      <w:r>
+        <w:t xml:space="preserve"> arrays, data validation, statistical computations, conditional filtering, activity classification, and data formatting in a fitness-tracking application.</w:t>
       </w:r>
     </w:p>
     <w:p>
       <w:pPr>
-        <w:pStyle w:val="ListBullet"/>
-        <w:spacing w:after="20"/>
+        <w:spacing w:before="100" w:beforeAutospacing="1" w:after="100" w:afterAutospacing="1" w:line="240" w:lineRule="auto"/>
+        <w:rPr>
+          <w:rFonts w:ascii="Times New Roman" w:eastAsia="Times New Roman" w:hAnsi="Times New Roman" w:cs="Times New Roman"/>
+          <w:sz w:val="24"/>
+          <w:szCs w:val="24"/>
+          <w:lang w:val="en-IN" w:eastAsia="en-IN"/>
+        </w:rPr>
       </w:pPr>
       <w:r>
-        <w:t>status</w:t>
+        <w:rPr>
+          <w:rFonts w:ascii="Times New Roman" w:eastAsia="Times New Roman" w:hAnsi="Times New Roman" w:cs="Times New Roman"/>
+          <w:sz w:val="24"/>
+          <w:szCs w:val="24"/>
+          <w:lang w:val="en-IN" w:eastAsia="en-IN"/>
+        </w:rPr>
+        <w:t>For the given input, the program should display the following output:</w:t>
       </w:r>
     </w:p>
     <w:p>
       <w:pPr>
-        <w:pStyle w:val="ListBullet"/>
-        <w:spacing w:after="20"/>
+        <w:tabs>
+          <w:tab w:val="left" w:pos="916"/>
+          <w:tab w:val="left" w:pos="1832"/>
+          <w:tab w:val="left" w:pos="2748"/>
+          <w:tab w:val="left" w:pos="3664"/>
+          <w:tab w:val="left" w:pos="4580"/>
+          <w:tab w:val="left" w:pos="5496"/>
+          <w:tab w:val="left" w:pos="6412"/>
+          <w:tab w:val="left" w:pos="7328"/>
+          <w:tab w:val="left" w:pos="8244"/>
+          <w:tab w:val="left" w:pos="9160"/>
+          <w:tab w:val="left" w:pos="10076"/>
+          <w:tab w:val="left" w:pos="10992"/>
+          <w:tab w:val="left" w:pos="11908"/>
+          <w:tab w:val="left" w:pos="12824"/>
+          <w:tab w:val="left" w:pos="13740"/>
+          <w:tab w:val="left" w:pos="14656"/>
+        </w:tabs>
+        <w:spacing w:after="0" w:line="240" w:lineRule="auto"/>
+        <w:rPr>
+          <w:rFonts w:ascii="Courier New" w:eastAsia="Times New Roman" w:hAnsi="Courier New" w:cs="Courier New"/>
+          <w:sz w:val="20"/>
+          <w:szCs w:val="20"/>
+          <w:lang w:val="en-IN" w:eastAsia="en-IN"/>
+        </w:rPr>
       </w:pPr>
       <w:r>
-        <w:t>guest_name</w:t>
+        <w:rPr>
+          <w:rFonts w:ascii="Courier New" w:eastAsia="Times New Roman" w:hAnsi="Courier New" w:cs="Courier New"/>
+          <w:sz w:val="20"/>
+          <w:szCs w:val="20"/>
+          <w:lang w:val="en-IN" w:eastAsia="en-IN"/>
+        </w:rPr>
+        <w:t>(512.0, 102.4, 145.0)</w:t>
       </w:r>
     </w:p>
     <w:p>
       <w:pPr>
-        <w:pStyle w:val="ListBullet"/>
-        <w:spacing w:after="20"/>
+        <w:tabs>
+          <w:tab w:val="left" w:pos="916"/>
+          <w:tab w:val="left" w:pos="1832"/>
+          <w:tab w:val="left" w:pos="2748"/>
+          <w:tab w:val="left" w:pos="3664"/>
+          <w:tab w:val="left" w:pos="4580"/>
+          <w:tab w:val="left" w:pos="5496"/>
+          <w:tab w:val="left" w:pos="6412"/>
+          <w:tab w:val="left" w:pos="7328"/>
+          <w:tab w:val="left" w:pos="8244"/>
+          <w:tab w:val="left" w:pos="9160"/>
+          <w:tab w:val="left" w:pos="10076"/>
+          <w:tab w:val="left" w:pos="10992"/>
+          <w:tab w:val="left" w:pos="11908"/>
+          <w:tab w:val="left" w:pos="12824"/>
+          <w:tab w:val="left" w:pos="13740"/>
+          <w:tab w:val="left" w:pos="14656"/>
+        </w:tabs>
+        <w:spacing w:after="0" w:line="240" w:lineRule="auto"/>
+        <w:rPr>
+          <w:rFonts w:ascii="Courier New" w:eastAsia="Times New Roman" w:hAnsi="Courier New" w:cs="Courier New"/>
+          <w:sz w:val="20"/>
+          <w:szCs w:val="20"/>
+          <w:lang w:val="en-IN" w:eastAsia="en-IN"/>
+        </w:rPr>
       </w:pPr>
       <w:r>
-        <w:t>room_number</w:t>
+        <w:rPr>
+          <w:rFonts w:ascii="Courier New" w:eastAsia="Times New Roman" w:hAnsi="Courier New" w:cs="Courier New"/>
+          <w:sz w:val="20"/>
+          <w:szCs w:val="20"/>
+          <w:lang w:val="en-IN" w:eastAsia="en-IN"/>
+        </w:rPr>
+        <w:t>[ 72.   85.  108.  130.5  90. ]</w:t>
       </w:r>
     </w:p>
     <w:p>
       <w:pPr>
-        <w:pStyle w:val="ListBullet"/>
-        <w:spacing w:after="20"/>
+        <w:tabs>
+          <w:tab w:val="left" w:pos="916"/>
+          <w:tab w:val="left" w:pos="1832"/>
+          <w:tab w:val="left" w:pos="2748"/>
+          <w:tab w:val="left" w:pos="3664"/>
+          <w:tab w:val="left" w:pos="4580"/>
+          <w:tab w:val="left" w:pos="5496"/>
+          <w:tab w:val="left" w:pos="6412"/>
+          <w:tab w:val="left" w:pos="7328"/>
+          <w:tab w:val="left" w:pos="8244"/>
+          <w:tab w:val="left" w:pos="9160"/>
+          <w:tab w:val="left" w:pos="10076"/>
+          <w:tab w:val="left" w:pos="10992"/>
+          <w:tab w:val="left" w:pos="11908"/>
+          <w:tab w:val="left" w:pos="12824"/>
+          <w:tab w:val="left" w:pos="13740"/>
+          <w:tab w:val="left" w:pos="14656"/>
+        </w:tabs>
+        <w:spacing w:after="0" w:line="240" w:lineRule="auto"/>
+        <w:rPr>
+          <w:rFonts w:ascii="Courier New" w:eastAsia="Times New Roman" w:hAnsi="Courier New" w:cs="Courier New"/>
+          <w:sz w:val="20"/>
+          <w:szCs w:val="20"/>
+          <w:lang w:val="en-IN" w:eastAsia="en-IN"/>
+        </w:rPr>
       </w:pPr>
       <w:r>
-        <w:t>section_name</w:t>
-      </w:r>
-    </w:p>
-    <w:p>
-      <w:r>
         <w:rPr>
-          <w:b/>
-          <w:sz w:val="22"/>
+          <w:rFonts w:ascii="Courier New" w:eastAsia="Times New Roman" w:hAnsi="Courier New" w:cs="Courier New"/>
+          <w:sz w:val="20"/>
+          <w:szCs w:val="20"/>
+          <w:lang w:val="en-IN" w:eastAsia="en-IN"/>
         </w:rPr>
-        <w:t>Expected Output</w:t>
-      </w:r>
-    </w:p>
-    <w:p>
-      <w:r>
-        <w:t>The output should contain on</w:t>
-      </w:r>
-      <w:r>
-        <w:t>e row per booking with the six requested columns, obtained by joining the appropriate four tables.</w:t>
-      </w:r>
-    </w:p>
-    <w:p>
-      <w:r>
-        <w:br w:type="page"/>
+        <w:t>['Normal' 'Normal' 'High' 'High' 'Normal']</w:t>
       </w:r>
     </w:p>
     <w:p>
       <w:pPr>
-        <w:pStyle w:val="Heading1"/>
+        <w:tabs>
+          <w:tab w:val="left" w:pos="916"/>
+          <w:tab w:val="left" w:pos="1832"/>
+          <w:tab w:val="left" w:pos="2748"/>
+          <w:tab w:val="left" w:pos="3664"/>
+          <w:tab w:val="left" w:pos="4580"/>
+          <w:tab w:val="left" w:pos="5496"/>
+          <w:tab w:val="left" w:pos="6412"/>
+          <w:tab w:val="left" w:pos="7328"/>
+          <w:tab w:val="left" w:pos="8244"/>
+          <w:tab w:val="left" w:pos="9160"/>
+          <w:tab w:val="left" w:pos="10076"/>
+          <w:tab w:val="left" w:pos="10992"/>
+          <w:tab w:val="left" w:pos="11908"/>
+          <w:tab w:val="left" w:pos="12824"/>
+          <w:tab w:val="left" w:pos="13740"/>
+          <w:tab w:val="left" w:pos="14656"/>
+        </w:tabs>
+        <w:spacing w:after="0" w:line="240" w:lineRule="auto"/>
+        <w:rPr>
+          <w:rFonts w:ascii="Courier New" w:eastAsia="Times New Roman" w:hAnsi="Courier New" w:cs="Courier New"/>
+          <w:sz w:val="20"/>
+          <w:szCs w:val="20"/>
+          <w:lang w:val="en-IN" w:eastAsia="en-IN"/>
+        </w:rPr>
       </w:pPr>
       <w:r>
-        <w:t>Question 4 – Running Total of Orders per Customer by Product</w:t>
+        <w:rPr>
+          <w:rFonts w:ascii="Courier New" w:eastAsia="Times New Roman" w:hAnsi="Courier New" w:cs="Courier New"/>
+          <w:sz w:val="20"/>
+          <w:szCs w:val="20"/>
+          <w:lang w:val="en-IN" w:eastAsia="en-IN"/>
+        </w:rPr>
+        <w:t>['72.00 bpm' '85.00 bpm' '120.00 bpm' '145.00 bpm' '90.00 bpm']</w:t>
       </w:r>
+      <w:bookmarkStart w:id="0" w:name="_GoBack"/>
+      <w:bookmarkEnd w:id="0"/>
     </w:p>
-    <w:p>
-      <w:r>
-        <w:rPr>
-          <w:b/>
-          <w:sz w:val="22"/>
-        </w:rPr>
-        <w:t>Database Description</w:t>
-      </w:r>
-    </w:p>
-    <w:p>
-      <w:r>
-        <w:t xml:space="preserve">The retail_orders database is designed to manage and organize essential </w:t>
-      </w:r>
-      <w:r>
-        <w:t>online retail information. It maintains records of customers, products, categories, and orders. The system supports tracking of customer purchases, product categories, order history, and reporting.</w:t>
-      </w:r>
-    </w:p>
-    <w:p>
-      <w:r>
-        <w:rPr>
-          <w:b/>
-          <w:sz w:val="22"/>
-        </w:rPr>
-        <w:t>Schema Specification</w:t>
-      </w:r>
-    </w:p>
-    <w:p>
-      <w:r>
-        <w:rPr>
-          <w:b/>
-        </w:rPr>
-        <w:t>Table: Categories</w:t>
-      </w:r>
-    </w:p>
-    <w:tbl>
-      <w:tblPr>
-        <w:tblStyle w:val="TableGrid"/>
-        <w:tblW w:w="0" w:type="auto"/>
-        <w:jc w:val="center"/>
-        <w:tblLook w:val="04A0" w:firstRow="1" w:lastRow="0" w:firstColumn="1" w:lastColumn="0" w:noHBand="0" w:noVBand="1"/>
-      </w:tblPr>
-      <w:tblGrid>
-        <w:gridCol w:w="2556"/>
-        <w:gridCol w:w="2556"/>
-        <w:gridCol w:w="2556"/>
-        <w:gridCol w:w="2556"/>
-      </w:tblGrid>
-      <w:tr>
-        <w:trPr>
-          <w:jc w:val="center"/>
-        </w:trPr>
-        <w:tc>
-          <w:tcPr>
-            <w:tcW w:w="2556" w:type="dxa"/>
-            <w:shd w:val="clear" w:color="auto" w:fill="FFF2CC"/>
-            <w:vAlign w:val="center"/>
-          </w:tcPr>
-          <w:p>
-            <w:r>
-              <w:rPr>
-                <w:b/>
-                <w:sz w:val="18"/>
-              </w:rPr>
-              <w:t>Column Name</w:t>
-            </w:r>
-          </w:p>
-        </w:tc>
-        <w:tc>
-          <w:tcPr>
-            <w:tcW w:w="2556" w:type="dxa"/>
-            <w:shd w:val="clear" w:color="auto" w:fill="FFF2CC"/>
-            <w:vAlign w:val="center"/>
-          </w:tcPr>
-          <w:p>
-            <w:r>
-              <w:rPr>
-                <w:b/>
-                <w:sz w:val="18"/>
-              </w:rPr>
-              <w:t>Data Ty</w:t>
-            </w:r>
-            <w:r>
-              <w:rPr>
-                <w:b/>
-                <w:sz w:val="18"/>
-              </w:rPr>
-              <w:t>pe</w:t>
-            </w:r>
-          </w:p>
-        </w:tc>
-        <w:tc>
-          <w:tcPr>
-            <w:tcW w:w="2556" w:type="dxa"/>
-            <w:shd w:val="clear" w:color="auto" w:fill="FFF2CC"/>
-            <w:vAlign w:val="center"/>
-          </w:tcPr>
-          <w:p>
-            <w:r>
-              <w:rPr>
-                <w:b/>
-                <w:sz w:val="18"/>
-              </w:rPr>
-              <w:t>Constraints</w:t>
-            </w:r>
-          </w:p>
-        </w:tc>
-        <w:tc>
-          <w:tcPr>
-            <w:tcW w:w="2556" w:type="dxa"/>
-            <w:shd w:val="clear" w:color="auto" w:fill="FFF2CC"/>
-            <w:vAlign w:val="center"/>
-          </w:tcPr>
-          <w:p>
-            <w:r>
-              <w:rPr>
-                <w:b/>
-                <w:sz w:val="18"/>
-              </w:rPr>
-              <w:t>Description</w:t>
-            </w:r>
-          </w:p>
-        </w:tc>
-      </w:tr>
-      <w:tr>
-        <w:trPr>
-          <w:jc w:val="center"/>
-        </w:trPr>
-        <w:tc>
-          <w:tcPr>
-            <w:tcW w:w="2556" w:type="dxa"/>
-            <w:vAlign w:val="center"/>
-          </w:tcPr>
-          <w:p>
-            <w:r>
-              <w:rPr>
-                <w:sz w:val="18"/>
-              </w:rPr>
-              <w:t>category_id</w:t>
-            </w:r>
-          </w:p>
-        </w:tc>
-        <w:tc>
-          <w:tcPr>
-            <w:tcW w:w="2556" w:type="dxa"/>
-            <w:vAlign w:val="center"/>
-          </w:tcPr>
-          <w:p>
-            <w:r>
-              <w:rPr>
-                <w:sz w:val="18"/>
-              </w:rPr>
-              <w:t>INT</w:t>
-            </w:r>
-          </w:p>
-        </w:tc>
-        <w:tc>
-          <w:tcPr>
-            <w:tcW w:w="2556" w:type="dxa"/>
-            <w:vAlign w:val="center"/>
-          </w:tcPr>
-          <w:p>
-            <w:r>
-              <w:rPr>
-                <w:sz w:val="18"/>
-              </w:rPr>
-              <w:t>PRIMARY KEY</w:t>
-            </w:r>
-          </w:p>
-        </w:tc>
-        <w:tc>
-          <w:tcPr>
-            <w:tcW w:w="2556" w:type="dxa"/>
-            <w:vAlign w:val="center"/>
-          </w:tcPr>
-          <w:p>
-            <w:r>
-              <w:rPr>
-                <w:sz w:val="18"/>
-              </w:rPr>
-              <w:t>Unique identifier for category</w:t>
-            </w:r>
-          </w:p>
-        </w:tc>
-      </w:tr>
-      <w:tr>
-        <w:trPr>
-          <w:jc w:val="center"/>
-        </w:trPr>
-        <w:tc>
-          <w:tcPr>
-            <w:tcW w:w="2556" w:type="dxa"/>
-            <w:vAlign w:val="center"/>
-          </w:tcPr>
-          <w:p>
-            <w:r>
-              <w:rPr>
-                <w:sz w:val="18"/>
-              </w:rPr>
-              <w:t>category_name</w:t>
-            </w:r>
-          </w:p>
-        </w:tc>
-        <w:tc>
-          <w:tcPr>
-            <w:tcW w:w="2556" w:type="dxa"/>
-            <w:vAlign w:val="center"/>
-          </w:tcPr>
-          <w:p>
-            <w:r>
-              <w:rPr>
-                <w:sz w:val="18"/>
-              </w:rPr>
-              <w:t>VARCHAR(50)</w:t>
-            </w:r>
-          </w:p>
-        </w:tc>
-        <w:tc>
-          <w:tcPr>
-            <w:tcW w:w="2556" w:type="dxa"/>
-            <w:vAlign w:val="center"/>
-          </w:tcPr>
-          <w:p>
-            <w:r>
-              <w:rPr>
-                <w:sz w:val="18"/>
-              </w:rPr>
-              <w:t>NOT NULL</w:t>
-            </w:r>
-          </w:p>
-        </w:tc>
-        <w:tc>
-          <w:tcPr>
-            <w:tcW w:w="2556" w:type="dxa"/>
-            <w:vAlign w:val="center"/>
-          </w:tcPr>
-          <w:p>
-            <w:r>
-              <w:rPr>
-                <w:sz w:val="18"/>
-              </w:rPr>
-              <w:t>Name of the category</w:t>
-            </w:r>
-          </w:p>
-        </w:tc>
-      </w:tr>
-    </w:tbl>
-    <w:p>
-      <w:r>
-        <w:rPr>
-          <w:b/>
-        </w:rPr>
-        <w:t>Table: Customers</w:t>
-      </w:r>
-    </w:p>
-    <w:tbl>
-      <w:tblPr>
-        <w:tblStyle w:val="TableGrid"/>
-        <w:tblW w:w="0" w:type="auto"/>
-        <w:jc w:val="center"/>
-        <w:tblLook w:val="04A0" w:firstRow="1" w:lastRow="0" w:firstColumn="1" w:lastColumn="0" w:noHBand="0" w:noVBand="1"/>
-      </w:tblPr>
-      <w:tblGrid>
-        <w:gridCol w:w="2556"/>
-        <w:gridCol w:w="2556"/>
-        <w:gridCol w:w="2556"/>
-        <w:gridCol w:w="2556"/>
-      </w:tblGrid>
-      <w:tr>
-        <w:trPr>
-          <w:jc w:val="center"/>
-        </w:trPr>
-        <w:tc>
-          <w:tcPr>
-            <w:tcW w:w="2556" w:type="dxa"/>
-            <w:shd w:val="clear" w:color="auto" w:fill="FFF2CC"/>
-            <w:vAlign w:val="center"/>
-          </w:tcPr>
-          <w:p>
-            <w:r>
-              <w:rPr>
-                <w:b/>
-                <w:sz w:val="18"/>
-              </w:rPr>
-              <w:t>Column Name</w:t>
-            </w:r>
-          </w:p>
-        </w:tc>
-        <w:tc>
-          <w:tcPr>
-            <w:tcW w:w="2556" w:type="dxa"/>
-            <w:shd w:val="clear" w:color="auto" w:fill="FFF2CC"/>
-            <w:vAlign w:val="center"/>
-          </w:tcPr>
-          <w:p>
-            <w:r>
-              <w:rPr>
-                <w:b/>
-                <w:sz w:val="18"/>
-              </w:rPr>
-              <w:t>Data Type</w:t>
-            </w:r>
-          </w:p>
-        </w:tc>
-        <w:tc>
-          <w:tcPr>
-            <w:tcW w:w="2556" w:type="dxa"/>
-            <w:shd w:val="clear" w:color="auto" w:fill="FFF2CC"/>
-            <w:vAlign w:val="center"/>
-          </w:tcPr>
-          <w:p>
-            <w:r>
-              <w:rPr>
-                <w:b/>
-                <w:sz w:val="18"/>
-              </w:rPr>
-              <w:t>Constraints</w:t>
-            </w:r>
-          </w:p>
-        </w:tc>
-        <w:tc>
-          <w:tcPr>
-            <w:tcW w:w="2556" w:type="dxa"/>
-            <w:shd w:val="clear" w:color="auto" w:fill="FFF2CC"/>
-            <w:vAlign w:val="center"/>
-          </w:tcPr>
-          <w:p>
-            <w:r>
-              <w:rPr>
-                <w:b/>
-                <w:sz w:val="18"/>
-              </w:rPr>
-              <w:t>Description</w:t>
-            </w:r>
-          </w:p>
-        </w:tc>
-      </w:tr>
-      <w:tr>
-        <w:trPr>
-          <w:jc w:val="center"/>
-        </w:trPr>
-        <w:tc>
-          <w:tcPr>
-            <w:tcW w:w="2556" w:type="dxa"/>
-            <w:vAlign w:val="center"/>
-          </w:tcPr>
-          <w:p>
-            <w:r>
-              <w:rPr>
-                <w:sz w:val="18"/>
-              </w:rPr>
-              <w:t>customer_id</w:t>
-            </w:r>
-          </w:p>
-        </w:tc>
-        <w:tc>
-          <w:tcPr>
-            <w:tcW w:w="2556" w:type="dxa"/>
-            <w:vAlign w:val="center"/>
-          </w:tcPr>
-          <w:p>
-            <w:r>
-              <w:rPr>
-                <w:sz w:val="18"/>
-              </w:rPr>
-              <w:t>INT</w:t>
-            </w:r>
-          </w:p>
-        </w:tc>
-        <w:tc>
-          <w:tcPr>
-            <w:tcW w:w="2556" w:type="dxa"/>
-            <w:vAlign w:val="center"/>
-          </w:tcPr>
-          <w:p>
-            <w:r>
-              <w:rPr>
-                <w:sz w:val="18"/>
-              </w:rPr>
-              <w:t>PRIMARY KEY</w:t>
-            </w:r>
-          </w:p>
-        </w:tc>
-        <w:tc>
-          <w:tcPr>
-            <w:tcW w:w="2556" w:type="dxa"/>
-            <w:vAlign w:val="center"/>
-          </w:tcPr>
-          <w:p>
-            <w:r>
-              <w:rPr>
-                <w:sz w:val="18"/>
-              </w:rPr>
-              <w:t>Unique customer ID</w:t>
-            </w:r>
-          </w:p>
-        </w:tc>
-      </w:tr>
-      <w:tr>
-        <w:trPr>
-          <w:jc w:val="center"/>
-        </w:trPr>
-        <w:tc>
-          <w:tcPr>
-            <w:tcW w:w="2556" w:type="dxa"/>
-            <w:vAlign w:val="center"/>
-          </w:tcPr>
-          <w:p>
-            <w:r>
-              <w:rPr>
-                <w:sz w:val="18"/>
-              </w:rPr>
-              <w:t>name</w:t>
-            </w:r>
-          </w:p>
-        </w:tc>
-        <w:tc>
-          <w:tcPr>
-            <w:tcW w:w="2556" w:type="dxa"/>
-            <w:vAlign w:val="center"/>
-          </w:tcPr>
-          <w:p>
-            <w:r>
-              <w:rPr>
-                <w:sz w:val="18"/>
-              </w:rPr>
-              <w:t>VARCHAR(100)</w:t>
-            </w:r>
-          </w:p>
-        </w:tc>
-        <w:tc>
-          <w:tcPr>
-            <w:tcW w:w="2556" w:type="dxa"/>
-            <w:vAlign w:val="center"/>
-          </w:tcPr>
-          <w:p>
-            <w:r>
-              <w:rPr>
-                <w:sz w:val="18"/>
-              </w:rPr>
-              <w:t>NOT NULL</w:t>
-            </w:r>
-          </w:p>
-        </w:tc>
-        <w:tc>
-          <w:tcPr>
-            <w:tcW w:w="2556" w:type="dxa"/>
-            <w:vAlign w:val="center"/>
-          </w:tcPr>
-          <w:p>
-            <w:r>
-              <w:rPr>
-                <w:sz w:val="18"/>
-              </w:rPr>
-              <w:t>Full name of the customer</w:t>
-            </w:r>
-          </w:p>
-        </w:tc>
-      </w:tr>
-      <w:tr>
-        <w:trPr>
-          <w:jc w:val="center"/>
-        </w:trPr>
-        <w:tc>
-          <w:tcPr>
-            <w:tcW w:w="2556" w:type="dxa"/>
-            <w:vAlign w:val="center"/>
-          </w:tcPr>
-          <w:p>
-            <w:r>
-              <w:rPr>
-                <w:sz w:val="18"/>
-              </w:rPr>
-              <w:t>age</w:t>
-            </w:r>
-          </w:p>
-        </w:tc>
-        <w:tc>
-          <w:tcPr>
-            <w:tcW w:w="2556" w:type="dxa"/>
-            <w:vAlign w:val="center"/>
-          </w:tcPr>
-          <w:p>
-            <w:r>
-              <w:rPr>
-                <w:sz w:val="18"/>
-              </w:rPr>
-              <w:t>INT</w:t>
-            </w:r>
-          </w:p>
-        </w:tc>
-        <w:tc>
-          <w:tcPr>
-            <w:tcW w:w="2556" w:type="dxa"/>
-            <w:vAlign w:val="center"/>
-          </w:tcPr>
-          <w:p/>
-        </w:tc>
-        <w:tc>
-          <w:tcPr>
-            <w:tcW w:w="2556" w:type="dxa"/>
-            <w:vAlign w:val="center"/>
-          </w:tcPr>
-          <w:p>
-            <w:r>
-              <w:rPr>
-                <w:sz w:val="18"/>
-              </w:rPr>
-              <w:t>Age of the customer</w:t>
-            </w:r>
-          </w:p>
-        </w:tc>
-      </w:tr>
-      <w:tr>
-        <w:trPr>
-          <w:jc w:val="center"/>
-        </w:trPr>
-        <w:tc>
-          <w:tcPr>
-            <w:tcW w:w="2556" w:type="dxa"/>
-            <w:vAlign w:val="center"/>
-          </w:tcPr>
-          <w:p>
-            <w:r>
-              <w:rPr>
-                <w:sz w:val="18"/>
-              </w:rPr>
-              <w:t>category_id</w:t>
-            </w:r>
-          </w:p>
-        </w:tc>
-        <w:tc>
-          <w:tcPr>
-            <w:tcW w:w="2556" w:type="dxa"/>
-            <w:vAlign w:val="center"/>
-          </w:tcPr>
-          <w:p>
-            <w:r>
-              <w:rPr>
-                <w:sz w:val="18"/>
-              </w:rPr>
-              <w:t>INT</w:t>
-            </w:r>
-          </w:p>
-        </w:tc>
-        <w:tc>
-          <w:tcPr>
-            <w:tcW w:w="2556" w:type="dxa"/>
-            <w:vAlign w:val="center"/>
-          </w:tcPr>
-          <w:p>
-            <w:r>
-              <w:rPr>
-                <w:sz w:val="18"/>
-              </w:rPr>
-              <w:t>FOREIGN KEY → Categories(category_id)</w:t>
-            </w:r>
-          </w:p>
-        </w:tc>
-        <w:tc>
-          <w:tcPr>
-            <w:tcW w:w="2556" w:type="dxa"/>
-            <w:vAlign w:val="center"/>
-          </w:tcPr>
-          <w:p>
-            <w:r>
-              <w:rPr>
-                <w:sz w:val="18"/>
-              </w:rPr>
-              <w:t>Preferred category</w:t>
-            </w:r>
-          </w:p>
-        </w:tc>
-      </w:tr>
-    </w:tbl>
-    <w:p>
-      <w:r>
-        <w:rPr>
-          <w:b/>
-        </w:rPr>
-        <w:t>Table: Products</w:t>
-      </w:r>
-    </w:p>
-    <w:tbl>
-      <w:tblPr>
-        <w:tblStyle w:val="TableGrid"/>
-        <w:tblW w:w="0" w:type="auto"/>
-        <w:jc w:val="center"/>
-        <w:tblLook w:val="04A0" w:firstRow="1" w:lastRow="0" w:firstColumn="1" w:lastColumn="0" w:noHBand="0" w:noVBand="1"/>
-      </w:tblPr>
-      <w:tblGrid>
-        <w:gridCol w:w="2556"/>
-        <w:gridCol w:w="2556"/>
-        <w:gridCol w:w="2556"/>
-        <w:gridCol w:w="2556"/>
-      </w:tblGrid>
-      <w:tr>
-        <w:trPr>
-          <w:jc w:val="center"/>
-        </w:trPr>
-        <w:tc>
-          <w:tcPr>
-            <w:tcW w:w="2556" w:type="dxa"/>
-            <w:shd w:val="clear" w:color="auto" w:fill="FFF2CC"/>
-            <w:vAlign w:val="center"/>
-          </w:tcPr>
-          <w:p>
-            <w:r>
-              <w:rPr>
-                <w:b/>
-                <w:sz w:val="18"/>
-              </w:rPr>
-              <w:t>Column Name</w:t>
-            </w:r>
-          </w:p>
-        </w:tc>
-        <w:tc>
-          <w:tcPr>
-            <w:tcW w:w="2556" w:type="dxa"/>
-            <w:shd w:val="clear" w:color="auto" w:fill="FFF2CC"/>
-            <w:vAlign w:val="center"/>
-          </w:tcPr>
-          <w:p>
-            <w:r>
-              <w:rPr>
-                <w:b/>
-                <w:sz w:val="18"/>
-              </w:rPr>
-              <w:t>Data Type</w:t>
-            </w:r>
-          </w:p>
-        </w:tc>
-        <w:tc>
-          <w:tcPr>
-            <w:tcW w:w="2556" w:type="dxa"/>
-            <w:shd w:val="clear" w:color="auto" w:fill="FFF2CC"/>
-            <w:vAlign w:val="center"/>
-          </w:tcPr>
-          <w:p>
-            <w:r>
-              <w:rPr>
-                <w:b/>
-                <w:sz w:val="18"/>
-              </w:rPr>
-              <w:t>Constraints</w:t>
-            </w:r>
-          </w:p>
-        </w:tc>
-        <w:tc>
-          <w:tcPr>
-            <w:tcW w:w="2556" w:type="dxa"/>
-            <w:shd w:val="clear" w:color="auto" w:fill="FFF2CC"/>
-            <w:vAlign w:val="center"/>
-          </w:tcPr>
-          <w:p>
-            <w:r>
-              <w:rPr>
-                <w:b/>
-                <w:sz w:val="18"/>
-              </w:rPr>
-              <w:t>Description</w:t>
-            </w:r>
-          </w:p>
-        </w:tc>
-      </w:tr>
-      <w:tr>
-        <w:trPr>
-          <w:jc w:val="center"/>
-        </w:trPr>
-        <w:tc>
-          <w:tcPr>
-            <w:tcW w:w="2556" w:type="dxa"/>
-            <w:vAlign w:val="center"/>
-          </w:tcPr>
-          <w:p>
-            <w:r>
-              <w:rPr>
-                <w:sz w:val="18"/>
-              </w:rPr>
-              <w:t>product_id</w:t>
-            </w:r>
-          </w:p>
-        </w:tc>
-        <w:tc>
-          <w:tcPr>
-            <w:tcW w:w="2556" w:type="dxa"/>
-            <w:vAlign w:val="center"/>
-          </w:tcPr>
-          <w:p>
-            <w:r>
-              <w:rPr>
-                <w:sz w:val="18"/>
-              </w:rPr>
-              <w:t>VARCHAR(10)</w:t>
-            </w:r>
-          </w:p>
-        </w:tc>
-        <w:tc>
-          <w:tcPr>
-            <w:tcW w:w="2556" w:type="dxa"/>
-            <w:vAlign w:val="center"/>
-          </w:tcPr>
-          <w:p>
-            <w:r>
-              <w:rPr>
-                <w:sz w:val="18"/>
-              </w:rPr>
-              <w:t>PRIMARY KEY</w:t>
-            </w:r>
-          </w:p>
-        </w:tc>
-        <w:tc>
-          <w:tcPr>
-            <w:tcW w:w="2556" w:type="dxa"/>
-            <w:vAlign w:val="center"/>
-          </w:tcPr>
-          <w:p>
-            <w:r>
-              <w:rPr>
-                <w:sz w:val="18"/>
-              </w:rPr>
-              <w:t>Unique product identifier</w:t>
-            </w:r>
-          </w:p>
-        </w:tc>
-      </w:tr>
-      <w:tr>
-        <w:trPr>
-          <w:jc w:val="center"/>
-        </w:trPr>
-        <w:tc>
-          <w:tcPr>
-            <w:tcW w:w="2556" w:type="dxa"/>
-            <w:vAlign w:val="center"/>
-          </w:tcPr>
-          <w:p>
-            <w:r>
-              <w:rPr>
-                <w:sz w:val="18"/>
-              </w:rPr>
-              <w:t>product_name</w:t>
-            </w:r>
-          </w:p>
-        </w:tc>
-        <w:tc>
-          <w:tcPr>
-            <w:tcW w:w="2556" w:type="dxa"/>
-            <w:vAlign w:val="center"/>
-          </w:tcPr>
-          <w:p>
-            <w:r>
-              <w:rPr>
-                <w:sz w:val="18"/>
-              </w:rPr>
-              <w:t>VARCHAR(100)</w:t>
-            </w:r>
-          </w:p>
-        </w:tc>
-        <w:tc>
-          <w:tcPr>
-            <w:tcW w:w="2556" w:type="dxa"/>
-            <w:vAlign w:val="center"/>
-          </w:tcPr>
-          <w:p>
-            <w:r>
-              <w:rPr>
-                <w:sz w:val="18"/>
-              </w:rPr>
-              <w:t>NOT NULL</w:t>
-            </w:r>
-          </w:p>
-        </w:tc>
-        <w:tc>
-          <w:tcPr>
-            <w:tcW w:w="2556" w:type="dxa"/>
-            <w:vAlign w:val="center"/>
-          </w:tcPr>
-          <w:p>
-            <w:r>
-              <w:rPr>
-                <w:sz w:val="18"/>
-              </w:rPr>
-              <w:t>Name of the product</w:t>
-            </w:r>
-          </w:p>
-        </w:tc>
-      </w:tr>
-      <w:tr>
-        <w:trPr>
-          <w:jc w:val="center"/>
-        </w:trPr>
-        <w:tc>
-          <w:tcPr>
-            <w:tcW w:w="2556" w:type="dxa"/>
-            <w:vAlign w:val="center"/>
-          </w:tcPr>
-          <w:p>
-            <w:r>
-              <w:rPr>
-                <w:sz w:val="18"/>
-              </w:rPr>
-              <w:t>category_id</w:t>
-            </w:r>
-          </w:p>
-        </w:tc>
-        <w:tc>
-          <w:tcPr>
-            <w:tcW w:w="2556" w:type="dxa"/>
-            <w:vAlign w:val="center"/>
-          </w:tcPr>
-          <w:p>
-            <w:r>
-              <w:rPr>
-                <w:sz w:val="18"/>
-              </w:rPr>
-              <w:t>INT</w:t>
-            </w:r>
-          </w:p>
-        </w:tc>
-        <w:tc>
-          <w:tcPr>
-            <w:tcW w:w="2556" w:type="dxa"/>
-            <w:vAlign w:val="center"/>
-          </w:tcPr>
-          <w:p>
-            <w:r>
-              <w:rPr>
-                <w:sz w:val="18"/>
-              </w:rPr>
-              <w:t>FOREIGN KEY → Categories(category_id)</w:t>
-            </w:r>
-          </w:p>
-        </w:tc>
-        <w:tc>
-          <w:tcPr>
-            <w:tcW w:w="2556" w:type="dxa"/>
-            <w:vAlign w:val="center"/>
-          </w:tcPr>
-          <w:p>
-            <w:r>
-              <w:rPr>
-                <w:sz w:val="18"/>
-              </w:rPr>
-              <w:t>Category containing the product</w:t>
-            </w:r>
-          </w:p>
-        </w:tc>
-      </w:tr>
-    </w:tbl>
-    <w:p>
-      <w:r>
-        <w:rPr>
-          <w:b/>
-        </w:rPr>
-        <w:t>Table: Orders</w:t>
-      </w:r>
-    </w:p>
-    <w:tbl>
-      <w:tblPr>
-        <w:tblStyle w:val="TableGrid"/>
-        <w:tblW w:w="0" w:type="auto"/>
-        <w:jc w:val="center"/>
-        <w:tblLook w:val="04A0" w:firstRow="1" w:lastRow="0" w:firstColumn="1" w:lastColumn="0" w:noHBand="0" w:noVBand="1"/>
-      </w:tblPr>
-      <w:tblGrid>
-        <w:gridCol w:w="2556"/>
-        <w:gridCol w:w="2556"/>
-        <w:gridCol w:w="2556"/>
-        <w:gridCol w:w="2556"/>
-      </w:tblGrid>
-      <w:tr>
-        <w:trPr>
-          <w:jc w:val="center"/>
-        </w:trPr>
-        <w:tc>
-          <w:tcPr>
-            <w:tcW w:w="2556" w:type="dxa"/>
-            <w:shd w:val="clear" w:color="auto" w:fill="FFF2CC"/>
-            <w:vAlign w:val="center"/>
-          </w:tcPr>
-          <w:p>
-            <w:r>
-              <w:rPr>
-                <w:b/>
-                <w:sz w:val="18"/>
-              </w:rPr>
-              <w:t>Column Name</w:t>
-            </w:r>
-          </w:p>
-        </w:tc>
-        <w:tc>
-          <w:tcPr>
-            <w:tcW w:w="2556" w:type="dxa"/>
-            <w:shd w:val="clear" w:color="auto" w:fill="FFF2CC"/>
-            <w:vAlign w:val="center"/>
-          </w:tcPr>
-          <w:p>
-            <w:r>
-              <w:rPr>
-                <w:b/>
-                <w:sz w:val="18"/>
-              </w:rPr>
-              <w:t>Data Type</w:t>
-            </w:r>
-          </w:p>
-        </w:tc>
-        <w:tc>
-          <w:tcPr>
-            <w:tcW w:w="2556" w:type="dxa"/>
-            <w:shd w:val="clear" w:color="auto" w:fill="FFF2CC"/>
-            <w:vAlign w:val="center"/>
-          </w:tcPr>
-          <w:p>
-            <w:r>
-              <w:rPr>
-                <w:b/>
-                <w:sz w:val="18"/>
-              </w:rPr>
-              <w:t>Constraints</w:t>
-            </w:r>
-          </w:p>
-        </w:tc>
-        <w:tc>
-          <w:tcPr>
-            <w:tcW w:w="2556" w:type="dxa"/>
-            <w:shd w:val="clear" w:color="auto" w:fill="FFF2CC"/>
-            <w:vAlign w:val="center"/>
-          </w:tcPr>
-          <w:p>
-            <w:r>
-              <w:rPr>
-                <w:b/>
-                <w:sz w:val="18"/>
-              </w:rPr>
-              <w:t>Description</w:t>
-            </w:r>
-          </w:p>
-        </w:tc>
-      </w:tr>
-      <w:tr>
-        <w:trPr>
-          <w:jc w:val="center"/>
-        </w:trPr>
-        <w:tc>
-          <w:tcPr>
-            <w:tcW w:w="2556" w:type="dxa"/>
-            <w:vAlign w:val="center"/>
-          </w:tcPr>
-          <w:p>
-            <w:r>
-              <w:rPr>
-                <w:sz w:val="18"/>
-              </w:rPr>
-              <w:t>customer_id</w:t>
-            </w:r>
-          </w:p>
-        </w:tc>
-        <w:tc>
-          <w:tcPr>
-            <w:tcW w:w="2556" w:type="dxa"/>
-            <w:vAlign w:val="center"/>
-          </w:tcPr>
-          <w:p>
-            <w:r>
-              <w:rPr>
-                <w:sz w:val="18"/>
-              </w:rPr>
-              <w:t>INT</w:t>
-            </w:r>
-          </w:p>
-        </w:tc>
-        <w:tc>
-          <w:tcPr>
-            <w:tcW w:w="2556" w:type="dxa"/>
-            <w:vAlign w:val="center"/>
-          </w:tcPr>
-          <w:p>
-            <w:r>
-              <w:rPr>
-                <w:sz w:val="18"/>
-              </w:rPr>
-              <w:t xml:space="preserve">FOREIGN </w:t>
-            </w:r>
-            <w:r>
-              <w:rPr>
-                <w:sz w:val="18"/>
-              </w:rPr>
-              <w:t>KEY → Customers(customer_id)</w:t>
-            </w:r>
-          </w:p>
-        </w:tc>
-        <w:tc>
-          <w:tcPr>
-            <w:tcW w:w="2556" w:type="dxa"/>
-            <w:vAlign w:val="center"/>
-          </w:tcPr>
-          <w:p>
-            <w:r>
-              <w:rPr>
-                <w:sz w:val="18"/>
-              </w:rPr>
-              <w:t>Customer placing the order</w:t>
-            </w:r>
-          </w:p>
-        </w:tc>
-      </w:tr>
-      <w:tr>
-        <w:trPr>
-          <w:jc w:val="center"/>
-        </w:trPr>
-        <w:tc>
-          <w:tcPr>
-            <w:tcW w:w="2556" w:type="dxa"/>
-            <w:vAlign w:val="center"/>
-          </w:tcPr>
-          <w:p>
-            <w:r>
-              <w:rPr>
-                <w:sz w:val="18"/>
-              </w:rPr>
-              <w:t>product_id</w:t>
-            </w:r>
-          </w:p>
-        </w:tc>
-        <w:tc>
-          <w:tcPr>
-            <w:tcW w:w="2556" w:type="dxa"/>
-            <w:vAlign w:val="center"/>
-          </w:tcPr>
-          <w:p>
-            <w:r>
-              <w:rPr>
-                <w:sz w:val="18"/>
-              </w:rPr>
-              <w:t>VARCHAR(10)</w:t>
-            </w:r>
-          </w:p>
-        </w:tc>
-        <w:tc>
-          <w:tcPr>
-            <w:tcW w:w="2556" w:type="dxa"/>
-            <w:vAlign w:val="center"/>
-          </w:tcPr>
-          <w:p>
-            <w:r>
-              <w:rPr>
-                <w:sz w:val="18"/>
-              </w:rPr>
-              <w:t>FOREIGN KEY → Products(product_id)</w:t>
-            </w:r>
-          </w:p>
-        </w:tc>
-        <w:tc>
-          <w:tcPr>
-            <w:tcW w:w="2556" w:type="dxa"/>
-            <w:vAlign w:val="center"/>
-          </w:tcPr>
-          <w:p>
-            <w:r>
-              <w:rPr>
-                <w:sz w:val="18"/>
-              </w:rPr>
-              <w:t>Product ordered</w:t>
-            </w:r>
-          </w:p>
-        </w:tc>
-      </w:tr>
-      <w:tr>
-        <w:trPr>
-          <w:jc w:val="center"/>
-        </w:trPr>
-        <w:tc>
-          <w:tcPr>
-            <w:tcW w:w="2556" w:type="dxa"/>
-            <w:vAlign w:val="center"/>
-          </w:tcPr>
-          <w:p>
-            <w:r>
-              <w:rPr>
-                <w:sz w:val="18"/>
-              </w:rPr>
-              <w:t>quantity</w:t>
-            </w:r>
-          </w:p>
-        </w:tc>
-        <w:tc>
-          <w:tcPr>
-            <w:tcW w:w="2556" w:type="dxa"/>
-            <w:vAlign w:val="center"/>
-          </w:tcPr>
-          <w:p>
-            <w:r>
-              <w:rPr>
-                <w:sz w:val="18"/>
-              </w:rPr>
-              <w:t>INT</w:t>
-            </w:r>
-          </w:p>
-        </w:tc>
-        <w:tc>
-          <w:tcPr>
-            <w:tcW w:w="2556" w:type="dxa"/>
-            <w:vAlign w:val="center"/>
-          </w:tcPr>
-          <w:p/>
-        </w:tc>
-        <w:tc>
-          <w:tcPr>
-            <w:tcW w:w="2556" w:type="dxa"/>
-            <w:vAlign w:val="center"/>
-          </w:tcPr>
-          <w:p>
-            <w:r>
-              <w:rPr>
-                <w:sz w:val="18"/>
-              </w:rPr>
-              <w:t>Quantity ordered</w:t>
-            </w:r>
-          </w:p>
-        </w:tc>
-      </w:tr>
-      <w:tr>
-        <w:trPr>
-          <w:jc w:val="center"/>
-        </w:trPr>
-        <w:tc>
-          <w:tcPr>
-            <w:tcW w:w="2556" w:type="dxa"/>
-            <w:vAlign w:val="center"/>
-          </w:tcPr>
-          <w:p>
-            <w:r>
-              <w:rPr>
-                <w:sz w:val="18"/>
-              </w:rPr>
-              <w:t>PRIMARY KEY</w:t>
-            </w:r>
-          </w:p>
-        </w:tc>
-        <w:tc>
-          <w:tcPr>
-            <w:tcW w:w="2556" w:type="dxa"/>
-            <w:vAlign w:val="center"/>
-          </w:tcPr>
-          <w:p>
-            <w:r>
-              <w:rPr>
-                <w:sz w:val="18"/>
-              </w:rPr>
-              <w:t>Composite</w:t>
-            </w:r>
-          </w:p>
-        </w:tc>
-        <w:tc>
-          <w:tcPr>
-            <w:tcW w:w="2556" w:type="dxa"/>
-            <w:vAlign w:val="center"/>
-          </w:tcPr>
-          <w:p>
-            <w:r>
-              <w:rPr>
-                <w:sz w:val="18"/>
-              </w:rPr>
-              <w:t>PRIMARY KEY (customer_id, product_id)</w:t>
-            </w:r>
-          </w:p>
-        </w:tc>
-        <w:tc>
-          <w:tcPr>
-            <w:tcW w:w="2556" w:type="dxa"/>
-            <w:vAlign w:val="center"/>
-          </w:tcPr>
-          <w:p>
-            <w:r>
-              <w:rPr>
-                <w:sz w:val="18"/>
-              </w:rPr>
-              <w:t xml:space="preserve">Composite key to prevent </w:t>
-            </w:r>
-            <w:r>
-              <w:rPr>
-                <w:sz w:val="18"/>
-              </w:rPr>
-              <w:t>duplicates</w:t>
-            </w:r>
-          </w:p>
-        </w:tc>
-      </w:tr>
-    </w:tbl>
-    <w:p>
-      <w:r>
-        <w:rPr>
-          <w:b/>
-          <w:sz w:val="22"/>
-        </w:rPr>
-        <w:t>Sample Data</w:t>
-      </w:r>
-    </w:p>
-    <w:p>
-      <w:r>
-        <w:rPr>
-          <w:b/>
-        </w:rPr>
-        <w:t>Categories</w:t>
-      </w:r>
-    </w:p>
-    <w:tbl>
-      <w:tblPr>
-        <w:tblStyle w:val="TableGrid"/>
-        <w:tblW w:w="0" w:type="auto"/>
-        <w:jc w:val="center"/>
-        <w:tblLook w:val="04A0" w:firstRow="1" w:lastRow="0" w:firstColumn="1" w:lastColumn="0" w:noHBand="0" w:noVBand="1"/>
-      </w:tblPr>
-      <w:tblGrid>
-        <w:gridCol w:w="5112"/>
-        <w:gridCol w:w="5112"/>
-      </w:tblGrid>
-      <w:tr>
-        <w:trPr>
-          <w:jc w:val="center"/>
-        </w:trPr>
-        <w:tc>
-          <w:tcPr>
-            <w:tcW w:w="5112" w:type="dxa"/>
-            <w:shd w:val="clear" w:color="auto" w:fill="FFF2CC"/>
-            <w:vAlign w:val="center"/>
-          </w:tcPr>
-          <w:p>
-            <w:r>
-              <w:rPr>
-                <w:b/>
-                <w:sz w:val="18"/>
-              </w:rPr>
-              <w:t>category_id</w:t>
-            </w:r>
-          </w:p>
-        </w:tc>
-        <w:tc>
-          <w:tcPr>
-            <w:tcW w:w="5112" w:type="dxa"/>
-            <w:shd w:val="clear" w:color="auto" w:fill="FFF2CC"/>
-            <w:vAlign w:val="center"/>
-          </w:tcPr>
-          <w:p>
-            <w:r>
-              <w:rPr>
-                <w:b/>
-                <w:sz w:val="18"/>
-              </w:rPr>
-              <w:t>category_name</w:t>
-            </w:r>
-          </w:p>
-        </w:tc>
-      </w:tr>
-      <w:tr>
-        <w:trPr>
-          <w:jc w:val="center"/>
-        </w:trPr>
-        <w:tc>
-          <w:tcPr>
-            <w:tcW w:w="5112" w:type="dxa"/>
-            <w:vAlign w:val="center"/>
-          </w:tcPr>
-          <w:p>
-            <w:r>
-              <w:rPr>
-                <w:sz w:val="18"/>
-              </w:rPr>
-              <w:t>1</w:t>
-            </w:r>
-          </w:p>
-        </w:tc>
-        <w:tc>
-          <w:tcPr>
-            <w:tcW w:w="5112" w:type="dxa"/>
-            <w:vAlign w:val="center"/>
-          </w:tcPr>
-          <w:p>
-            <w:r>
-              <w:rPr>
-                <w:sz w:val="18"/>
-              </w:rPr>
-              <w:t>Electronics</w:t>
-            </w:r>
-          </w:p>
-        </w:tc>
-      </w:tr>
-      <w:tr>
-        <w:trPr>
-          <w:jc w:val="center"/>
-        </w:trPr>
-        <w:tc>
-          <w:tcPr>
-            <w:tcW w:w="5112" w:type="dxa"/>
-            <w:vAlign w:val="center"/>
-          </w:tcPr>
-          <w:p>
-            <w:r>
-              <w:rPr>
-                <w:sz w:val="18"/>
-              </w:rPr>
-              <w:t>2</w:t>
-            </w:r>
-          </w:p>
-        </w:tc>
-        <w:tc>
-          <w:tcPr>
-            <w:tcW w:w="5112" w:type="dxa"/>
-            <w:vAlign w:val="center"/>
-          </w:tcPr>
-          <w:p>
-            <w:r>
-              <w:rPr>
-                <w:sz w:val="18"/>
-              </w:rPr>
-              <w:t>Books</w:t>
-            </w:r>
-          </w:p>
-        </w:tc>
-      </w:tr>
-      <w:tr>
-        <w:trPr>
-          <w:jc w:val="center"/>
-        </w:trPr>
-        <w:tc>
-          <w:tcPr>
-            <w:tcW w:w="5112" w:type="dxa"/>
-            <w:vAlign w:val="center"/>
-          </w:tcPr>
-          <w:p>
-            <w:r>
-              <w:rPr>
-                <w:sz w:val="18"/>
-              </w:rPr>
-              <w:t>3</w:t>
-            </w:r>
-          </w:p>
-        </w:tc>
-        <w:tc>
-          <w:tcPr>
-            <w:tcW w:w="5112" w:type="dxa"/>
-            <w:vAlign w:val="center"/>
-          </w:tcPr>
-          <w:p>
-            <w:r>
-              <w:rPr>
-                <w:sz w:val="18"/>
-              </w:rPr>
-              <w:t>Home</w:t>
-            </w:r>
-          </w:p>
-        </w:tc>
-      </w:tr>
-      <w:tr>
-        <w:trPr>
-          <w:jc w:val="center"/>
-        </w:trPr>
-        <w:tc>
-          <w:tcPr>
-            <w:tcW w:w="5112" w:type="dxa"/>
-            <w:vAlign w:val="center"/>
-          </w:tcPr>
-          <w:p>
-            <w:r>
-              <w:rPr>
-                <w:sz w:val="18"/>
-              </w:rPr>
-              <w:t>4</w:t>
-            </w:r>
-          </w:p>
-        </w:tc>
-        <w:tc>
-          <w:tcPr>
-            <w:tcW w:w="5112" w:type="dxa"/>
-            <w:vAlign w:val="center"/>
-          </w:tcPr>
-          <w:p>
-            <w:r>
-              <w:rPr>
-                <w:sz w:val="18"/>
-              </w:rPr>
-              <w:t>Sports</w:t>
-            </w:r>
-          </w:p>
-        </w:tc>
-      </w:tr>
-    </w:tbl>
-    <w:p>
-      <w:r>
-        <w:rPr>
-          <w:b/>
-        </w:rPr>
-        <w:t>Customers</w:t>
-      </w:r>
-    </w:p>
-    <w:tbl>
-      <w:tblPr>
-        <w:tblStyle w:val="TableGrid"/>
-        <w:tblW w:w="0" w:type="auto"/>
-        <w:jc w:val="center"/>
-        <w:tblLook w:val="04A0" w:firstRow="1" w:lastRow="0" w:firstColumn="1" w:lastColumn="0" w:noHBand="0" w:noVBand="1"/>
-      </w:tblPr>
-      <w:tblGrid>
-        <w:gridCol w:w="2556"/>
-        <w:gridCol w:w="2556"/>
-        <w:gridCol w:w="2556"/>
-        <w:gridCol w:w="2556"/>
-      </w:tblGrid>
-      <w:tr>
-        <w:trPr>
-          <w:jc w:val="center"/>
-        </w:trPr>
-        <w:tc>
-          <w:tcPr>
-            <w:tcW w:w="2556" w:type="dxa"/>
-            <w:shd w:val="clear" w:color="auto" w:fill="FFF2CC"/>
-            <w:vAlign w:val="center"/>
-          </w:tcPr>
-          <w:p>
-            <w:r>
-              <w:rPr>
-                <w:b/>
-                <w:sz w:val="18"/>
-              </w:rPr>
-              <w:t>customer_id</w:t>
-            </w:r>
-          </w:p>
-        </w:tc>
-        <w:tc>
-          <w:tcPr>
-            <w:tcW w:w="2556" w:type="dxa"/>
-            <w:shd w:val="clear" w:color="auto" w:fill="FFF2CC"/>
-            <w:vAlign w:val="center"/>
-          </w:tcPr>
-          <w:p>
-            <w:r>
-              <w:rPr>
-                <w:b/>
-                <w:sz w:val="18"/>
-              </w:rPr>
-              <w:t>name</w:t>
-            </w:r>
-          </w:p>
-        </w:tc>
-        <w:tc>
-          <w:tcPr>
-            <w:tcW w:w="2556" w:type="dxa"/>
-            <w:shd w:val="clear" w:color="auto" w:fill="FFF2CC"/>
-            <w:vAlign w:val="center"/>
-          </w:tcPr>
-          <w:p>
-            <w:r>
-              <w:rPr>
-                <w:b/>
-                <w:sz w:val="18"/>
-              </w:rPr>
-              <w:t>age</w:t>
-            </w:r>
-          </w:p>
-        </w:tc>
-        <w:tc>
-          <w:tcPr>
-            <w:tcW w:w="2556" w:type="dxa"/>
-            <w:shd w:val="clear" w:color="auto" w:fill="FFF2CC"/>
-            <w:vAlign w:val="center"/>
-          </w:tcPr>
-          <w:p>
-            <w:r>
-              <w:rPr>
-                <w:b/>
-                <w:sz w:val="18"/>
-              </w:rPr>
-              <w:t>category_id</w:t>
-            </w:r>
-          </w:p>
-        </w:tc>
-      </w:tr>
-      <w:tr>
-        <w:trPr>
-          <w:jc w:val="center"/>
-        </w:trPr>
-        <w:tc>
-          <w:tcPr>
-            <w:tcW w:w="2556" w:type="dxa"/>
-            <w:vAlign w:val="center"/>
-          </w:tcPr>
-          <w:p>
-            <w:r>
-              <w:rPr>
-                <w:sz w:val="18"/>
-              </w:rPr>
-              <w:t>101</w:t>
-            </w:r>
-          </w:p>
-        </w:tc>
-        <w:tc>
-          <w:tcPr>
-            <w:tcW w:w="2556" w:type="dxa"/>
-            <w:vAlign w:val="center"/>
-          </w:tcPr>
-          <w:p>
-            <w:r>
-              <w:rPr>
-                <w:sz w:val="18"/>
-              </w:rPr>
-              <w:t>Aarav Mehta</w:t>
-            </w:r>
-          </w:p>
-        </w:tc>
-        <w:tc>
-          <w:tcPr>
-            <w:tcW w:w="2556" w:type="dxa"/>
-            <w:vAlign w:val="center"/>
-          </w:tcPr>
-          <w:p>
-            <w:r>
-              <w:rPr>
-                <w:sz w:val="18"/>
-              </w:rPr>
-              <w:t>24</w:t>
-            </w:r>
-          </w:p>
-        </w:tc>
-        <w:tc>
-          <w:tcPr>
-            <w:tcW w:w="2556" w:type="dxa"/>
-            <w:vAlign w:val="center"/>
-          </w:tcPr>
-          <w:p>
-            <w:r>
-              <w:rPr>
-                <w:sz w:val="18"/>
-              </w:rPr>
-              <w:t>1</w:t>
-            </w:r>
-          </w:p>
-        </w:tc>
-      </w:tr>
-      <w:tr>
-        <w:trPr>
-          <w:jc w:val="center"/>
-        </w:trPr>
-        <w:tc>
-          <w:tcPr>
-            <w:tcW w:w="2556" w:type="dxa"/>
-            <w:vAlign w:val="center"/>
-          </w:tcPr>
-          <w:p>
-            <w:r>
-              <w:rPr>
-                <w:sz w:val="18"/>
-              </w:rPr>
-              <w:t>102</w:t>
-            </w:r>
-          </w:p>
-        </w:tc>
-        <w:tc>
-          <w:tcPr>
-            <w:tcW w:w="2556" w:type="dxa"/>
-            <w:vAlign w:val="center"/>
-          </w:tcPr>
-          <w:p>
-            <w:r>
-              <w:rPr>
-                <w:sz w:val="18"/>
-              </w:rPr>
-              <w:t>Bhavna Rao</w:t>
-            </w:r>
-          </w:p>
-        </w:tc>
-        <w:tc>
-          <w:tcPr>
-            <w:tcW w:w="2556" w:type="dxa"/>
-            <w:vAlign w:val="center"/>
-          </w:tcPr>
-          <w:p>
-            <w:r>
-              <w:rPr>
-                <w:sz w:val="18"/>
-              </w:rPr>
-              <w:t>29</w:t>
-            </w:r>
-          </w:p>
-        </w:tc>
-        <w:tc>
-          <w:tcPr>
-            <w:tcW w:w="2556" w:type="dxa"/>
-            <w:vAlign w:val="center"/>
-          </w:tcPr>
-          <w:p>
-            <w:r>
-              <w:rPr>
-                <w:sz w:val="18"/>
-              </w:rPr>
-              <w:t>2</w:t>
-            </w:r>
-          </w:p>
-        </w:tc>
-      </w:tr>
-      <w:tr>
-        <w:trPr>
-          <w:jc w:val="center"/>
-        </w:trPr>
-        <w:tc>
-          <w:tcPr>
-            <w:tcW w:w="2556" w:type="dxa"/>
-            <w:vAlign w:val="center"/>
-          </w:tcPr>
-          <w:p>
-            <w:r>
-              <w:rPr>
-                <w:sz w:val="18"/>
-              </w:rPr>
-              <w:t>103</w:t>
-            </w:r>
-          </w:p>
-        </w:tc>
-        <w:tc>
-          <w:tcPr>
-            <w:tcW w:w="2556" w:type="dxa"/>
-            <w:vAlign w:val="center"/>
-          </w:tcPr>
-          <w:p>
-            <w:r>
-              <w:rPr>
-                <w:sz w:val="18"/>
-              </w:rPr>
-              <w:t>Chirag Shah</w:t>
-            </w:r>
-          </w:p>
-        </w:tc>
-        <w:tc>
-          <w:tcPr>
-            <w:tcW w:w="2556" w:type="dxa"/>
-            <w:vAlign w:val="center"/>
-          </w:tcPr>
-          <w:p>
-            <w:r>
-              <w:rPr>
-                <w:sz w:val="18"/>
-              </w:rPr>
-              <w:t>31</w:t>
-            </w:r>
-          </w:p>
-        </w:tc>
-        <w:tc>
-          <w:tcPr>
-            <w:tcW w:w="2556" w:type="dxa"/>
-            <w:vAlign w:val="center"/>
-          </w:tcPr>
-          <w:p>
-            <w:r>
-              <w:rPr>
-                <w:sz w:val="18"/>
-              </w:rPr>
-              <w:t>3</w:t>
-            </w:r>
-          </w:p>
-        </w:tc>
-      </w:tr>
-      <w:tr>
-        <w:trPr>
-          <w:jc w:val="center"/>
-        </w:trPr>
-        <w:tc>
-          <w:tcPr>
-            <w:tcW w:w="2556" w:type="dxa"/>
-            <w:vAlign w:val="center"/>
-          </w:tcPr>
-          <w:p>
-            <w:r>
-              <w:rPr>
-                <w:sz w:val="18"/>
-              </w:rPr>
-              <w:t>104</w:t>
-            </w:r>
-          </w:p>
-        </w:tc>
-        <w:tc>
-          <w:tcPr>
-            <w:tcW w:w="2556" w:type="dxa"/>
-            <w:vAlign w:val="center"/>
-          </w:tcPr>
-          <w:p>
-            <w:r>
-              <w:rPr>
-                <w:sz w:val="18"/>
-              </w:rPr>
-              <w:t>Diya Kumar</w:t>
-            </w:r>
-          </w:p>
-        </w:tc>
-        <w:tc>
-          <w:tcPr>
-            <w:tcW w:w="2556" w:type="dxa"/>
-            <w:vAlign w:val="center"/>
-          </w:tcPr>
-          <w:p>
-            <w:r>
-              <w:rPr>
-                <w:sz w:val="18"/>
-              </w:rPr>
-              <w:t>27</w:t>
-            </w:r>
-          </w:p>
-        </w:tc>
-        <w:tc>
-          <w:tcPr>
-            <w:tcW w:w="2556" w:type="dxa"/>
-            <w:vAlign w:val="center"/>
-          </w:tcPr>
-          <w:p>
-            <w:r>
-              <w:rPr>
-                <w:sz w:val="18"/>
-              </w:rPr>
-              <w:t>1</w:t>
-            </w:r>
-          </w:p>
-        </w:tc>
-      </w:tr>
-    </w:tbl>
-    <w:p>
-      <w:r>
-        <w:rPr>
-          <w:b/>
-        </w:rPr>
-        <w:t>Products</w:t>
-      </w:r>
-    </w:p>
-    <w:tbl>
-      <w:tblPr>
-        <w:tblStyle w:val="TableGrid"/>
-        <w:tblW w:w="0" w:type="auto"/>
-        <w:jc w:val="center"/>
-        <w:tblLook w:val="04A0" w:firstRow="1" w:lastRow="0" w:firstColumn="1" w:lastColumn="0" w:noHBand="0" w:noVBand="1"/>
-      </w:tblPr>
-      <w:tblGrid>
-        <w:gridCol w:w="3408"/>
-        <w:gridCol w:w="3408"/>
-        <w:gridCol w:w="3408"/>
-      </w:tblGrid>
-      <w:tr>
-        <w:trPr>
-          <w:jc w:val="center"/>
-        </w:trPr>
-        <w:tc>
-          <w:tcPr>
-            <w:tcW w:w="3408" w:type="dxa"/>
-            <w:shd w:val="clear" w:color="auto" w:fill="FFF2CC"/>
-            <w:vAlign w:val="center"/>
-          </w:tcPr>
-          <w:p>
-            <w:r>
-              <w:rPr>
-                <w:b/>
-                <w:sz w:val="18"/>
-              </w:rPr>
-              <w:t>product_id</w:t>
-            </w:r>
-          </w:p>
-        </w:tc>
-        <w:tc>
-          <w:tcPr>
-            <w:tcW w:w="3408" w:type="dxa"/>
-            <w:shd w:val="clear" w:color="auto" w:fill="FFF2CC"/>
-            <w:vAlign w:val="center"/>
-          </w:tcPr>
-          <w:p>
-            <w:r>
-              <w:rPr>
-                <w:b/>
-                <w:sz w:val="18"/>
-              </w:rPr>
-              <w:t>product_name</w:t>
-            </w:r>
-          </w:p>
-        </w:tc>
-        <w:tc>
-          <w:tcPr>
-            <w:tcW w:w="3408" w:type="dxa"/>
-            <w:shd w:val="clear" w:color="auto" w:fill="FFF2CC"/>
-            <w:vAlign w:val="center"/>
-          </w:tcPr>
-          <w:p>
-            <w:r>
-              <w:rPr>
-                <w:b/>
-                <w:sz w:val="18"/>
-              </w:rPr>
-              <w:t>category_id</w:t>
-            </w:r>
-          </w:p>
-        </w:tc>
-      </w:tr>
-      <w:tr>
-        <w:trPr>
-          <w:jc w:val="center"/>
-        </w:trPr>
-        <w:tc>
-          <w:tcPr>
-            <w:tcW w:w="3408" w:type="dxa"/>
-            <w:vAlign w:val="center"/>
-          </w:tcPr>
-          <w:p>
-            <w:r>
-              <w:rPr>
-                <w:sz w:val="18"/>
-              </w:rPr>
-              <w:t>P101</w:t>
-            </w:r>
-          </w:p>
-        </w:tc>
-        <w:tc>
-          <w:tcPr>
-            <w:tcW w:w="3408" w:type="dxa"/>
-            <w:vAlign w:val="center"/>
-          </w:tcPr>
-          <w:p>
-            <w:r>
-              <w:rPr>
-                <w:sz w:val="18"/>
-              </w:rPr>
-              <w:t>Wireless Mouse</w:t>
-            </w:r>
-          </w:p>
-        </w:tc>
-        <w:tc>
-          <w:tcPr>
-            <w:tcW w:w="3408" w:type="dxa"/>
-            <w:vAlign w:val="center"/>
-          </w:tcPr>
-          <w:p>
-            <w:r>
-              <w:rPr>
-                <w:sz w:val="18"/>
-              </w:rPr>
-              <w:t>1</w:t>
-            </w:r>
-          </w:p>
-        </w:tc>
-      </w:tr>
-      <w:tr>
-        <w:trPr>
-          <w:jc w:val="center"/>
-        </w:trPr>
-        <w:tc>
-          <w:tcPr>
-            <w:tcW w:w="3408" w:type="dxa"/>
-            <w:vAlign w:val="center"/>
-          </w:tcPr>
-          <w:p>
-            <w:r>
-              <w:rPr>
-                <w:sz w:val="18"/>
-              </w:rPr>
-              <w:t>P102</w:t>
-            </w:r>
-          </w:p>
-        </w:tc>
-        <w:tc>
-          <w:tcPr>
-            <w:tcW w:w="3408" w:type="dxa"/>
-            <w:vAlign w:val="center"/>
-          </w:tcPr>
-          <w:p>
-            <w:r>
-              <w:rPr>
-                <w:sz w:val="18"/>
-              </w:rPr>
-              <w:t>Python Basics</w:t>
-            </w:r>
-          </w:p>
-        </w:tc>
-        <w:tc>
-          <w:tcPr>
-            <w:tcW w:w="3408" w:type="dxa"/>
-            <w:vAlign w:val="center"/>
-          </w:tcPr>
-          <w:p>
-            <w:r>
-              <w:rPr>
-                <w:sz w:val="18"/>
-              </w:rPr>
-              <w:t>2</w:t>
-            </w:r>
-          </w:p>
-        </w:tc>
-      </w:tr>
-      <w:tr>
-        <w:trPr>
-          <w:jc w:val="center"/>
-        </w:trPr>
-        <w:tc>
-          <w:tcPr>
-            <w:tcW w:w="3408" w:type="dxa"/>
-            <w:vAlign w:val="center"/>
-          </w:tcPr>
-          <w:p>
-            <w:r>
-              <w:rPr>
-                <w:sz w:val="18"/>
-              </w:rPr>
-              <w:t>P103</w:t>
-            </w:r>
-          </w:p>
-        </w:tc>
-        <w:tc>
-          <w:tcPr>
-            <w:tcW w:w="3408" w:type="dxa"/>
-            <w:vAlign w:val="center"/>
-          </w:tcPr>
-          <w:p>
-            <w:r>
-              <w:rPr>
-                <w:sz w:val="18"/>
-              </w:rPr>
-              <w:t>Table Lamp</w:t>
-            </w:r>
-          </w:p>
-        </w:tc>
-        <w:tc>
-          <w:tcPr>
-            <w:tcW w:w="3408" w:type="dxa"/>
-            <w:vAlign w:val="center"/>
-          </w:tcPr>
-          <w:p>
-            <w:r>
-              <w:rPr>
-                <w:sz w:val="18"/>
-              </w:rPr>
-              <w:t>3</w:t>
-            </w:r>
-          </w:p>
-        </w:tc>
-      </w:tr>
-      <w:tr>
-        <w:trPr>
-          <w:jc w:val="center"/>
-        </w:trPr>
-        <w:tc>
-          <w:tcPr>
-            <w:tcW w:w="3408" w:type="dxa"/>
-            <w:vAlign w:val="center"/>
-          </w:tcPr>
-          <w:p>
-            <w:r>
-              <w:rPr>
-                <w:sz w:val="18"/>
-              </w:rPr>
-              <w:t>P104</w:t>
-            </w:r>
-          </w:p>
-        </w:tc>
-        <w:tc>
-          <w:tcPr>
-            <w:tcW w:w="3408" w:type="dxa"/>
-            <w:vAlign w:val="center"/>
-          </w:tcPr>
-          <w:p>
-            <w:r>
-              <w:rPr>
-                <w:sz w:val="18"/>
-              </w:rPr>
-              <w:t>Yoga Mat</w:t>
-            </w:r>
-          </w:p>
-        </w:tc>
-        <w:tc>
-          <w:tcPr>
-            <w:tcW w:w="3408" w:type="dxa"/>
-            <w:vAlign w:val="center"/>
-          </w:tcPr>
-          <w:p>
-            <w:r>
-              <w:rPr>
-                <w:sz w:val="18"/>
-              </w:rPr>
-              <w:t>4</w:t>
-            </w:r>
-          </w:p>
-        </w:tc>
-      </w:tr>
-    </w:tbl>
-    <w:p>
-      <w:r>
-        <w:rPr>
-          <w:b/>
-        </w:rPr>
-        <w:t>Orders</w:t>
-      </w:r>
-    </w:p>
-    <w:tbl>
-      <w:tblPr>
-        <w:tblStyle w:val="TableGrid"/>
-        <w:tblW w:w="0" w:type="auto"/>
-        <w:jc w:val="center"/>
-        <w:tblLook w:val="04A0" w:firstRow="1" w:lastRow="0" w:firstColumn="1" w:lastColumn="0" w:noHBand="0" w:noVBand="1"/>
-      </w:tblPr>
-      <w:tblGrid>
-        <w:gridCol w:w="3408"/>
-        <w:gridCol w:w="3408"/>
-        <w:gridCol w:w="3408"/>
-      </w:tblGrid>
-      <w:tr>
-        <w:trPr>
-          <w:jc w:val="center"/>
-        </w:trPr>
-        <w:tc>
-          <w:tcPr>
-            <w:tcW w:w="3408" w:type="dxa"/>
-            <w:shd w:val="clear" w:color="auto" w:fill="FFF2CC"/>
-            <w:vAlign w:val="center"/>
-          </w:tcPr>
-          <w:p>
-            <w:r>
-              <w:rPr>
-                <w:b/>
-                <w:sz w:val="18"/>
-              </w:rPr>
-              <w:t>customer_id</w:t>
-            </w:r>
-          </w:p>
-        </w:tc>
-        <w:tc>
-          <w:tcPr>
-            <w:tcW w:w="3408" w:type="dxa"/>
-            <w:shd w:val="clear" w:color="auto" w:fill="FFF2CC"/>
-            <w:vAlign w:val="center"/>
-          </w:tcPr>
-          <w:p>
-            <w:r>
-              <w:rPr>
-                <w:b/>
-                <w:sz w:val="18"/>
-              </w:rPr>
-              <w:t>product_id</w:t>
-            </w:r>
-          </w:p>
-        </w:tc>
-        <w:tc>
-          <w:tcPr>
-            <w:tcW w:w="3408" w:type="dxa"/>
-            <w:shd w:val="clear" w:color="auto" w:fill="FFF2CC"/>
-            <w:vAlign w:val="center"/>
-          </w:tcPr>
-          <w:p>
-            <w:r>
-              <w:rPr>
-                <w:b/>
-                <w:sz w:val="18"/>
-              </w:rPr>
-              <w:t>quantity</w:t>
-            </w:r>
-          </w:p>
-        </w:tc>
-      </w:tr>
-      <w:tr>
-        <w:trPr>
-          <w:jc w:val="center"/>
-        </w:trPr>
-        <w:tc>
-          <w:tcPr>
-            <w:tcW w:w="3408" w:type="dxa"/>
-            <w:vAlign w:val="center"/>
-          </w:tcPr>
-          <w:p>
-            <w:r>
-              <w:rPr>
-                <w:sz w:val="18"/>
-              </w:rPr>
-              <w:t>101</w:t>
-            </w:r>
-          </w:p>
-        </w:tc>
-        <w:tc>
-          <w:tcPr>
-            <w:tcW w:w="3408" w:type="dxa"/>
-            <w:vAlign w:val="center"/>
-          </w:tcPr>
-          <w:p>
-            <w:r>
-              <w:rPr>
-                <w:sz w:val="18"/>
-              </w:rPr>
-              <w:t>P101</w:t>
-            </w:r>
-          </w:p>
-        </w:tc>
-        <w:tc>
-          <w:tcPr>
-            <w:tcW w:w="3408" w:type="dxa"/>
-            <w:vAlign w:val="center"/>
-          </w:tcPr>
-          <w:p>
-            <w:r>
-              <w:rPr>
-                <w:sz w:val="18"/>
-              </w:rPr>
-              <w:t>2</w:t>
-            </w:r>
-          </w:p>
-        </w:tc>
-      </w:tr>
-      <w:tr>
-        <w:trPr>
-          <w:jc w:val="center"/>
-        </w:trPr>
-        <w:tc>
-          <w:tcPr>
-            <w:tcW w:w="3408" w:type="dxa"/>
-            <w:vAlign w:val="center"/>
-          </w:tcPr>
-          <w:p>
-            <w:r>
-              <w:rPr>
-                <w:sz w:val="18"/>
-              </w:rPr>
-              <w:t>101</w:t>
-            </w:r>
-          </w:p>
-        </w:tc>
-        <w:tc>
-          <w:tcPr>
-            <w:tcW w:w="3408" w:type="dxa"/>
-            <w:vAlign w:val="center"/>
-          </w:tcPr>
-          <w:p>
-            <w:r>
-              <w:rPr>
-                <w:sz w:val="18"/>
-              </w:rPr>
-              <w:t>P102</w:t>
-            </w:r>
-          </w:p>
-        </w:tc>
-        <w:tc>
-          <w:tcPr>
-            <w:tcW w:w="3408" w:type="dxa"/>
-            <w:vAlign w:val="center"/>
-          </w:tcPr>
-          <w:p>
-            <w:r>
-              <w:rPr>
-                <w:sz w:val="18"/>
-              </w:rPr>
-              <w:t>1</w:t>
-            </w:r>
-          </w:p>
-        </w:tc>
-      </w:tr>
-      <w:tr>
-        <w:trPr>
-          <w:jc w:val="center"/>
-        </w:trPr>
-        <w:tc>
-          <w:tcPr>
-            <w:tcW w:w="3408" w:type="dxa"/>
-            <w:vAlign w:val="center"/>
-          </w:tcPr>
-          <w:p>
-            <w:r>
-              <w:rPr>
-                <w:sz w:val="18"/>
-              </w:rPr>
-              <w:t>101</w:t>
-            </w:r>
-          </w:p>
-        </w:tc>
-        <w:tc>
-          <w:tcPr>
-            <w:tcW w:w="3408" w:type="dxa"/>
-            <w:vAlign w:val="center"/>
-          </w:tcPr>
-          <w:p>
-            <w:r>
-              <w:rPr>
-                <w:sz w:val="18"/>
-              </w:rPr>
-              <w:t>P103</w:t>
-            </w:r>
-          </w:p>
-        </w:tc>
-        <w:tc>
-          <w:tcPr>
-            <w:tcW w:w="3408" w:type="dxa"/>
-            <w:vAlign w:val="center"/>
-          </w:tcPr>
-          <w:p>
-            <w:r>
-              <w:rPr>
-                <w:sz w:val="18"/>
-              </w:rPr>
-              <w:t>3</w:t>
-            </w:r>
-          </w:p>
-        </w:tc>
-      </w:tr>
-      <w:tr>
-        <w:trPr>
-          <w:jc w:val="center"/>
-        </w:trPr>
-        <w:tc>
-          <w:tcPr>
-            <w:tcW w:w="3408" w:type="dxa"/>
-            <w:vAlign w:val="center"/>
-          </w:tcPr>
-          <w:p>
-            <w:r>
-              <w:rPr>
-                <w:sz w:val="18"/>
-              </w:rPr>
-              <w:t>102</w:t>
-            </w:r>
-          </w:p>
-        </w:tc>
-        <w:tc>
-          <w:tcPr>
-            <w:tcW w:w="3408" w:type="dxa"/>
-            <w:vAlign w:val="center"/>
-          </w:tcPr>
-          <w:p>
-            <w:r>
-              <w:rPr>
-                <w:sz w:val="18"/>
-              </w:rPr>
-              <w:t>P102</w:t>
-            </w:r>
-          </w:p>
-        </w:tc>
-        <w:tc>
-          <w:tcPr>
-            <w:tcW w:w="3408" w:type="dxa"/>
-            <w:vAlign w:val="center"/>
-          </w:tcPr>
-          <w:p>
-            <w:r>
-              <w:rPr>
-                <w:sz w:val="18"/>
-              </w:rPr>
-              <w:t>2</w:t>
-            </w:r>
-          </w:p>
-        </w:tc>
-      </w:tr>
-      <w:tr>
-        <w:trPr>
-          <w:jc w:val="center"/>
-        </w:trPr>
-        <w:tc>
-          <w:tcPr>
-            <w:tcW w:w="3408" w:type="dxa"/>
-            <w:vAlign w:val="center"/>
-          </w:tcPr>
-          <w:p>
-            <w:r>
-              <w:rPr>
-                <w:sz w:val="18"/>
-              </w:rPr>
-              <w:t>102</w:t>
-            </w:r>
-          </w:p>
-        </w:tc>
-        <w:tc>
-          <w:tcPr>
-            <w:tcW w:w="3408" w:type="dxa"/>
-            <w:vAlign w:val="center"/>
-          </w:tcPr>
-          <w:p>
-            <w:r>
-              <w:rPr>
-                <w:sz w:val="18"/>
-              </w:rPr>
-              <w:t>P103</w:t>
-            </w:r>
-          </w:p>
-        </w:tc>
-        <w:tc>
-          <w:tcPr>
-            <w:tcW w:w="3408" w:type="dxa"/>
-            <w:vAlign w:val="center"/>
-          </w:tcPr>
-          <w:p>
-            <w:r>
-              <w:rPr>
-                <w:sz w:val="18"/>
-              </w:rPr>
-              <w:t>1</w:t>
-            </w:r>
-          </w:p>
-        </w:tc>
-      </w:tr>
-      <w:tr>
-        <w:trPr>
-          <w:jc w:val="center"/>
-        </w:trPr>
-        <w:tc>
-          <w:tcPr>
-            <w:tcW w:w="3408" w:type="dxa"/>
-            <w:vAlign w:val="center"/>
-          </w:tcPr>
-          <w:p>
-            <w:r>
-              <w:rPr>
-                <w:sz w:val="18"/>
-              </w:rPr>
-              <w:t>103</w:t>
-            </w:r>
-          </w:p>
-        </w:tc>
-        <w:tc>
-          <w:tcPr>
-            <w:tcW w:w="3408" w:type="dxa"/>
-            <w:vAlign w:val="center"/>
-          </w:tcPr>
-          <w:p>
-            <w:r>
-              <w:rPr>
-                <w:sz w:val="18"/>
-              </w:rPr>
-              <w:t>P103</w:t>
-            </w:r>
-          </w:p>
-        </w:tc>
-        <w:tc>
-          <w:tcPr>
-            <w:tcW w:w="3408" w:type="dxa"/>
-            <w:vAlign w:val="center"/>
-          </w:tcPr>
-          <w:p>
-            <w:r>
-              <w:rPr>
-                <w:sz w:val="18"/>
-              </w:rPr>
-              <w:t>2</w:t>
-            </w:r>
-          </w:p>
-        </w:tc>
-      </w:tr>
-      <w:tr>
-        <w:trPr>
-          <w:jc w:val="center"/>
-        </w:trPr>
-        <w:tc>
-          <w:tcPr>
-            <w:tcW w:w="3408" w:type="dxa"/>
-            <w:vAlign w:val="center"/>
-          </w:tcPr>
-          <w:p>
-            <w:r>
-              <w:rPr>
-                <w:sz w:val="18"/>
-              </w:rPr>
-              <w:t>103</w:t>
-            </w:r>
-          </w:p>
-        </w:tc>
-        <w:tc>
-          <w:tcPr>
-            <w:tcW w:w="3408" w:type="dxa"/>
-            <w:vAlign w:val="center"/>
-          </w:tcPr>
-          <w:p>
-            <w:r>
-              <w:rPr>
-                <w:sz w:val="18"/>
-              </w:rPr>
-              <w:t>P104</w:t>
-            </w:r>
-          </w:p>
-        </w:tc>
-        <w:tc>
-          <w:tcPr>
-            <w:tcW w:w="3408" w:type="dxa"/>
-            <w:vAlign w:val="center"/>
-          </w:tcPr>
-          <w:p>
-            <w:r>
-              <w:rPr>
-                <w:sz w:val="18"/>
-              </w:rPr>
-              <w:t>1</w:t>
-            </w:r>
-          </w:p>
-        </w:tc>
-      </w:tr>
-      <w:tr>
-        <w:trPr>
-          <w:jc w:val="center"/>
-        </w:trPr>
-        <w:tc>
-          <w:tcPr>
-            <w:tcW w:w="3408" w:type="dxa"/>
-            <w:vAlign w:val="center"/>
-          </w:tcPr>
-          <w:p>
-            <w:r>
-              <w:rPr>
-                <w:sz w:val="18"/>
-              </w:rPr>
-              <w:t>104</w:t>
-            </w:r>
-          </w:p>
-        </w:tc>
-        <w:tc>
-          <w:tcPr>
-            <w:tcW w:w="3408" w:type="dxa"/>
-            <w:vAlign w:val="center"/>
-          </w:tcPr>
-          <w:p>
-            <w:r>
-              <w:rPr>
-                <w:sz w:val="18"/>
-              </w:rPr>
-              <w:t>P101</w:t>
-            </w:r>
-          </w:p>
-        </w:tc>
-        <w:tc>
-          <w:tcPr>
-            <w:tcW w:w="3408" w:type="dxa"/>
-            <w:vAlign w:val="center"/>
-          </w:tcPr>
-          <w:p>
-            <w:r>
-              <w:rPr>
-                <w:sz w:val="18"/>
-              </w:rPr>
-              <w:t>1</w:t>
-            </w:r>
-          </w:p>
-        </w:tc>
-      </w:tr>
-      <w:tr>
-        <w:trPr>
-          <w:jc w:val="center"/>
-        </w:trPr>
-        <w:tc>
-          <w:tcPr>
-            <w:tcW w:w="3408" w:type="dxa"/>
-            <w:vAlign w:val="center"/>
-          </w:tcPr>
-          <w:p>
-            <w:r>
-              <w:rPr>
-                <w:sz w:val="18"/>
-              </w:rPr>
-              <w:t>104</w:t>
-            </w:r>
-          </w:p>
-        </w:tc>
-        <w:tc>
-          <w:tcPr>
-            <w:tcW w:w="3408" w:type="dxa"/>
-            <w:vAlign w:val="center"/>
-          </w:tcPr>
-          <w:p>
-            <w:r>
-              <w:rPr>
-                <w:sz w:val="18"/>
-              </w:rPr>
-              <w:t>P102</w:t>
-            </w:r>
-          </w:p>
-        </w:tc>
-        <w:tc>
-          <w:tcPr>
-            <w:tcW w:w="3408" w:type="dxa"/>
-            <w:vAlign w:val="center"/>
-          </w:tcPr>
-          <w:p>
-            <w:r>
-              <w:rPr>
-                <w:sz w:val="18"/>
-              </w:rPr>
-              <w:t>2</w:t>
-            </w:r>
-          </w:p>
-        </w:tc>
-      </w:tr>
-      <w:tr>
-        <w:trPr>
-          <w:jc w:val="center"/>
-        </w:trPr>
-        <w:tc>
-          <w:tcPr>
-            <w:tcW w:w="3408" w:type="dxa"/>
-            <w:vAlign w:val="center"/>
-          </w:tcPr>
-          <w:p>
-            <w:r>
-              <w:rPr>
-                <w:sz w:val="18"/>
-              </w:rPr>
-              <w:t>104</w:t>
-            </w:r>
-          </w:p>
-        </w:tc>
-        <w:tc>
-          <w:tcPr>
-            <w:tcW w:w="3408" w:type="dxa"/>
-            <w:vAlign w:val="center"/>
-          </w:tcPr>
-          <w:p>
-            <w:r>
-              <w:rPr>
-                <w:sz w:val="18"/>
-              </w:rPr>
-              <w:t>P103</w:t>
-            </w:r>
-          </w:p>
-        </w:tc>
-        <w:tc>
-          <w:tcPr>
-            <w:tcW w:w="3408" w:type="dxa"/>
-            <w:vAlign w:val="center"/>
-          </w:tcPr>
-          <w:p>
-            <w:r>
-              <w:rPr>
-                <w:sz w:val="18"/>
-              </w:rPr>
-              <w:t>1</w:t>
-            </w:r>
-          </w:p>
-        </w:tc>
-      </w:tr>
-      <w:tr>
-        <w:trPr>
-          <w:jc w:val="center"/>
-        </w:trPr>
-        <w:tc>
-          <w:tcPr>
-            <w:tcW w:w="3408" w:type="dxa"/>
-            <w:vAlign w:val="center"/>
-          </w:tcPr>
-          <w:p>
-            <w:r>
-              <w:rPr>
-                <w:sz w:val="18"/>
-              </w:rPr>
-              <w:t>104</w:t>
-            </w:r>
-          </w:p>
-        </w:tc>
-        <w:tc>
-          <w:tcPr>
-            <w:tcW w:w="3408" w:type="dxa"/>
-            <w:vAlign w:val="center"/>
-          </w:tcPr>
-          <w:p>
-            <w:r>
-              <w:rPr>
-                <w:sz w:val="18"/>
-              </w:rPr>
-              <w:t>P104</w:t>
-            </w:r>
-          </w:p>
-        </w:tc>
-        <w:tc>
-          <w:tcPr>
-            <w:tcW w:w="3408" w:type="dxa"/>
-            <w:vAlign w:val="center"/>
-          </w:tcPr>
-          <w:p>
-            <w:r>
-              <w:rPr>
-                <w:sz w:val="18"/>
-              </w:rPr>
-              <w:t>3</w:t>
-            </w:r>
-          </w:p>
-        </w:tc>
-      </w:tr>
-      <w:tr>
-        <w:trPr>
-          <w:jc w:val="center"/>
-        </w:trPr>
-        <w:tc>
-          <w:tcPr>
-            <w:tcW w:w="3408" w:type="dxa"/>
-            <w:vAlign w:val="center"/>
-          </w:tcPr>
-          <w:p>
-            <w:r>
-              <w:rPr>
-                <w:sz w:val="18"/>
-              </w:rPr>
-              <w:t>101</w:t>
-            </w:r>
-          </w:p>
-        </w:tc>
-        <w:tc>
-          <w:tcPr>
-            <w:tcW w:w="3408" w:type="dxa"/>
-            <w:vAlign w:val="center"/>
-          </w:tcPr>
-          <w:p>
-            <w:r>
-              <w:rPr>
-                <w:sz w:val="18"/>
-              </w:rPr>
-              <w:t>P104</w:t>
-            </w:r>
-          </w:p>
-        </w:tc>
-        <w:tc>
-          <w:tcPr>
-            <w:tcW w:w="3408" w:type="dxa"/>
-            <w:vAlign w:val="center"/>
-          </w:tcPr>
-          <w:p>
-            <w:r>
-              <w:rPr>
-                <w:sz w:val="18"/>
-              </w:rPr>
-              <w:t>1</w:t>
-            </w:r>
-          </w:p>
-        </w:tc>
-      </w:tr>
-    </w:tbl>
-    <w:p>
-      <w:r>
-        <w:rPr>
-          <w:b/>
-          <w:sz w:val="22"/>
-        </w:rPr>
-        <w:t>Problem Statement</w:t>
-      </w:r>
-    </w:p>
-    <w:p>
-      <w:r>
-        <w:t>Write a query to calculate a running total of products ordered for each customer, based on the alphabetical order of the product_id. For each order, show:</w:t>
-      </w:r>
-    </w:p>
-    <w:p>
-      <w:pPr>
-        <w:pStyle w:val="ListBullet"/>
-        <w:spacing w:after="20"/>
-      </w:pPr>
-      <w:r>
-        <w:t>customer_id</w:t>
-      </w:r>
-    </w:p>
-    <w:p>
-      <w:pPr>
-        <w:pStyle w:val="ListBullet"/>
-        <w:spacing w:after="20"/>
-      </w:pPr>
-      <w:r>
-        <w:t>name</w:t>
-      </w:r>
-    </w:p>
-    <w:p>
-      <w:pPr>
-        <w:pStyle w:val="ListBullet"/>
-        <w:spacing w:after="20"/>
-      </w:pPr>
-      <w:r>
-        <w:t>product_id</w:t>
-      </w:r>
-    </w:p>
-    <w:p>
-      <w:pPr>
-        <w:pStyle w:val="ListBullet"/>
-        <w:spacing w:after="20"/>
-      </w:pPr>
-      <w:r>
-        <w:t>running_order_count</w:t>
-      </w:r>
-      <w:r>
-        <w:t xml:space="preserve"> — number of products ordered by that customer up to and including that product (based on product_id order)</w:t>
-      </w:r>
-    </w:p>
-    <w:p>
-      <w:r>
-        <w:t>Use a window function with PARTITION BY customer_id and ORDER BY product_id.</w:t>
-      </w:r>
-    </w:p>
-    <w:p>
-      <w:r>
-        <w:rPr>
-          <w:b/>
-          <w:sz w:val="22"/>
-        </w:rPr>
-        <w:t>Expected Output</w:t>
-      </w:r>
-    </w:p>
-    <w:p>
-      <w:r>
-        <w:t>The output should contain customer_id, customer name, p</w:t>
-      </w:r>
-      <w:r>
-        <w:t>roduct_id, and the cumulative count for each customer in product_id order.</w:t>
-      </w:r>
-    </w:p>
-    <w:p/>
     <w:sectPr>
       <w:pgSz w:w="12240" w:h="15840"/>
       <w:pgMar w:top="864" w:right="1008" w:bottom="864" w:left="1008" w:header="720" w:footer="720" w:gutter="0"/>
@@ -19566,6 +13827,93 @@
       </w:tcPr>
     </w:tblStylePr>
   </w:style>
+  <w:style w:type="paragraph" w:customStyle="1" w:styleId="x1ghz6dp">
+    <w:name w:val="x1ghz6dp"/>
+    <w:basedOn w:val="Normal"/>
+    <w:rsid w:val="006B53D9"/>
+    <w:pPr>
+      <w:spacing w:before="100" w:beforeAutospacing="1" w:after="100" w:afterAutospacing="1" w:line="240" w:lineRule="auto"/>
+    </w:pPr>
+    <w:rPr>
+      <w:rFonts w:ascii="Times New Roman" w:eastAsia="Times New Roman" w:hAnsi="Times New Roman" w:cs="Times New Roman"/>
+      <w:sz w:val="24"/>
+      <w:szCs w:val="24"/>
+      <w:lang w:val="en-IN" w:eastAsia="en-IN"/>
+    </w:rPr>
+  </w:style>
+  <w:style w:type="character" w:styleId="HTMLCode">
+    <w:name w:val="HTML Code"/>
+    <w:basedOn w:val="DefaultParagraphFont"/>
+    <w:uiPriority w:val="99"/>
+    <w:semiHidden/>
+    <w:unhideWhenUsed/>
+    <w:rsid w:val="006B53D9"/>
+    <w:rPr>
+      <w:rFonts w:ascii="Courier New" w:eastAsia="Times New Roman" w:hAnsi="Courier New" w:cs="Courier New"/>
+      <w:sz w:val="20"/>
+      <w:szCs w:val="20"/>
+    </w:rPr>
+  </w:style>
+  <w:style w:type="character" w:customStyle="1" w:styleId="xt0psk2">
+    <w:name w:val="xt0psk2"/>
+    <w:basedOn w:val="DefaultParagraphFont"/>
+    <w:rsid w:val="006B53D9"/>
+  </w:style>
+  <w:style w:type="character" w:customStyle="1" w:styleId="x1lliihq">
+    <w:name w:val="x1lliihq"/>
+    <w:basedOn w:val="DefaultParagraphFont"/>
+    <w:rsid w:val="006B53D9"/>
+  </w:style>
+  <w:style w:type="paragraph" w:styleId="HTMLPreformatted">
+    <w:name w:val="HTML Preformatted"/>
+    <w:basedOn w:val="Normal"/>
+    <w:link w:val="HTMLPreformattedChar"/>
+    <w:uiPriority w:val="99"/>
+    <w:semiHidden/>
+    <w:unhideWhenUsed/>
+    <w:rsid w:val="006B53D9"/>
+    <w:pPr>
+      <w:tabs>
+        <w:tab w:val="left" w:pos="916"/>
+        <w:tab w:val="left" w:pos="1832"/>
+        <w:tab w:val="left" w:pos="2748"/>
+        <w:tab w:val="left" w:pos="3664"/>
+        <w:tab w:val="left" w:pos="4580"/>
+        <w:tab w:val="left" w:pos="5496"/>
+        <w:tab w:val="left" w:pos="6412"/>
+        <w:tab w:val="left" w:pos="7328"/>
+        <w:tab w:val="left" w:pos="8244"/>
+        <w:tab w:val="left" w:pos="9160"/>
+        <w:tab w:val="left" w:pos="10076"/>
+        <w:tab w:val="left" w:pos="10992"/>
+        <w:tab w:val="left" w:pos="11908"/>
+        <w:tab w:val="left" w:pos="12824"/>
+        <w:tab w:val="left" w:pos="13740"/>
+        <w:tab w:val="left" w:pos="14656"/>
+      </w:tabs>
+      <w:spacing w:after="0" w:line="240" w:lineRule="auto"/>
+    </w:pPr>
+    <w:rPr>
+      <w:rFonts w:ascii="Courier New" w:eastAsia="Times New Roman" w:hAnsi="Courier New" w:cs="Courier New"/>
+      <w:sz w:val="20"/>
+      <w:szCs w:val="20"/>
+      <w:lang w:val="en-IN" w:eastAsia="en-IN"/>
+    </w:rPr>
+  </w:style>
+  <w:style w:type="character" w:customStyle="1" w:styleId="HTMLPreformattedChar">
+    <w:name w:val="HTML Preformatted Char"/>
+    <w:basedOn w:val="DefaultParagraphFont"/>
+    <w:link w:val="HTMLPreformatted"/>
+    <w:uiPriority w:val="99"/>
+    <w:semiHidden/>
+    <w:rsid w:val="006B53D9"/>
+    <w:rPr>
+      <w:rFonts w:ascii="Courier New" w:eastAsia="Times New Roman" w:hAnsi="Courier New" w:cs="Courier New"/>
+      <w:sz w:val="20"/>
+      <w:szCs w:val="20"/>
+      <w:lang w:val="en-IN" w:eastAsia="en-IN"/>
+    </w:rPr>
+  </w:style>
 </w:styles>
 </file>
 
@@ -31415,6 +25763,93 @@
         <w:shd w:val="clear" w:color="auto" w:fill="FBCAA2" w:themeFill="accent6" w:themeFillTint="7F"/>
       </w:tcPr>
     </w:tblStylePr>
+  </w:style>
+  <w:style w:type="paragraph" w:customStyle="1" w:styleId="x1ghz6dp">
+    <w:name w:val="x1ghz6dp"/>
+    <w:basedOn w:val="Normal"/>
+    <w:rsid w:val="006B53D9"/>
+    <w:pPr>
+      <w:spacing w:before="100" w:beforeAutospacing="1" w:after="100" w:afterAutospacing="1" w:line="240" w:lineRule="auto"/>
+    </w:pPr>
+    <w:rPr>
+      <w:rFonts w:ascii="Times New Roman" w:eastAsia="Times New Roman" w:hAnsi="Times New Roman" w:cs="Times New Roman"/>
+      <w:sz w:val="24"/>
+      <w:szCs w:val="24"/>
+      <w:lang w:val="en-IN" w:eastAsia="en-IN"/>
+    </w:rPr>
+  </w:style>
+  <w:style w:type="character" w:styleId="HTMLCode">
+    <w:name w:val="HTML Code"/>
+    <w:basedOn w:val="DefaultParagraphFont"/>
+    <w:uiPriority w:val="99"/>
+    <w:semiHidden/>
+    <w:unhideWhenUsed/>
+    <w:rsid w:val="006B53D9"/>
+    <w:rPr>
+      <w:rFonts w:ascii="Courier New" w:eastAsia="Times New Roman" w:hAnsi="Courier New" w:cs="Courier New"/>
+      <w:sz w:val="20"/>
+      <w:szCs w:val="20"/>
+    </w:rPr>
+  </w:style>
+  <w:style w:type="character" w:customStyle="1" w:styleId="xt0psk2">
+    <w:name w:val="xt0psk2"/>
+    <w:basedOn w:val="DefaultParagraphFont"/>
+    <w:rsid w:val="006B53D9"/>
+  </w:style>
+  <w:style w:type="character" w:customStyle="1" w:styleId="x1lliihq">
+    <w:name w:val="x1lliihq"/>
+    <w:basedOn w:val="DefaultParagraphFont"/>
+    <w:rsid w:val="006B53D9"/>
+  </w:style>
+  <w:style w:type="paragraph" w:styleId="HTMLPreformatted">
+    <w:name w:val="HTML Preformatted"/>
+    <w:basedOn w:val="Normal"/>
+    <w:link w:val="HTMLPreformattedChar"/>
+    <w:uiPriority w:val="99"/>
+    <w:semiHidden/>
+    <w:unhideWhenUsed/>
+    <w:rsid w:val="006B53D9"/>
+    <w:pPr>
+      <w:tabs>
+        <w:tab w:val="left" w:pos="916"/>
+        <w:tab w:val="left" w:pos="1832"/>
+        <w:tab w:val="left" w:pos="2748"/>
+        <w:tab w:val="left" w:pos="3664"/>
+        <w:tab w:val="left" w:pos="4580"/>
+        <w:tab w:val="left" w:pos="5496"/>
+        <w:tab w:val="left" w:pos="6412"/>
+        <w:tab w:val="left" w:pos="7328"/>
+        <w:tab w:val="left" w:pos="8244"/>
+        <w:tab w:val="left" w:pos="9160"/>
+        <w:tab w:val="left" w:pos="10076"/>
+        <w:tab w:val="left" w:pos="10992"/>
+        <w:tab w:val="left" w:pos="11908"/>
+        <w:tab w:val="left" w:pos="12824"/>
+        <w:tab w:val="left" w:pos="13740"/>
+        <w:tab w:val="left" w:pos="14656"/>
+      </w:tabs>
+      <w:spacing w:after="0" w:line="240" w:lineRule="auto"/>
+    </w:pPr>
+    <w:rPr>
+      <w:rFonts w:ascii="Courier New" w:eastAsia="Times New Roman" w:hAnsi="Courier New" w:cs="Courier New"/>
+      <w:sz w:val="20"/>
+      <w:szCs w:val="20"/>
+      <w:lang w:val="en-IN" w:eastAsia="en-IN"/>
+    </w:rPr>
+  </w:style>
+  <w:style w:type="character" w:customStyle="1" w:styleId="HTMLPreformattedChar">
+    <w:name w:val="HTML Preformatted Char"/>
+    <w:basedOn w:val="DefaultParagraphFont"/>
+    <w:link w:val="HTMLPreformatted"/>
+    <w:uiPriority w:val="99"/>
+    <w:semiHidden/>
+    <w:rsid w:val="006B53D9"/>
+    <w:rPr>
+      <w:rFonts w:ascii="Courier New" w:eastAsia="Times New Roman" w:hAnsi="Courier New" w:cs="Courier New"/>
+      <w:sz w:val="20"/>
+      <w:szCs w:val="20"/>
+      <w:lang w:val="en-IN" w:eastAsia="en-IN"/>
+    </w:rPr>
   </w:style>
 </w:styles>
 </file>
@@ -31744,7 +26179,7 @@
 </file>
 
 <file path=customXml/itemProps1.xml><?xml version="1.0" encoding="utf-8"?>
-<ds:datastoreItem xmlns:ds="http://schemas.openxmlformats.org/officeDocument/2006/customXml" ds:itemID="{20430FCB-337A-4DCB-ABC0-890A3B3C161E}">
+<ds:datastoreItem xmlns:ds="http://schemas.openxmlformats.org/officeDocument/2006/customXml" ds:itemID="{86A5D249-B240-4423-B459-1430192D7632}">
   <ds:schemaRefs>
     <ds:schemaRef ds:uri="http://schemas.openxmlformats.org/officeDocument/2006/bibliography"/>
   </ds:schemaRefs>
